--- a/Чернова, 606-32, учебная практика.docx
+++ b/Чернова, 606-32, учебная практика.docx
@@ -1,6 +1,6 @@
 
 <file path=word/document.xml><?xml version="1.0" encoding="utf-8"?>
-<w:document xmlns:wpc="http://schemas.microsoft.com/office/word/2010/wordprocessingCanvas" xmlns:cx="http://schemas.microsoft.com/office/drawing/2014/chartex" xmlns:cx1="http://schemas.microsoft.com/office/drawing/2015/9/8/chartex" xmlns:cx2="http://schemas.microsoft.com/office/drawing/2015/10/21/chartex" xmlns:cx3="http://schemas.microsoft.com/office/drawing/2016/5/9/chartex" xmlns:cx4="http://schemas.microsoft.com/office/drawing/2016/5/10/chartex" xmlns:cx5="http://schemas.microsoft.com/office/drawing/2016/5/11/chartex" xmlns:cx6="http://schemas.microsoft.com/office/drawing/2016/5/12/chartex" xmlns:cx7="http://schemas.microsoft.com/office/drawing/2016/5/13/chartex" xmlns:cx8="http://schemas.microsoft.com/office/drawing/2016/5/14/chartex" xmlns:mc="http://schemas.openxmlformats.org/markup-compatibility/2006" xmlns:aink="http://schemas.microsoft.com/office/drawing/2016/ink" xmlns:am3d="http://schemas.microsoft.com/office/drawing/2017/model3d" xmlns:o="urn:schemas-microsoft-com:office:office" xmlns:r="http://schemas.openxmlformats.org/officeDocument/2006/relationships" xmlns:m="http://schemas.openxmlformats.org/officeDocument/2006/math" xmlns:v="urn:schemas-microsoft-com:vml" xmlns:wp14="http://schemas.microsoft.com/office/word/2010/wordprocessingDrawing" xmlns:wp="http://schemas.openxmlformats.org/drawingml/2006/wordprocessingDrawing" xmlns:w10="urn:schemas-microsoft-com:office:word" xmlns:w="http://schemas.openxmlformats.org/wordprocessingml/2006/main" xmlns:w14="http://schemas.microsoft.com/office/word/2010/wordml" xmlns:w15="http://schemas.microsoft.com/office/word/2012/wordml" xmlns:w16cex="http://schemas.microsoft.com/office/word/2018/wordml/cex" xmlns:w16cid="http://schemas.microsoft.com/office/word/2016/wordml/cid" xmlns:w16="http://schemas.microsoft.com/office/word/2018/wordml" xmlns:w16se="http://schemas.microsoft.com/office/word/2015/wordml/symex" xmlns:wpg="http://schemas.microsoft.com/office/word/2010/wordprocessingGroup" xmlns:wpi="http://schemas.microsoft.com/office/word/2010/wordprocessingInk" xmlns:wne="http://schemas.microsoft.com/office/word/2006/wordml" xmlns:wps="http://schemas.microsoft.com/office/word/2010/wordprocessingShape" mc:Ignorable="w14 w15 w16se w16cid w16 w16cex wp14">
+<w:document xmlns:wpc="http://schemas.microsoft.com/office/word/2010/wordprocessingCanvas" xmlns:cx="http://schemas.microsoft.com/office/drawing/2014/chartex" xmlns:cx1="http://schemas.microsoft.com/office/drawing/2015/9/8/chartex" xmlns:cx2="http://schemas.microsoft.com/office/drawing/2015/10/21/chartex" xmlns:cx3="http://schemas.microsoft.com/office/drawing/2016/5/9/chartex" xmlns:cx4="http://schemas.microsoft.com/office/drawing/2016/5/10/chartex" xmlns:cx5="http://schemas.microsoft.com/office/drawing/2016/5/11/chartex" xmlns:cx6="http://schemas.microsoft.com/office/drawing/2016/5/12/chartex" xmlns:cx7="http://schemas.microsoft.com/office/drawing/2016/5/13/chartex" xmlns:cx8="http://schemas.microsoft.com/office/drawing/2016/5/14/chartex" xmlns:mc="http://schemas.openxmlformats.org/markup-compatibility/2006" xmlns:aink="http://schemas.microsoft.com/office/drawing/2016/ink" xmlns:am3d="http://schemas.microsoft.com/office/drawing/2017/model3d" xmlns:o="urn:schemas-microsoft-com:office:office" xmlns:oel="http://schemas.microsoft.com/office/2019/extlst" xmlns:r="http://schemas.openxmlformats.org/officeDocument/2006/relationships" xmlns:m="http://schemas.openxmlformats.org/officeDocument/2006/math" xmlns:v="urn:schemas-microsoft-com:vml" xmlns:wp14="http://schemas.microsoft.com/office/word/2010/wordprocessingDrawing" xmlns:wp="http://schemas.openxmlformats.org/drawingml/2006/wordprocessingDrawing" xmlns:w10="urn:schemas-microsoft-com:office:word" xmlns:w="http://schemas.openxmlformats.org/wordprocessingml/2006/main" xmlns:w14="http://schemas.microsoft.com/office/word/2010/wordml" xmlns:w15="http://schemas.microsoft.com/office/word/2012/wordml" xmlns:w16cex="http://schemas.microsoft.com/office/word/2018/wordml/cex" xmlns:w16cid="http://schemas.microsoft.com/office/word/2016/wordml/cid" xmlns:w16="http://schemas.microsoft.com/office/word/2018/wordml" xmlns:w16sdtdh="http://schemas.microsoft.com/office/word/2020/wordml/sdtdatahash" xmlns:w16se="http://schemas.microsoft.com/office/word/2015/wordml/symex" xmlns:wpg="http://schemas.microsoft.com/office/word/2010/wordprocessingGroup" xmlns:wpi="http://schemas.microsoft.com/office/word/2010/wordprocessingInk" xmlns:wne="http://schemas.microsoft.com/office/word/2006/wordml" xmlns:wps="http://schemas.microsoft.com/office/word/2010/wordprocessingShape" mc:Ignorable="w14 w15 w16se w16cid w16 w16cex w16sdtdh wp14">
   <w:body>
     <w:p>
       <w:pPr>
@@ -310,7 +310,6 @@
           <w:rFonts w:eastAsia="Times New Roman" w:cs="Open Sans"/>
           <w:b/>
           <w:szCs w:val="24"/>
-          <w:highlight w:val="yellow"/>
           <w:lang w:eastAsia="ru-RU"/>
         </w:rPr>
         <w:t>по производственной практике, научно-исследовательской работе</w:t>
@@ -355,14 +354,6 @@
           <w:lang w:eastAsia="ru-RU"/>
         </w:rPr>
       </w:pPr>
-      <w:r>
-        <w:rPr>
-          <w:rFonts w:eastAsia="Times New Roman" w:cs="Open Sans"/>
-          <w:szCs w:val="24"/>
-          <w:lang w:eastAsia="ru-RU"/>
-        </w:rPr>
-        <w:t>(указывается наименование предприятия, место практики)</w:t>
-      </w:r>
     </w:p>
     <w:p>
       <w:pPr>
@@ -401,46 +392,9 @@
         <w:rPr>
           <w:rFonts w:eastAsia="Times New Roman" w:cs="Open Sans"/>
           <w:szCs w:val="24"/>
-          <w:highlight w:val="yellow"/>
-          <w:lang w:eastAsia="ru-RU"/>
-        </w:rPr>
-        <w:t xml:space="preserve">студента </w:t>
-      </w:r>
-      <w:r>
-        <w:rPr>
-          <w:rFonts w:eastAsia="Times New Roman" w:cs="Open Sans"/>
-          <w:szCs w:val="24"/>
-          <w:highlight w:val="yellow"/>
-          <w:lang w:eastAsia="ru-RU"/>
-        </w:rPr>
-        <w:t xml:space="preserve">3 </w:t>
-      </w:r>
-      <w:r>
-        <w:rPr>
-          <w:rFonts w:eastAsia="Times New Roman" w:cs="Open Sans"/>
-          <w:szCs w:val="24"/>
-          <w:highlight w:val="yellow"/>
-          <w:lang w:eastAsia="ru-RU"/>
-        </w:rPr>
-        <w:t xml:space="preserve">курса </w:t>
-      </w:r>
-      <w:r>
-        <w:rPr>
-          <w:rFonts w:eastAsia="Times New Roman" w:cs="Open Sans"/>
-          <w:szCs w:val="24"/>
-          <w:highlight w:val="yellow"/>
-          <w:lang w:eastAsia="ru-RU"/>
-        </w:rPr>
-        <w:t>606-32</w:t>
-      </w:r>
-      <w:r>
-        <w:rPr>
-          <w:rFonts w:eastAsia="Times New Roman" w:cs="Open Sans"/>
-          <w:szCs w:val="24"/>
-          <w:highlight w:val="yellow"/>
-          <w:lang w:eastAsia="ru-RU"/>
-        </w:rPr>
-        <w:t xml:space="preserve"> группы</w:t>
+          <w:lang w:eastAsia="ru-RU"/>
+        </w:rPr>
+        <w:t>студента 3 курса 606-32 группы</w:t>
       </w:r>
       <w:r>
         <w:rPr>
@@ -1175,7 +1129,6 @@
         <w:rPr>
           <w:rFonts w:cs="Open Sans"/>
           <w:szCs w:val="24"/>
-          <w:highlight w:val="yellow"/>
           <w:u w:val="single"/>
         </w:rPr>
         <w:t>606</w:t>
@@ -2144,7 +2097,23 @@
           <w:szCs w:val="24"/>
           <w:u w:val="single"/>
         </w:rPr>
-        <w:t xml:space="preserve">                             ________________________       Гавриленко Т.В.</w:t>
+        <w:t xml:space="preserve">                             ______________________</w:t>
+      </w:r>
+      <w:r>
+        <w:rPr>
+          <w:rFonts w:cs="Open Sans"/>
+          <w:szCs w:val="24"/>
+          <w:u w:val="single"/>
+        </w:rPr>
+        <w:t xml:space="preserve"> </w:t>
+      </w:r>
+      <w:r>
+        <w:rPr>
+          <w:rFonts w:cs="Open Sans"/>
+          <w:szCs w:val="24"/>
+          <w:u w:val="single"/>
+        </w:rPr>
+        <w:t>_       Гавриленко Т.В.</w:t>
       </w:r>
       <w:r>
         <w:rPr>
@@ -2165,6 +2134,11 @@
     </w:p>
     <w:sdt>
       <w:sdtPr>
+        <w:rPr>
+          <w:rFonts w:eastAsiaTheme="minorHAnsi" w:cstheme="minorBidi"/>
+          <w:szCs w:val="22"/>
+          <w:lang w:eastAsia="en-US"/>
+        </w:rPr>
         <w:id w:val="-329453293"/>
         <w:docPartObj>
           <w:docPartGallery w:val="Table of Contents"/>
@@ -2173,11 +2147,8 @@
       </w:sdtPr>
       <w:sdtEndPr>
         <w:rPr>
-          <w:rFonts w:eastAsiaTheme="minorHAnsi" w:cstheme="minorBidi"/>
           <w:b/>
           <w:bCs/>
-          <w:szCs w:val="22"/>
-          <w:lang w:eastAsia="en-US"/>
         </w:rPr>
       </w:sdtEndPr>
       <w:sdtContent>
@@ -2208,8 +2179,10 @@
             <w:rPr>
               <w:rFonts w:asciiTheme="minorHAnsi" w:eastAsiaTheme="minorEastAsia" w:hAnsiTheme="minorHAnsi"/>
               <w:noProof/>
-              <w:sz w:val="22"/>
+              <w:kern w:val="2"/>
+              <w:szCs w:val="24"/>
               <w:lang w:eastAsia="ru-RU"/>
+              <w14:ligatures w14:val="standardContextual"/>
             </w:rPr>
           </w:pPr>
           <w:r>
@@ -2233,7 +2206,7 @@
             </w:rPr>
             <w:fldChar w:fldCharType="separate"/>
           </w:r>
-          <w:hyperlink w:anchor="_Toc223281344" w:history="1">
+          <w:hyperlink w:anchor="_Toc223340737" w:history="1">
             <w:r>
               <w:rPr>
                 <w:rStyle w:val="aa"/>
@@ -2260,7 +2233,7 @@
                 <w:noProof/>
                 <w:webHidden/>
               </w:rPr>
-              <w:instrText xml:space="preserve"> PAGEREF _Toc223281344 \h </w:instrText>
+              <w:instrText xml:space="preserve"> PAGEREF _Toc223340737 \h </w:instrText>
             </w:r>
             <w:r>
               <w:rPr>
@@ -2281,6 +2254,225 @@
                 <w:webHidden/>
               </w:rPr>
               <w:t>4</w:t>
+            </w:r>
+            <w:r>
+              <w:rPr>
+                <w:noProof/>
+                <w:webHidden/>
+              </w:rPr>
+              <w:fldChar w:fldCharType="end"/>
+            </w:r>
+          </w:hyperlink>
+        </w:p>
+        <w:p>
+          <w:pPr>
+            <w:pStyle w:val="11"/>
+            <w:tabs>
+              <w:tab w:val="right" w:leader="dot" w:pos="9345"/>
+            </w:tabs>
+            <w:rPr>
+              <w:rFonts w:asciiTheme="minorHAnsi" w:eastAsiaTheme="minorEastAsia" w:hAnsiTheme="minorHAnsi"/>
+              <w:noProof/>
+              <w:kern w:val="2"/>
+              <w:szCs w:val="24"/>
+              <w:lang w:eastAsia="ru-RU"/>
+              <w14:ligatures w14:val="standardContextual"/>
+            </w:rPr>
+          </w:pPr>
+          <w:hyperlink w:anchor="_Toc223340738" w:history="1">
+            <w:r>
+              <w:rPr>
+                <w:rStyle w:val="aa"/>
+                <w:noProof/>
+              </w:rPr>
+              <w:t>АКТУАЛЬНОСТЬ</w:t>
+            </w:r>
+            <w:r>
+              <w:rPr>
+                <w:noProof/>
+                <w:webHidden/>
+              </w:rPr>
+              <w:tab/>
+            </w:r>
+            <w:r>
+              <w:rPr>
+                <w:noProof/>
+                <w:webHidden/>
+              </w:rPr>
+              <w:fldChar w:fldCharType="begin"/>
+            </w:r>
+            <w:r>
+              <w:rPr>
+                <w:noProof/>
+                <w:webHidden/>
+              </w:rPr>
+              <w:instrText xml:space="preserve"> PAGEREF _Toc223340738 \h </w:instrText>
+            </w:r>
+            <w:r>
+              <w:rPr>
+                <w:noProof/>
+                <w:webHidden/>
+              </w:rPr>
+            </w:r>
+            <w:r>
+              <w:rPr>
+                <w:noProof/>
+                <w:webHidden/>
+              </w:rPr>
+              <w:fldChar w:fldCharType="separate"/>
+            </w:r>
+            <w:r>
+              <w:rPr>
+                <w:noProof/>
+                <w:webHidden/>
+              </w:rPr>
+              <w:t>4</w:t>
+            </w:r>
+            <w:r>
+              <w:rPr>
+                <w:noProof/>
+                <w:webHidden/>
+              </w:rPr>
+              <w:fldChar w:fldCharType="end"/>
+            </w:r>
+          </w:hyperlink>
+        </w:p>
+        <w:p>
+          <w:pPr>
+            <w:pStyle w:val="11"/>
+            <w:tabs>
+              <w:tab w:val="right" w:leader="dot" w:pos="9345"/>
+            </w:tabs>
+            <w:rPr>
+              <w:rFonts w:asciiTheme="minorHAnsi" w:eastAsiaTheme="minorEastAsia" w:hAnsiTheme="minorHAnsi"/>
+              <w:noProof/>
+              <w:kern w:val="2"/>
+              <w:szCs w:val="24"/>
+              <w:lang w:eastAsia="ru-RU"/>
+              <w14:ligatures w14:val="standardContextual"/>
+            </w:rPr>
+          </w:pPr>
+          <w:hyperlink w:anchor="_Toc223340739" w:history="1">
+            <w:r>
+              <w:rPr>
+                <w:rStyle w:val="aa"/>
+                <w:noProof/>
+              </w:rPr>
+              <w:t>ЦЕЛЬ</w:t>
+            </w:r>
+            <w:r>
+              <w:rPr>
+                <w:noProof/>
+                <w:webHidden/>
+              </w:rPr>
+              <w:tab/>
+            </w:r>
+            <w:r>
+              <w:rPr>
+                <w:noProof/>
+                <w:webHidden/>
+              </w:rPr>
+              <w:fldChar w:fldCharType="begin"/>
+            </w:r>
+            <w:r>
+              <w:rPr>
+                <w:noProof/>
+                <w:webHidden/>
+              </w:rPr>
+              <w:instrText xml:space="preserve"> PAGEREF _Toc223340739 \h </w:instrText>
+            </w:r>
+            <w:r>
+              <w:rPr>
+                <w:noProof/>
+                <w:webHidden/>
+              </w:rPr>
+            </w:r>
+            <w:r>
+              <w:rPr>
+                <w:noProof/>
+                <w:webHidden/>
+              </w:rPr>
+              <w:fldChar w:fldCharType="separate"/>
+            </w:r>
+            <w:r>
+              <w:rPr>
+                <w:noProof/>
+                <w:webHidden/>
+              </w:rPr>
+              <w:t>5</w:t>
+            </w:r>
+            <w:r>
+              <w:rPr>
+                <w:noProof/>
+                <w:webHidden/>
+              </w:rPr>
+              <w:fldChar w:fldCharType="end"/>
+            </w:r>
+          </w:hyperlink>
+        </w:p>
+        <w:p>
+          <w:pPr>
+            <w:pStyle w:val="11"/>
+            <w:tabs>
+              <w:tab w:val="right" w:leader="dot" w:pos="9345"/>
+            </w:tabs>
+            <w:rPr>
+              <w:rFonts w:asciiTheme="minorHAnsi" w:eastAsiaTheme="minorEastAsia" w:hAnsiTheme="minorHAnsi"/>
+              <w:noProof/>
+              <w:kern w:val="2"/>
+              <w:szCs w:val="24"/>
+              <w:lang w:eastAsia="ru-RU"/>
+              <w14:ligatures w14:val="standardContextual"/>
+            </w:rPr>
+          </w:pPr>
+          <w:hyperlink w:anchor="_Toc223340740" w:history="1">
+            <w:r>
+              <w:rPr>
+                <w:rStyle w:val="aa"/>
+                <w:noProof/>
+              </w:rPr>
+              <w:t>ЗАДАЧА</w:t>
+            </w:r>
+            <w:r>
+              <w:rPr>
+                <w:noProof/>
+                <w:webHidden/>
+              </w:rPr>
+              <w:tab/>
+            </w:r>
+            <w:r>
+              <w:rPr>
+                <w:noProof/>
+                <w:webHidden/>
+              </w:rPr>
+              <w:fldChar w:fldCharType="begin"/>
+            </w:r>
+            <w:r>
+              <w:rPr>
+                <w:noProof/>
+                <w:webHidden/>
+              </w:rPr>
+              <w:instrText xml:space="preserve"> PAGEREF _Toc223340740 \h </w:instrText>
+            </w:r>
+            <w:r>
+              <w:rPr>
+                <w:noProof/>
+                <w:webHidden/>
+              </w:rPr>
+            </w:r>
+            <w:r>
+              <w:rPr>
+                <w:noProof/>
+                <w:webHidden/>
+              </w:rPr>
+              <w:fldChar w:fldCharType="separate"/>
+            </w:r>
+            <w:r>
+              <w:rPr>
+                <w:noProof/>
+                <w:webHidden/>
+              </w:rPr>
+              <w:t>5</w:t>
             </w:r>
             <w:r>
               <w:rPr>
@@ -2300,17 +2492,20 @@
             <w:rPr>
               <w:rFonts w:asciiTheme="minorHAnsi" w:eastAsiaTheme="minorEastAsia" w:hAnsiTheme="minorHAnsi"/>
               <w:noProof/>
-              <w:sz w:val="22"/>
+              <w:kern w:val="2"/>
+              <w:szCs w:val="24"/>
               <w:lang w:eastAsia="ru-RU"/>
+              <w14:ligatures w14:val="standardContextual"/>
             </w:rPr>
           </w:pPr>
-          <w:hyperlink w:anchor="_Toc223281345" w:history="1">
+          <w:hyperlink w:anchor="_Toc223340741" w:history="1">
             <w:r>
               <w:rPr>
                 <w:rStyle w:val="aa"/>
-                <w:noProof/>
-              </w:rPr>
-              <w:t>АКТУАЛЬНОСТЬ</w:t>
+                <w:rFonts w:cs="Open Sans"/>
+                <w:noProof/>
+              </w:rPr>
+              <w:t>1. Аналитический этап и проектирование архитектуры</w:t>
             </w:r>
             <w:r>
               <w:rPr>
@@ -2331,7 +2526,7 @@
                 <w:noProof/>
                 <w:webHidden/>
               </w:rPr>
-              <w:instrText xml:space="preserve"> PAGEREF _Toc223281345 \h </w:instrText>
+              <w:instrText xml:space="preserve"> PAGEREF _Toc223340741 \h </w:instrText>
             </w:r>
             <w:r>
               <w:rPr>
@@ -2351,7 +2546,7 @@
                 <w:noProof/>
                 <w:webHidden/>
               </w:rPr>
-              <w:t>4</w:t>
+              <w:t>5</w:t>
             </w:r>
             <w:r>
               <w:rPr>
@@ -2371,17 +2566,21 @@
             <w:rPr>
               <w:rFonts w:asciiTheme="minorHAnsi" w:eastAsiaTheme="minorEastAsia" w:hAnsiTheme="minorHAnsi"/>
               <w:noProof/>
-              <w:sz w:val="22"/>
+              <w:kern w:val="2"/>
+              <w:szCs w:val="24"/>
               <w:lang w:eastAsia="ru-RU"/>
+              <w14:ligatures w14:val="standardContextual"/>
             </w:rPr>
           </w:pPr>
-          <w:hyperlink w:anchor="_Toc223281346" w:history="1">
+          <w:hyperlink w:anchor="_Toc223340742" w:history="1">
             <w:r>
               <w:rPr>
                 <w:rStyle w:val="aa"/>
-                <w:noProof/>
-              </w:rPr>
-              <w:t>ЦЕЛЬ</w:t>
+                <w:rFonts w:cs="Open Sans"/>
+                <w:noProof/>
+                <w:lang w:eastAsia="ru-RU"/>
+              </w:rPr>
+              <w:t>2. Подготовка данных и базы знаний</w:t>
             </w:r>
             <w:r>
               <w:rPr>
@@ -2402,7 +2601,7 @@
                 <w:noProof/>
                 <w:webHidden/>
               </w:rPr>
-              <w:instrText xml:space="preserve"> PAGEREF _Toc223281346 \h </w:instrText>
+              <w:instrText xml:space="preserve"> PAGEREF _Toc223340742 \h </w:instrText>
             </w:r>
             <w:r>
               <w:rPr>
@@ -2442,17 +2641,21 @@
             <w:rPr>
               <w:rFonts w:asciiTheme="minorHAnsi" w:eastAsiaTheme="minorEastAsia" w:hAnsiTheme="minorHAnsi"/>
               <w:noProof/>
-              <w:sz w:val="22"/>
+              <w:kern w:val="2"/>
+              <w:szCs w:val="24"/>
               <w:lang w:eastAsia="ru-RU"/>
+              <w14:ligatures w14:val="standardContextual"/>
             </w:rPr>
           </w:pPr>
-          <w:hyperlink w:anchor="_Toc223281347" w:history="1">
+          <w:hyperlink w:anchor="_Toc223340743" w:history="1">
             <w:r>
               <w:rPr>
                 <w:rStyle w:val="aa"/>
-                <w:noProof/>
-              </w:rPr>
-              <w:t>ЗАДАЧА</w:t>
+                <w:rFonts w:cs="Open Sans"/>
+                <w:noProof/>
+                <w:lang w:eastAsia="ru-RU"/>
+              </w:rPr>
+              <w:t>3. Разработка и интеграция AI-компонента</w:t>
             </w:r>
             <w:r>
               <w:rPr>
@@ -2473,7 +2676,7 @@
                 <w:noProof/>
                 <w:webHidden/>
               </w:rPr>
-              <w:instrText xml:space="preserve"> PAGEREF _Toc223281347 \h </w:instrText>
+              <w:instrText xml:space="preserve"> PAGEREF _Toc223340743 \h </w:instrText>
             </w:r>
             <w:r>
               <w:rPr>
@@ -2493,7 +2696,7 @@
                 <w:noProof/>
                 <w:webHidden/>
               </w:rPr>
-              <w:t>5</w:t>
+              <w:t>6</w:t>
             </w:r>
             <w:r>
               <w:rPr>
@@ -2513,18 +2716,21 @@
             <w:rPr>
               <w:rFonts w:asciiTheme="minorHAnsi" w:eastAsiaTheme="minorEastAsia" w:hAnsiTheme="minorHAnsi"/>
               <w:noProof/>
-              <w:sz w:val="22"/>
+              <w:kern w:val="2"/>
+              <w:szCs w:val="24"/>
               <w:lang w:eastAsia="ru-RU"/>
+              <w14:ligatures w14:val="standardContextual"/>
             </w:rPr>
           </w:pPr>
-          <w:hyperlink w:anchor="_Toc223281348" w:history="1">
+          <w:hyperlink w:anchor="_Toc223340744" w:history="1">
             <w:r>
               <w:rPr>
                 <w:rStyle w:val="aa"/>
                 <w:rFonts w:cs="Open Sans"/>
                 <w:noProof/>
-              </w:rPr>
-              <w:t>1. Аналитический этап и проектирование архитектуры</w:t>
+                <w:lang w:eastAsia="ru-RU"/>
+              </w:rPr>
+              <w:t>4. Реализация функциональных модулей бота</w:t>
             </w:r>
             <w:r>
               <w:rPr>
@@ -2545,7 +2751,7 @@
                 <w:noProof/>
                 <w:webHidden/>
               </w:rPr>
-              <w:instrText xml:space="preserve"> PAGEREF _Toc223281348 \h </w:instrText>
+              <w:instrText xml:space="preserve"> PAGEREF _Toc223340744 \h </w:instrText>
             </w:r>
             <w:r>
               <w:rPr>
@@ -2565,7 +2771,7 @@
                 <w:noProof/>
                 <w:webHidden/>
               </w:rPr>
-              <w:t>5</w:t>
+              <w:t>6</w:t>
             </w:r>
             <w:r>
               <w:rPr>
@@ -2585,19 +2791,20 @@
             <w:rPr>
               <w:rFonts w:asciiTheme="minorHAnsi" w:eastAsiaTheme="minorEastAsia" w:hAnsiTheme="minorHAnsi"/>
               <w:noProof/>
-              <w:sz w:val="22"/>
+              <w:kern w:val="2"/>
+              <w:szCs w:val="24"/>
               <w:lang w:eastAsia="ru-RU"/>
+              <w14:ligatures w14:val="standardContextual"/>
             </w:rPr>
           </w:pPr>
-          <w:hyperlink w:anchor="_Toc223281349" w:history="1">
+          <w:hyperlink w:anchor="_Toc223340745" w:history="1">
             <w:r>
               <w:rPr>
                 <w:rStyle w:val="aa"/>
                 <w:rFonts w:cs="Open Sans"/>
                 <w:noProof/>
-                <w:lang w:eastAsia="ru-RU"/>
-              </w:rPr>
-              <w:t>2. Подготовка данных и базы знаний</w:t>
+              </w:rPr>
+              <w:t>5. Тестирование и отладка</w:t>
             </w:r>
             <w:r>
               <w:rPr>
@@ -2618,7 +2825,7 @@
                 <w:noProof/>
                 <w:webHidden/>
               </w:rPr>
-              <w:instrText xml:space="preserve"> PAGEREF _Toc223281349 \h </w:instrText>
+              <w:instrText xml:space="preserve"> PAGEREF _Toc223340745 \h </w:instrText>
             </w:r>
             <w:r>
               <w:rPr>
@@ -2638,7 +2845,7 @@
                 <w:noProof/>
                 <w:webHidden/>
               </w:rPr>
-              <w:t>5</w:t>
+              <w:t>7</w:t>
             </w:r>
             <w:r>
               <w:rPr>
@@ -2658,19 +2865,20 @@
             <w:rPr>
               <w:rFonts w:asciiTheme="minorHAnsi" w:eastAsiaTheme="minorEastAsia" w:hAnsiTheme="minorHAnsi"/>
               <w:noProof/>
-              <w:sz w:val="22"/>
+              <w:kern w:val="2"/>
+              <w:szCs w:val="24"/>
               <w:lang w:eastAsia="ru-RU"/>
+              <w14:ligatures w14:val="standardContextual"/>
             </w:rPr>
           </w:pPr>
-          <w:hyperlink w:anchor="_Toc223281350" w:history="1">
+          <w:hyperlink w:anchor="_Toc223340746" w:history="1">
             <w:r>
               <w:rPr>
                 <w:rStyle w:val="aa"/>
                 <w:rFonts w:cs="Open Sans"/>
                 <w:noProof/>
-                <w:lang w:eastAsia="ru-RU"/>
-              </w:rPr>
-              <w:t>3. Разработка и интеграция AI-компонента</w:t>
+              </w:rPr>
+              <w:t>6. Оформление документации и подготовка отчета</w:t>
             </w:r>
             <w:r>
               <w:rPr>
@@ -2691,7 +2899,7 @@
                 <w:noProof/>
                 <w:webHidden/>
               </w:rPr>
-              <w:instrText xml:space="preserve"> PAGEREF _Toc223281350 \h </w:instrText>
+              <w:instrText xml:space="preserve"> PAGEREF _Toc223340746 \h </w:instrText>
             </w:r>
             <w:r>
               <w:rPr>
@@ -2711,7 +2919,80 @@
                 <w:noProof/>
                 <w:webHidden/>
               </w:rPr>
-              <w:t>6</w:t>
+              <w:t>7</w:t>
+            </w:r>
+            <w:r>
+              <w:rPr>
+                <w:noProof/>
+                <w:webHidden/>
+              </w:rPr>
+              <w:fldChar w:fldCharType="end"/>
+            </w:r>
+          </w:hyperlink>
+        </w:p>
+        <w:p>
+          <w:pPr>
+            <w:pStyle w:val="11"/>
+            <w:tabs>
+              <w:tab w:val="right" w:leader="dot" w:pos="9345"/>
+            </w:tabs>
+            <w:rPr>
+              <w:rFonts w:asciiTheme="minorHAnsi" w:eastAsiaTheme="minorEastAsia" w:hAnsiTheme="minorHAnsi"/>
+              <w:noProof/>
+              <w:kern w:val="2"/>
+              <w:szCs w:val="24"/>
+              <w:lang w:eastAsia="ru-RU"/>
+              <w14:ligatures w14:val="standardContextual"/>
+            </w:rPr>
+          </w:pPr>
+          <w:hyperlink w:anchor="_Toc223340747" w:history="1">
+            <w:r>
+              <w:rPr>
+                <w:rStyle w:val="aa"/>
+                <w:noProof/>
+              </w:rPr>
+              <w:t>АНАЛИЗ ПРЕДМЕТНОЙ ОБЛАСТИ</w:t>
+            </w:r>
+            <w:r>
+              <w:rPr>
+                <w:noProof/>
+                <w:webHidden/>
+              </w:rPr>
+              <w:tab/>
+            </w:r>
+            <w:r>
+              <w:rPr>
+                <w:noProof/>
+                <w:webHidden/>
+              </w:rPr>
+              <w:fldChar w:fldCharType="begin"/>
+            </w:r>
+            <w:r>
+              <w:rPr>
+                <w:noProof/>
+                <w:webHidden/>
+              </w:rPr>
+              <w:instrText xml:space="preserve"> PAGEREF _Toc223340747 \h </w:instrText>
+            </w:r>
+            <w:r>
+              <w:rPr>
+                <w:noProof/>
+                <w:webHidden/>
+              </w:rPr>
+            </w:r>
+            <w:r>
+              <w:rPr>
+                <w:noProof/>
+                <w:webHidden/>
+              </w:rPr>
+              <w:fldChar w:fldCharType="separate"/>
+            </w:r>
+            <w:r>
+              <w:rPr>
+                <w:noProof/>
+                <w:webHidden/>
+              </w:rPr>
+              <w:t>7</w:t>
             </w:r>
             <w:r>
               <w:rPr>
@@ -2731,19 +3012,19 @@
             <w:rPr>
               <w:rFonts w:asciiTheme="minorHAnsi" w:eastAsiaTheme="minorEastAsia" w:hAnsiTheme="minorHAnsi"/>
               <w:noProof/>
-              <w:sz w:val="22"/>
+              <w:kern w:val="2"/>
+              <w:szCs w:val="24"/>
               <w:lang w:eastAsia="ru-RU"/>
+              <w14:ligatures w14:val="standardContextual"/>
             </w:rPr>
           </w:pPr>
-          <w:hyperlink w:anchor="_Toc223281351" w:history="1">
+          <w:hyperlink w:anchor="_Toc223340748" w:history="1">
             <w:r>
               <w:rPr>
                 <w:rStyle w:val="aa"/>
-                <w:rFonts w:cs="Open Sans"/>
-                <w:noProof/>
-                <w:lang w:eastAsia="ru-RU"/>
-              </w:rPr>
-              <w:t>4. Реализация функциональных модулей бота</w:t>
+                <w:noProof/>
+              </w:rPr>
+              <w:t>Общая характеристика предметной области</w:t>
             </w:r>
             <w:r>
               <w:rPr>
@@ -2764,7 +3045,7 @@
                 <w:noProof/>
                 <w:webHidden/>
               </w:rPr>
-              <w:instrText xml:space="preserve"> PAGEREF _Toc223281351 \h </w:instrText>
+              <w:instrText xml:space="preserve"> PAGEREF _Toc223340748 \h </w:instrText>
             </w:r>
             <w:r>
               <w:rPr>
@@ -2784,7 +3065,7 @@
                 <w:noProof/>
                 <w:webHidden/>
               </w:rPr>
-              <w:t>6</w:t>
+              <w:t>7</w:t>
             </w:r>
             <w:r>
               <w:rPr>
@@ -2804,18 +3085,19 @@
             <w:rPr>
               <w:rFonts w:asciiTheme="minorHAnsi" w:eastAsiaTheme="minorEastAsia" w:hAnsiTheme="minorHAnsi"/>
               <w:noProof/>
-              <w:sz w:val="22"/>
+              <w:kern w:val="2"/>
+              <w:szCs w:val="24"/>
               <w:lang w:eastAsia="ru-RU"/>
+              <w14:ligatures w14:val="standardContextual"/>
             </w:rPr>
           </w:pPr>
-          <w:hyperlink w:anchor="_Toc223281352" w:history="1">
+          <w:hyperlink w:anchor="_Toc223340749" w:history="1">
             <w:r>
               <w:rPr>
                 <w:rStyle w:val="aa"/>
-                <w:rFonts w:cs="Open Sans"/>
-                <w:noProof/>
-              </w:rPr>
-              <w:t>5. Тестирование и отладка</w:t>
+                <w:noProof/>
+              </w:rPr>
+              <w:t>Тенденции и статистика использования</w:t>
             </w:r>
             <w:r>
               <w:rPr>
@@ -2836,7 +3118,7 @@
                 <w:noProof/>
                 <w:webHidden/>
               </w:rPr>
-              <w:instrText xml:space="preserve"> PAGEREF _Toc223281352 \h </w:instrText>
+              <w:instrText xml:space="preserve"> PAGEREF _Toc223340749 \h </w:instrText>
             </w:r>
             <w:r>
               <w:rPr>
@@ -2856,7 +3138,7 @@
                 <w:noProof/>
                 <w:webHidden/>
               </w:rPr>
-              <w:t>7</w:t>
+              <w:t>8</w:t>
             </w:r>
             <w:r>
               <w:rPr>
@@ -2876,18 +3158,19 @@
             <w:rPr>
               <w:rFonts w:asciiTheme="minorHAnsi" w:eastAsiaTheme="minorEastAsia" w:hAnsiTheme="minorHAnsi"/>
               <w:noProof/>
-              <w:sz w:val="22"/>
+              <w:kern w:val="2"/>
+              <w:szCs w:val="24"/>
               <w:lang w:eastAsia="ru-RU"/>
+              <w14:ligatures w14:val="standardContextual"/>
             </w:rPr>
           </w:pPr>
-          <w:hyperlink w:anchor="_Toc223281353" w:history="1">
+          <w:hyperlink w:anchor="_Toc223340750" w:history="1">
             <w:r>
               <w:rPr>
                 <w:rStyle w:val="aa"/>
-                <w:rFonts w:cs="Open Sans"/>
-                <w:noProof/>
-              </w:rPr>
-              <w:t>6. Оформление документации и подготовка отчета</w:t>
+                <w:noProof/>
+              </w:rPr>
+              <w:t>Анализ существующих решений и аналогов</w:t>
             </w:r>
             <w:r>
               <w:rPr>
@@ -2908,7 +3191,7 @@
                 <w:noProof/>
                 <w:webHidden/>
               </w:rPr>
-              <w:instrText xml:space="preserve"> PAGEREF _Toc223281353 \h </w:instrText>
+              <w:instrText xml:space="preserve"> PAGEREF _Toc223340750 \h </w:instrText>
             </w:r>
             <w:r>
               <w:rPr>
@@ -2928,7 +3211,7 @@
                 <w:noProof/>
                 <w:webHidden/>
               </w:rPr>
-              <w:t>7</w:t>
+              <w:t>8</w:t>
             </w:r>
             <w:r>
               <w:rPr>
@@ -2948,16 +3231,91 @@
             <w:rPr>
               <w:rFonts w:asciiTheme="minorHAnsi" w:eastAsiaTheme="minorEastAsia" w:hAnsiTheme="minorHAnsi"/>
               <w:noProof/>
-              <w:sz w:val="22"/>
+              <w:kern w:val="2"/>
+              <w:szCs w:val="24"/>
               <w:lang w:eastAsia="ru-RU"/>
+              <w14:ligatures w14:val="standardContextual"/>
             </w:rPr>
           </w:pPr>
-          <w:hyperlink w:anchor="_Toc223281354" w:history="1">
+          <w:hyperlink w:anchor="_Toc223340751" w:history="1">
             <w:r>
               <w:rPr>
                 <w:rStyle w:val="aa"/>
                 <w:noProof/>
               </w:rPr>
+              <w:t>ПРОЕКТИРОВАНИЕ</w:t>
+            </w:r>
+            <w:r>
+              <w:rPr>
+                <w:noProof/>
+                <w:webHidden/>
+              </w:rPr>
+              <w:tab/>
+            </w:r>
+            <w:r>
+              <w:rPr>
+                <w:noProof/>
+                <w:webHidden/>
+              </w:rPr>
+              <w:fldChar w:fldCharType="begin"/>
+            </w:r>
+            <w:r>
+              <w:rPr>
+                <w:noProof/>
+                <w:webHidden/>
+              </w:rPr>
+              <w:instrText xml:space="preserve"> PAGEREF _Toc223340751 \h </w:instrText>
+            </w:r>
+            <w:r>
+              <w:rPr>
+                <w:noProof/>
+                <w:webHidden/>
+              </w:rPr>
+            </w:r>
+            <w:r>
+              <w:rPr>
+                <w:noProof/>
+                <w:webHidden/>
+              </w:rPr>
+              <w:fldChar w:fldCharType="separate"/>
+            </w:r>
+            <w:r>
+              <w:rPr>
+                <w:noProof/>
+                <w:webHidden/>
+              </w:rPr>
+              <w:t>10</w:t>
+            </w:r>
+            <w:r>
+              <w:rPr>
+                <w:noProof/>
+                <w:webHidden/>
+              </w:rPr>
+              <w:fldChar w:fldCharType="end"/>
+            </w:r>
+          </w:hyperlink>
+        </w:p>
+        <w:p>
+          <w:pPr>
+            <w:pStyle w:val="11"/>
+            <w:tabs>
+              <w:tab w:val="right" w:leader="dot" w:pos="9345"/>
+            </w:tabs>
+            <w:rPr>
+              <w:rFonts w:asciiTheme="minorHAnsi" w:eastAsiaTheme="minorEastAsia" w:hAnsiTheme="minorHAnsi"/>
+              <w:noProof/>
+              <w:kern w:val="2"/>
+              <w:szCs w:val="24"/>
+              <w:lang w:eastAsia="ru-RU"/>
+              <w14:ligatures w14:val="standardContextual"/>
+            </w:rPr>
+          </w:pPr>
+          <w:hyperlink w:anchor="_Toc223340752" w:history="1">
+            <w:r>
+              <w:rPr>
+                <w:rStyle w:val="aa"/>
+                <w:noProof/>
+              </w:rPr>
               <w:t>СПИСОК ЛИТЕРАТУРЫ</w:t>
             </w:r>
             <w:r>
@@ -2979,7 +3337,7 @@
                 <w:noProof/>
                 <w:webHidden/>
               </w:rPr>
-              <w:instrText xml:space="preserve"> PAGEREF _Toc223281354 \h </w:instrText>
+              <w:instrText xml:space="preserve"> PAGEREF _Toc223340752 \h </w:instrText>
             </w:r>
             <w:r>
               <w:rPr>
@@ -2999,7 +3357,7 @@
                 <w:noProof/>
                 <w:webHidden/>
               </w:rPr>
-              <w:t>8</w:t>
+              <w:t>11</w:t>
             </w:r>
             <w:r>
               <w:rPr>
@@ -3040,7 +3398,7 @@
         <w:pStyle w:val="1"/>
         <w:ind w:firstLine="708"/>
       </w:pPr>
-      <w:bookmarkStart w:id="0" w:name="_Toc223281344"/>
+      <w:bookmarkStart w:id="0" w:name="_Toc223340737"/>
       <w:r>
         <w:lastRenderedPageBreak/>
         <w:t>ВВЕДЕНИЕ</w:t>
@@ -3049,10 +3407,10 @@
     </w:p>
     <w:p>
       <w:pPr>
-        <w:pStyle w:val="2"/>
+        <w:pStyle w:val="1"/>
         <w:ind w:firstLine="708"/>
       </w:pPr>
-      <w:bookmarkStart w:id="1" w:name="_Toc223281345"/>
+      <w:bookmarkStart w:id="1" w:name="_Toc223340738"/>
       <w:r>
         <w:t>АКТУАЛЬНОСТЬ</w:t>
       </w:r>
@@ -3106,14 +3464,7 @@
           <w:rFonts w:ascii="Open Sans" w:hAnsi="Open Sans" w:cs="Open Sans"/>
           <w:color w:val="0F1115"/>
         </w:rPr>
-        <w:t xml:space="preserve"> В этих условиях цифровые инструменты становятся не просто удобным дополнением, а жизненной необходимостью для обеспечения доступности и непрерывности медицинской помощи. Разработка Телеграм-бота «Медицинский ассистент» отвечает на ключевые вызовы времени, что подтверждается следующими факторами</w:t>
-      </w:r>
-      <w:r>
-        <w:rPr>
-          <w:rFonts w:ascii="Open Sans" w:hAnsi="Open Sans" w:cs="Open Sans"/>
-          <w:color w:val="0F1115"/>
-        </w:rPr>
-        <w:t>:</w:t>
+        <w:t xml:space="preserve"> В этих условиях цифровые инструменты становятся не просто удобным дополнением, а жизненной необходимостью для обеспечения доступности и непрерывности медицинской помощи. Разработка Телеграм-бота «Медицинский ассистент» отвечает на ключевые вызовы времени, что подтверждается следующими факторами:</w:t>
       </w:r>
     </w:p>
     <w:p>
@@ -3154,23 +3505,7 @@
           <w:color w:val="0F1115"/>
         </w:rPr>
         <w:br/>
-        <w:t xml:space="preserve">Более 70% хронических заболеваний (таких как гипертония и диабет) можно эффективно контролировать на ранних стадиях при системном </w:t>
-      </w:r>
-      <w:proofErr w:type="gramStart"/>
-      <w:r>
-        <w:rPr>
-          <w:rFonts w:ascii="Open Sans" w:hAnsi="Open Sans" w:cs="Open Sans"/>
-          <w:color w:val="0F1115"/>
-        </w:rPr>
-        <w:t>наблюдении .</w:t>
-      </w:r>
-      <w:proofErr w:type="gramEnd"/>
-      <w:r>
-        <w:rPr>
-          <w:rFonts w:ascii="Open Sans" w:hAnsi="Open Sans" w:cs="Open Sans"/>
-          <w:color w:val="0F1115"/>
-        </w:rPr>
-        <w:t xml:space="preserve"> Практика показывает, что регулярный мониторинг жизненно важных показателей (давление, сахар в крови) с использованием технологий дистанционного наблюдения позволяет сократить количество ненужных госпитализаций примерно на </w:t>
+        <w:t>Более 70% хронических заболеваний (таких как гипертония и диабет) можно эффективно контролировать на ранних стадиях при системном наблюдении. Практика показывает, что регулярный мониторинг жизненно важных показателей (давление, сахар в крови) с использованием технологий дистанционного наблюдения позволяет сократить количество ненужных госпитализаций примерно на </w:t>
       </w:r>
       <w:r>
         <w:rPr>
@@ -3259,43 +3594,7 @@
           <w:color w:val="0F1115"/>
           <w:shd w:val="clear" w:color="auto" w:fill="FFFFFF"/>
         </w:rPr>
-        <w:t xml:space="preserve">Искусственный интеллект становится определяющим фактором в развитии медицины, помогая врачам в принятии решений и снижая их </w:t>
-      </w:r>
-      <w:proofErr w:type="gramStart"/>
-      <w:r>
-        <w:rPr>
-          <w:rFonts w:ascii="Open Sans" w:hAnsi="Open Sans" w:cs="Open Sans"/>
-          <w:color w:val="0F1115"/>
-          <w:shd w:val="clear" w:color="auto" w:fill="FFFFFF"/>
-        </w:rPr>
-        <w:t>нагрузку .</w:t>
-      </w:r>
-      <w:proofErr w:type="gramEnd"/>
-      <w:r>
-        <w:rPr>
-          <w:rFonts w:ascii="Open Sans" w:hAnsi="Open Sans" w:cs="Open Sans"/>
-          <w:color w:val="0F1115"/>
-          <w:shd w:val="clear" w:color="auto" w:fill="FFFFFF"/>
-        </w:rPr>
-        <w:t xml:space="preserve"> Пациенты же ожидают от клиник не просто лечения, а цифрового сервиса: онлайн-доступа к данным и персонализированного </w:t>
-      </w:r>
-      <w:proofErr w:type="gramStart"/>
-      <w:r>
-        <w:rPr>
-          <w:rFonts w:ascii="Open Sans" w:hAnsi="Open Sans" w:cs="Open Sans"/>
-          <w:color w:val="0F1115"/>
-          <w:shd w:val="clear" w:color="auto" w:fill="FFFFFF"/>
-        </w:rPr>
-        <w:t>подхода .</w:t>
-      </w:r>
-      <w:proofErr w:type="gramEnd"/>
-      <w:r>
-        <w:rPr>
-          <w:rFonts w:ascii="Open Sans" w:hAnsi="Open Sans" w:cs="Open Sans"/>
-          <w:color w:val="0F1115"/>
-          <w:shd w:val="clear" w:color="auto" w:fill="FFFFFF"/>
-        </w:rPr>
-        <w:t xml:space="preserve"> Интеграция ИИ в вашего бота позволяет выйти за рамки простых напоминаний. Используя большие языковые модели (LLM), бот способен обрабатывать запросы пользователя и предоставлять достоверную медицинскую информацию, выступая в роли "второго мнения" или первичного ассистента, что полностью соответствует глобальному тренду на внедрение AI-агентов для управления пациентами</w:t>
+        <w:t>Искусственный интеллект становится определяющим фактором в развитии медицины, помогая врачам в принятии решений и снижая их нагрузку. Пациенты же ожидают от клиник не просто лечения, а цифрового сервиса: онлайн-доступа к данным и персонализированного подхода. Интеграция ИИ в вашего бота позволяет выйти за рамки простых напоминаний. Используя большие языковые модели (LLM), бот способен обрабатывать запросы пользователя и предоставлять достоверную медицинскую информацию, выступая в роли "второго мнения" или первичного ассистента, что полностью соответствует глобальному тренду на внедрение AI-агентов для управления пациентами</w:t>
       </w:r>
       <w:r>
         <w:rPr>
@@ -3402,7 +3701,7 @@
           <w:color w:val="0F1115"/>
           <w:shd w:val="clear" w:color="auto" w:fill="FFFFFF"/>
         </w:rPr>
-        <w:t xml:space="preserve"> раз), Telegram выступает идеальной </w:t>
+        <w:t xml:space="preserve"> раз), Telegram выступает идеальной платформой. Это привычный, </w:t>
       </w:r>
       <w:proofErr w:type="gramStart"/>
       <w:r>
@@ -3411,7 +3710,7 @@
           <w:color w:val="0F1115"/>
           <w:shd w:val="clear" w:color="auto" w:fill="FFFFFF"/>
         </w:rPr>
-        <w:t>платформой .</w:t>
+        <w:t>кросс-платформенный</w:t>
       </w:r>
       <w:proofErr w:type="gramEnd"/>
       <w:r>
@@ -3420,41 +3719,23 @@
           <w:color w:val="0F1115"/>
           <w:shd w:val="clear" w:color="auto" w:fill="FFFFFF"/>
         </w:rPr>
-        <w:t xml:space="preserve"> Это привычный, </w:t>
-      </w:r>
-      <w:proofErr w:type="gramStart"/>
+        <w:t xml:space="preserve"> и безопасный мессенджер, который не требует от пользователя установки дополнительного ПО, что снижает порог входа, особенно для людей старшего возраста, для которых технологии, напоминающие о приеме лекарств и контроле быта, наиболее актуальны</w:t>
+      </w:r>
       <w:r>
         <w:rPr>
           <w:rFonts w:ascii="Open Sans" w:hAnsi="Open Sans" w:cs="Open Sans"/>
           <w:color w:val="0F1115"/>
           <w:shd w:val="clear" w:color="auto" w:fill="FFFFFF"/>
         </w:rPr>
-        <w:t>кросс-платформенный</w:t>
-      </w:r>
-      <w:proofErr w:type="gramEnd"/>
-      <w:r>
-        <w:rPr>
-          <w:rFonts w:ascii="Open Sans" w:hAnsi="Open Sans" w:cs="Open Sans"/>
-          <w:color w:val="0F1115"/>
-          <w:shd w:val="clear" w:color="auto" w:fill="FFFFFF"/>
-        </w:rPr>
-        <w:t xml:space="preserve"> и безопасный мессенджер, который не требует от пользователя установки дополнительного ПО, что снижает порог входа, особенно для людей старшего возраста, для которых технологии, напоминающие о приеме лекарств и контроле быта, наиболее актуальны</w:t>
-      </w:r>
-      <w:r>
-        <w:rPr>
-          <w:rFonts w:ascii="Open Sans" w:hAnsi="Open Sans" w:cs="Open Sans"/>
-          <w:color w:val="0F1115"/>
-          <w:shd w:val="clear" w:color="auto" w:fill="FFFFFF"/>
-        </w:rPr>
         <w:t>.[5]</w:t>
       </w:r>
     </w:p>
     <w:p>
       <w:pPr>
-        <w:pStyle w:val="2"/>
+        <w:pStyle w:val="1"/>
         <w:ind w:firstLine="708"/>
       </w:pPr>
-      <w:bookmarkStart w:id="2" w:name="_Toc223281346"/>
+      <w:bookmarkStart w:id="2" w:name="_Toc223340739"/>
       <w:r>
         <w:lastRenderedPageBreak/>
         <w:t>ЦЕЛЬ</w:t>
@@ -3472,26 +3753,24 @@
     </w:p>
     <w:p>
       <w:pPr>
+        <w:pStyle w:val="1"/>
+        <w:ind w:firstLine="708"/>
+      </w:pPr>
+      <w:bookmarkStart w:id="3" w:name="_Toc223340740"/>
+      <w:r>
+        <w:t>ЗАДАЧА</w:t>
+      </w:r>
+      <w:bookmarkEnd w:id="3"/>
+    </w:p>
+    <w:p>
+      <w:pPr>
         <w:pStyle w:val="2"/>
-      </w:pPr>
-      <w:r>
-        <w:tab/>
-      </w:r>
-      <w:bookmarkStart w:id="3" w:name="_Toc223281347"/>
-      <w:r>
-        <w:t>ЗАДАЧА</w:t>
-      </w:r>
-      <w:bookmarkEnd w:id="3"/>
-    </w:p>
-    <w:p>
-      <w:pPr>
-        <w:pStyle w:val="2"/>
         <w:rPr>
           <w:rFonts w:cs="Open Sans"/>
           <w:szCs w:val="24"/>
         </w:rPr>
       </w:pPr>
-      <w:bookmarkStart w:id="4" w:name="_Toc223281348"/>
+      <w:bookmarkStart w:id="4" w:name="_Toc223340741"/>
       <w:r>
         <w:rPr>
           <w:rFonts w:cs="Open Sans"/>
@@ -3775,7 +4054,7 @@
           <w:lang w:eastAsia="ru-RU"/>
         </w:rPr>
       </w:pPr>
-      <w:bookmarkStart w:id="5" w:name="_Toc223281349"/>
+      <w:bookmarkStart w:id="5" w:name="_Toc223340742"/>
       <w:r>
         <w:rPr>
           <w:rFonts w:cs="Open Sans"/>
@@ -4047,7 +4326,7 @@
           <w:lang w:eastAsia="ru-RU"/>
         </w:rPr>
       </w:pPr>
-      <w:bookmarkStart w:id="6" w:name="_Toc223281350"/>
+      <w:bookmarkStart w:id="6" w:name="_Toc223340743"/>
       <w:r>
         <w:rPr>
           <w:rFonts w:cs="Open Sans"/>
@@ -4234,7 +4513,7 @@
           <w:lang w:eastAsia="ru-RU"/>
         </w:rPr>
       </w:pPr>
-      <w:bookmarkStart w:id="7" w:name="_Toc223281351"/>
+      <w:bookmarkStart w:id="7" w:name="_Toc223340744"/>
       <w:r>
         <w:rPr>
           <w:rFonts w:cs="Open Sans"/>
@@ -4737,7 +5016,7 @@
           <w:szCs w:val="24"/>
         </w:rPr>
       </w:pPr>
-      <w:bookmarkStart w:id="8" w:name="_Toc223281352"/>
+      <w:bookmarkStart w:id="8" w:name="_Toc223340745"/>
       <w:r>
         <w:rPr>
           <w:rStyle w:val="a9"/>
@@ -4815,21 +5094,7 @@
           <w:rFonts w:ascii="Open Sans" w:hAnsi="Open Sans" w:cs="Open Sans"/>
           <w:color w:val="0F1115"/>
         </w:rPr>
-        <w:t xml:space="preserve">Провести функциональное тестирование всех пользовательских сценариев: от </w:t>
-      </w:r>
-      <w:r>
-        <w:rPr>
-          <w:rFonts w:ascii="Open Sans" w:hAnsi="Open Sans" w:cs="Open Sans"/>
-          <w:color w:val="0F1115"/>
-        </w:rPr>
-        <w:t xml:space="preserve">создания нового напоминания </w:t>
-      </w:r>
-      <w:r>
-        <w:rPr>
-          <w:rFonts w:ascii="Open Sans" w:hAnsi="Open Sans" w:cs="Open Sans"/>
-          <w:color w:val="0F1115"/>
-        </w:rPr>
-        <w:t>до получения консультации.</w:t>
+        <w:t>Провести функциональное тестирование всех пользовательских сценариев: от создания нового напоминания до получения консультации.</w:t>
       </w:r>
     </w:p>
     <w:p>
@@ -4874,7 +5139,7 @@
           <w:szCs w:val="24"/>
         </w:rPr>
       </w:pPr>
-      <w:bookmarkStart w:id="9" w:name="_Toc223281353"/>
+      <w:bookmarkStart w:id="9" w:name="_Toc223340746"/>
       <w:r>
         <w:rPr>
           <w:rStyle w:val="a9"/>
@@ -4957,6 +5222,324 @@
     <w:p/>
     <w:p>
       <w:pPr>
+        <w:pStyle w:val="1"/>
+        <w:ind w:firstLine="360"/>
+      </w:pPr>
+      <w:bookmarkStart w:id="10" w:name="_Toc223340747"/>
+      <w:r>
+        <w:t>АНАЛИЗ ПРЕДМЕТНОЙ ОБЛАСТИ</w:t>
+      </w:r>
+      <w:bookmarkEnd w:id="10"/>
+    </w:p>
+    <w:p>
+      <w:pPr>
+        <w:pStyle w:val="2"/>
+      </w:pPr>
+      <w:bookmarkStart w:id="11" w:name="_Toc223340748"/>
+      <w:r>
+        <w:t>Общая характеристика предметной области</w:t>
+      </w:r>
+      <w:bookmarkEnd w:id="11"/>
+    </w:p>
+    <w:p>
+      <w:r>
+        <w:t>Предметная область проекта «Медицинский ассистент» находится на пересечении трех сфер: цифрового здравоохранения, человеко-машинного взаимодействия и технологий искусственного интеллекта. Ключевая задача таких систем — обеспечить пациенту доступ к персонализированной медицинской поддержке вне стен лечебного учреждения, повысить приверженность лечению и снизить нагрузку на врачей за счет автоматизации рутинных процессов.</w:t>
+      </w:r>
+    </w:p>
+    <w:p>
+      <w:r>
+        <w:t>Современный рынок цифровых медицинских ассистентов включает два основных класса решений:</w:t>
+      </w:r>
+    </w:p>
+    <w:p>
+      <w:pPr>
+        <w:numPr>
+          <w:ilvl w:val="0"/>
+          <w:numId w:val="25"/>
+        </w:numPr>
+      </w:pPr>
+      <w:r>
+        <w:t>Системы для пациентов (напоминания о приеме лекарств, дневники здоровья, трекеры показателей);</w:t>
+      </w:r>
+    </w:p>
+    <w:p>
+      <w:pPr>
+        <w:numPr>
+          <w:ilvl w:val="0"/>
+          <w:numId w:val="25"/>
+        </w:numPr>
+      </w:pPr>
+      <w:r>
+        <w:t>Системы для врачей и клиник (ИИ-секретари, голосовое заполнение карт, помощь в диагностике).</w:t>
+      </w:r>
+    </w:p>
+    <w:p>
+      <w:r>
+        <w:t>Разрабатываемый Telegram-бот относится к первому классу, но с элементами второго (использование ИИ для первичной консультации).</w:t>
+      </w:r>
+    </w:p>
+    <w:p/>
+    <w:p>
+      <w:pPr>
+        <w:pStyle w:val="2"/>
+      </w:pPr>
+      <w:bookmarkStart w:id="12" w:name="_Toc223340749"/>
+      <w:r>
+        <w:lastRenderedPageBreak/>
+        <w:t>Тенденции и статистика использования</w:t>
+      </w:r>
+      <w:bookmarkEnd w:id="12"/>
+    </w:p>
+    <w:p>
+      <w:r>
+        <w:t>Анализ актуальных источников показывает устойчивый рост интереса к медицинским чат-ботам и приложениям для самоконтроля:</w:t>
+      </w:r>
+    </w:p>
+    <w:p>
+      <w:pPr>
+        <w:numPr>
+          <w:ilvl w:val="0"/>
+          <w:numId w:val="26"/>
+        </w:numPr>
+      </w:pPr>
+      <w:r>
+        <w:t>Рост рынка: мировой рынок решений для взаимодействия с пациентами (включая напоминания) демонстрирует устойчивый среднегодовой рост, превышающий 18%.</w:t>
+      </w:r>
+      <w:r>
+        <w:t>[6]</w:t>
+      </w:r>
+    </w:p>
+    <w:p>
+      <w:pPr>
+        <w:numPr>
+          <w:ilvl w:val="0"/>
+          <w:numId w:val="26"/>
+        </w:numPr>
+      </w:pPr>
+      <w:r>
+        <w:t>Популярность ИИ-консультаций: около 15% жителей Европы, Азии и США регулярно используют чат-боты для получения ответов на вопросы, связанные со здоровьем. При этом многие пользователи обращаются к ИИ не за общей информацией, а за конкретными клиническими рекомендациями</w:t>
+      </w:r>
+      <w:r>
+        <w:t>.[7]</w:t>
+      </w:r>
+    </w:p>
+    <w:p>
+      <w:pPr>
+        <w:numPr>
+          <w:ilvl w:val="0"/>
+          <w:numId w:val="26"/>
+        </w:numPr>
+      </w:pPr>
+      <w:r>
+        <w:t>Государственные инициативы: активно внедряются региональные медицинские чат-боты. Например, в Московской области более 833 тыс. пациентов воспользовались чат-ботом «Денис» для записи к врачу и сбора анамнеза, что подтверждает востребованность Telegram как платформы для медицинских сервисов</w:t>
+      </w:r>
+      <w:r>
+        <w:t>.</w:t>
+      </w:r>
+      <w:r>
+        <w:t>[8]</w:t>
+      </w:r>
+    </w:p>
+    <w:p/>
+    <w:p>
+      <w:pPr>
+        <w:pStyle w:val="2"/>
+      </w:pPr>
+      <w:bookmarkStart w:id="13" w:name="_Toc223340750"/>
+      <w:r>
+        <w:t>Анализ существующих решений и аналогов</w:t>
+      </w:r>
+      <w:bookmarkEnd w:id="13"/>
+    </w:p>
+    <w:p/>
+    <w:p>
+      <w:r>
+        <w:t>В ходе анализа предметной области были изучены существующие программные продукты, которые можно разделить на три категории.</w:t>
+      </w:r>
+    </w:p>
+    <w:p>
+      <w:r>
+        <w:t>Категория 1: Приложения-напоминалки о приеме лекарств</w:t>
+      </w:r>
+    </w:p>
+    <w:p>
+      <w:pPr>
+        <w:numPr>
+          <w:ilvl w:val="0"/>
+          <w:numId w:val="27"/>
+        </w:numPr>
+      </w:pPr>
+      <w:r>
+        <w:t xml:space="preserve">Примеры: «Мои таблетки», </w:t>
+      </w:r>
+      <w:proofErr w:type="spellStart"/>
+      <w:r>
+        <w:rPr>
+          <w:lang w:val="en-US"/>
+        </w:rPr>
+        <w:t>Medisafe</w:t>
+      </w:r>
+      <w:proofErr w:type="spellEnd"/>
+      <w:r>
+        <w:t xml:space="preserve">, </w:t>
+      </w:r>
+      <w:proofErr w:type="spellStart"/>
+      <w:r>
+        <w:rPr>
+          <w:lang w:val="en-US"/>
+        </w:rPr>
+        <w:t>MyTherapy</w:t>
+      </w:r>
+      <w:proofErr w:type="spellEnd"/>
+      <w:r>
+        <w:t>.</w:t>
+      </w:r>
+    </w:p>
+    <w:p>
+      <w:pPr>
+        <w:numPr>
+          <w:ilvl w:val="0"/>
+          <w:numId w:val="27"/>
+        </w:numPr>
+      </w:pPr>
+      <w:r>
+        <w:t xml:space="preserve">Функционал: создание расписания приема, </w:t>
+      </w:r>
+      <w:proofErr w:type="spellStart"/>
+      <w:r>
+        <w:t>push</w:t>
+      </w:r>
+      <w:proofErr w:type="spellEnd"/>
+      <w:r>
+        <w:t>-уведомления, подтверждение приема, иногда возможность добавления измерений давления или сахара.</w:t>
+      </w:r>
+    </w:p>
+    <w:p>
+      <w:pPr>
+        <w:numPr>
+          <w:ilvl w:val="0"/>
+          <w:numId w:val="27"/>
+        </w:numPr>
+      </w:pPr>
+      <w:r>
+        <w:t>Выявленные недостатки: пользователи отмечают сбои в доставке уведомлений (приходят не вовремя или не приходят вовсе), отсутствие функции повторного напоминания, невозможность настроить сложные циклы приема (раз в две недели, раз в месяц), отсутствие облачной синхронизации и резервного копирования.</w:t>
+      </w:r>
+    </w:p>
+    <w:p>
+      <w:r>
+        <w:t>Категория 2: Дневники здоровья и трекеры показателей</w:t>
+      </w:r>
+    </w:p>
+    <w:p>
+      <w:pPr>
+        <w:numPr>
+          <w:ilvl w:val="0"/>
+          <w:numId w:val="28"/>
+        </w:numPr>
+      </w:pPr>
+      <w:r>
+        <w:t>Примеры: «</w:t>
+      </w:r>
+      <w:proofErr w:type="spellStart"/>
+      <w:r>
+        <w:t>HealthKeeper</w:t>
+      </w:r>
+      <w:proofErr w:type="spellEnd"/>
+      <w:r>
+        <w:t>», «Дневник здоровья +».</w:t>
+      </w:r>
+    </w:p>
+    <w:p>
+      <w:pPr>
+        <w:numPr>
+          <w:ilvl w:val="0"/>
+          <w:numId w:val="28"/>
+        </w:numPr>
+      </w:pPr>
+      <w:r>
+        <w:t>Функционал: запись показателей (давление, пульс, сахар), ведение графиков и статистики, расчет ИМТ.</w:t>
+      </w:r>
+    </w:p>
+    <w:p>
+      <w:pPr>
+        <w:numPr>
+          <w:ilvl w:val="0"/>
+          <w:numId w:val="28"/>
+        </w:numPr>
+      </w:pPr>
+      <w:r>
+        <w:lastRenderedPageBreak/>
+        <w:t xml:space="preserve">Выявленные недостатки: данные приложения часто не имеют встроенной системы напоминаний или же напоминания реализованы примитивно. Отсутствует интеграция с "умными" помощниками и консультационными сервисами. Пользователи вынуждены использовать отдельно трекер и отдельно </w:t>
+      </w:r>
+      <w:r>
+        <w:t>приложение для напоминаний</w:t>
+      </w:r>
+      <w:r>
+        <w:t>.</w:t>
+      </w:r>
+    </w:p>
+    <w:p>
+      <w:r>
+        <w:t>Категория 3: Медицинские Telegram-боты с ИИ</w:t>
+      </w:r>
+    </w:p>
+    <w:p>
+      <w:pPr>
+        <w:numPr>
+          <w:ilvl w:val="0"/>
+          <w:numId w:val="29"/>
+        </w:numPr>
+      </w:pPr>
+      <w:r>
+        <w:t xml:space="preserve">Примеры: @HealthcareAssistanceBot, </w:t>
+      </w:r>
+      <w:proofErr w:type="spellStart"/>
+      <w:r>
+        <w:t>Uniset</w:t>
+      </w:r>
+      <w:proofErr w:type="spellEnd"/>
+      <w:r>
+        <w:t xml:space="preserve"> AI, чат-бот «Денис».</w:t>
+      </w:r>
+    </w:p>
+    <w:p>
+      <w:pPr>
+        <w:numPr>
+          <w:ilvl w:val="0"/>
+          <w:numId w:val="29"/>
+        </w:numPr>
+      </w:pPr>
+      <w:r>
+        <w:t>Функционал: консультирование по симптомам, сбор анамнеза, запись к врачу, работа с файлами (анализы, снимки).</w:t>
+      </w:r>
+    </w:p>
+    <w:p>
+      <w:pPr>
+        <w:numPr>
+          <w:ilvl w:val="0"/>
+          <w:numId w:val="29"/>
+        </w:numPr>
+      </w:pPr>
+      <w:r>
+        <w:t>Выявленные недостатки</w:t>
+      </w:r>
+      <w:r>
+        <w:t xml:space="preserve">: </w:t>
+      </w:r>
+      <w:r>
+        <w:t>нет возможности устанавливать расписание приёма лекарств, измерения параметров тела</w:t>
+      </w:r>
+      <w:r>
+        <w:t>.</w:t>
+      </w:r>
+    </w:p>
+    <w:p>
+      <w:r>
+        <w:t>Анализ предметной области показал, что разработка Telegram-бота «Медицинский ассистент» является актуальной и практически значимой задачей. Существующие решения либо узкоспециализированы (только напоминания или только дневник), либо небезопасны с медицинской точки зрения ("сырые" LLM без ограничений), либо неудобны в использовании.</w:t>
+      </w:r>
+    </w:p>
+    <w:p>
+      <w:pPr>
         <w:spacing w:line="259" w:lineRule="auto"/>
       </w:pPr>
       <w:r>
@@ -4969,15 +5552,16 @@
       </w:pPr>
       <w:r>
         <w:lastRenderedPageBreak/>
-        <w:t>АНАЛИЗ ПРЕДМЕТНОЙ ОБЛАСТИ</w:t>
-      </w:r>
+        <w:tab/>
+      </w:r>
+      <w:bookmarkStart w:id="14" w:name="_Toc223340751"/>
+      <w:r>
+        <w:t>ПРОЕКТИРОВАНИЕ</w:t>
+      </w:r>
+      <w:bookmarkEnd w:id="14"/>
     </w:p>
     <w:p/>
     <w:p>
-      <w:bookmarkStart w:id="10" w:name="_GoBack"/>
-      <w:bookmarkEnd w:id="10"/>
-    </w:p>
-    <w:p>
       <w:pPr>
         <w:spacing w:line="259" w:lineRule="auto"/>
       </w:pPr>
@@ -4989,12 +5573,12 @@
       <w:pPr>
         <w:pStyle w:val="1"/>
       </w:pPr>
-      <w:bookmarkStart w:id="11" w:name="_Toc223281354"/>
+      <w:bookmarkStart w:id="15" w:name="_Toc223340752"/>
       <w:r>
         <w:lastRenderedPageBreak/>
         <w:t>СПИСОК ЛИТЕРАТУРЫ</w:t>
       </w:r>
-      <w:bookmarkEnd w:id="11"/>
+      <w:bookmarkEnd w:id="15"/>
     </w:p>
     <w:p>
       <w:pPr>
@@ -5006,27 +5590,26 @@
         <w:jc w:val="both"/>
         <w:rPr>
           <w:rFonts w:ascii="Open Sans" w:hAnsi="Open Sans" w:cs="Open Sans"/>
+        </w:rPr>
+      </w:pPr>
+      <w:r>
+        <w:rPr>
+          <w:rFonts w:ascii="Open Sans" w:hAnsi="Open Sans" w:cs="Open Sans"/>
+        </w:rPr>
+        <w:t xml:space="preserve">МИС SQNS | Медицинские тренды 2026: цифровизация, телемедицина и рост требований к клиникам (Электронный ресурс). </w:t>
+      </w:r>
+      <w:r>
+        <w:rPr>
+          <w:rFonts w:ascii="Open Sans" w:hAnsi="Open Sans" w:cs="Open Sans"/>
           <w:lang w:val="en-US"/>
         </w:rPr>
-      </w:pPr>
-      <w:r>
-        <w:rPr>
-          <w:rFonts w:ascii="Open Sans" w:hAnsi="Open Sans" w:cs="Open Sans"/>
-        </w:rPr>
-        <w:t>МИС SQNS | Медицинские тренды 2026: цифровизация, телемедицина и рост требований к клиникам</w:t>
-      </w:r>
-      <w:r>
-        <w:rPr>
-          <w:rFonts w:ascii="Open Sans" w:hAnsi="Open Sans" w:cs="Open Sans"/>
-        </w:rPr>
-        <w:t xml:space="preserve"> (Электронный ресурс). </w:t>
-      </w:r>
-      <w:r>
-        <w:rPr>
-          <w:rFonts w:ascii="Open Sans" w:hAnsi="Open Sans" w:cs="Open Sans"/>
-          <w:lang w:val="en-US"/>
-        </w:rPr>
-        <w:t xml:space="preserve">URL: </w:t>
+        <w:t>URL</w:t>
+      </w:r>
+      <w:r>
+        <w:rPr>
+          <w:rFonts w:ascii="Open Sans" w:hAnsi="Open Sans" w:cs="Open Sans"/>
+        </w:rPr>
+        <w:t xml:space="preserve">: </w:t>
       </w:r>
       <w:hyperlink r:id="rId8" w:history="1">
         <w:r>
@@ -5035,9 +5618,209 @@
             <w:rFonts w:ascii="Open Sans" w:hAnsi="Open Sans" w:cs="Open Sans"/>
             <w:lang w:val="en-US"/>
           </w:rPr>
-          <w:t>https://sqns.ru/medicinskie-trendy-2026-cifrovizaciya-telemedicina-i-rost-trebovaniy-k-klinikam</w:t>
-        </w:r>
+          <w:t>https</w:t>
+        </w:r>
+        <w:r>
+          <w:rPr>
+            <w:rStyle w:val="aa"/>
+            <w:rFonts w:ascii="Open Sans" w:hAnsi="Open Sans" w:cs="Open Sans"/>
+          </w:rPr>
+          <w:t>://</w:t>
+        </w:r>
+        <w:r>
+          <w:rPr>
+            <w:rStyle w:val="aa"/>
+            <w:rFonts w:ascii="Open Sans" w:hAnsi="Open Sans" w:cs="Open Sans"/>
+            <w:lang w:val="en-US"/>
+          </w:rPr>
+          <w:t>sqns</w:t>
+        </w:r>
+        <w:r>
+          <w:rPr>
+            <w:rStyle w:val="aa"/>
+            <w:rFonts w:ascii="Open Sans" w:hAnsi="Open Sans" w:cs="Open Sans"/>
+          </w:rPr>
+          <w:t>.</w:t>
+        </w:r>
+        <w:proofErr w:type="spellStart"/>
+        <w:r>
+          <w:rPr>
+            <w:rStyle w:val="aa"/>
+            <w:rFonts w:ascii="Open Sans" w:hAnsi="Open Sans" w:cs="Open Sans"/>
+            <w:lang w:val="en-US"/>
+          </w:rPr>
+          <w:t>ru</w:t>
+        </w:r>
+        <w:proofErr w:type="spellEnd"/>
+        <w:r>
+          <w:rPr>
+            <w:rStyle w:val="aa"/>
+            <w:rFonts w:ascii="Open Sans" w:hAnsi="Open Sans" w:cs="Open Sans"/>
+          </w:rPr>
+          <w:t>/</w:t>
+        </w:r>
+        <w:proofErr w:type="spellStart"/>
+        <w:r>
+          <w:rPr>
+            <w:rStyle w:val="aa"/>
+            <w:rFonts w:ascii="Open Sans" w:hAnsi="Open Sans" w:cs="Open Sans"/>
+            <w:lang w:val="en-US"/>
+          </w:rPr>
+          <w:t>medicinskie</w:t>
+        </w:r>
+        <w:proofErr w:type="spellEnd"/>
+        <w:r>
+          <w:rPr>
+            <w:rStyle w:val="aa"/>
+            <w:rFonts w:ascii="Open Sans" w:hAnsi="Open Sans" w:cs="Open Sans"/>
+          </w:rPr>
+          <w:t>-</w:t>
+        </w:r>
+        <w:r>
+          <w:rPr>
+            <w:rStyle w:val="aa"/>
+            <w:rFonts w:ascii="Open Sans" w:hAnsi="Open Sans" w:cs="Open Sans"/>
+            <w:lang w:val="en-US"/>
+          </w:rPr>
+          <w:t>trendy</w:t>
+        </w:r>
+        <w:r>
+          <w:rPr>
+            <w:rStyle w:val="aa"/>
+            <w:rFonts w:ascii="Open Sans" w:hAnsi="Open Sans" w:cs="Open Sans"/>
+          </w:rPr>
+          <w:t>-2026-</w:t>
+        </w:r>
+        <w:proofErr w:type="spellStart"/>
+        <w:r>
+          <w:rPr>
+            <w:rStyle w:val="aa"/>
+            <w:rFonts w:ascii="Open Sans" w:hAnsi="Open Sans" w:cs="Open Sans"/>
+            <w:lang w:val="en-US"/>
+          </w:rPr>
+          <w:t>cifrovizaciya</w:t>
+        </w:r>
+        <w:proofErr w:type="spellEnd"/>
+        <w:r>
+          <w:rPr>
+            <w:rStyle w:val="aa"/>
+            <w:rFonts w:ascii="Open Sans" w:hAnsi="Open Sans" w:cs="Open Sans"/>
+          </w:rPr>
+          <w:t>-</w:t>
+        </w:r>
+        <w:proofErr w:type="spellStart"/>
+        <w:r>
+          <w:rPr>
+            <w:rStyle w:val="aa"/>
+            <w:rFonts w:ascii="Open Sans" w:hAnsi="Open Sans" w:cs="Open Sans"/>
+            <w:lang w:val="en-US"/>
+          </w:rPr>
+          <w:t>telemedicina</w:t>
+        </w:r>
+        <w:proofErr w:type="spellEnd"/>
+        <w:r>
+          <w:rPr>
+            <w:rStyle w:val="aa"/>
+            <w:rFonts w:ascii="Open Sans" w:hAnsi="Open Sans" w:cs="Open Sans"/>
+          </w:rPr>
+          <w:t>-</w:t>
+        </w:r>
+        <w:proofErr w:type="spellStart"/>
+        <w:r>
+          <w:rPr>
+            <w:rStyle w:val="aa"/>
+            <w:rFonts w:ascii="Open Sans" w:hAnsi="Open Sans" w:cs="Open Sans"/>
+            <w:lang w:val="en-US"/>
+          </w:rPr>
+          <w:t>i</w:t>
+        </w:r>
+        <w:proofErr w:type="spellEnd"/>
+        <w:r>
+          <w:rPr>
+            <w:rStyle w:val="aa"/>
+            <w:rFonts w:ascii="Open Sans" w:hAnsi="Open Sans" w:cs="Open Sans"/>
+          </w:rPr>
+          <w:t>-</w:t>
+        </w:r>
+        <w:proofErr w:type="spellStart"/>
+        <w:r>
+          <w:rPr>
+            <w:rStyle w:val="aa"/>
+            <w:rFonts w:ascii="Open Sans" w:hAnsi="Open Sans" w:cs="Open Sans"/>
+            <w:lang w:val="en-US"/>
+          </w:rPr>
+          <w:t>rost</w:t>
+        </w:r>
+        <w:proofErr w:type="spellEnd"/>
+        <w:r>
+          <w:rPr>
+            <w:rStyle w:val="aa"/>
+            <w:rFonts w:ascii="Open Sans" w:hAnsi="Open Sans" w:cs="Open Sans"/>
+          </w:rPr>
+          <w:t>-</w:t>
+        </w:r>
+        <w:proofErr w:type="spellStart"/>
+        <w:r>
+          <w:rPr>
+            <w:rStyle w:val="aa"/>
+            <w:rFonts w:ascii="Open Sans" w:hAnsi="Open Sans" w:cs="Open Sans"/>
+            <w:lang w:val="en-US"/>
+          </w:rPr>
+          <w:t>trebovaniy</w:t>
+        </w:r>
+        <w:proofErr w:type="spellEnd"/>
+        <w:r>
+          <w:rPr>
+            <w:rStyle w:val="aa"/>
+            <w:rFonts w:ascii="Open Sans" w:hAnsi="Open Sans" w:cs="Open Sans"/>
+          </w:rPr>
+          <w:t>-</w:t>
+        </w:r>
+        <w:r>
+          <w:rPr>
+            <w:rStyle w:val="aa"/>
+            <w:rFonts w:ascii="Open Sans" w:hAnsi="Open Sans" w:cs="Open Sans"/>
+            <w:lang w:val="en-US"/>
+          </w:rPr>
+          <w:t>k</w:t>
+        </w:r>
+        <w:r>
+          <w:rPr>
+            <w:rStyle w:val="aa"/>
+            <w:rFonts w:ascii="Open Sans" w:hAnsi="Open Sans" w:cs="Open Sans"/>
+          </w:rPr>
+          <w:t>-</w:t>
+        </w:r>
+        <w:proofErr w:type="spellStart"/>
+        <w:r>
+          <w:rPr>
+            <w:rStyle w:val="aa"/>
+            <w:rFonts w:ascii="Open Sans" w:hAnsi="Open Sans" w:cs="Open Sans"/>
+            <w:lang w:val="en-US"/>
+          </w:rPr>
+          <w:t>klinikam</w:t>
+        </w:r>
+        <w:proofErr w:type="spellEnd"/>
       </w:hyperlink>
+      <w:r>
+        <w:rPr>
+          <w:rStyle w:val="aa"/>
+          <w:rFonts w:ascii="Open Sans" w:hAnsi="Open Sans" w:cs="Open Sans"/>
+        </w:rPr>
+        <w:t xml:space="preserve"> </w:t>
+      </w:r>
+      <w:r>
+        <w:rPr>
+          <w:rFonts w:ascii="Open Sans" w:hAnsi="Open Sans" w:cs="Open Sans"/>
+        </w:rPr>
+        <w:t>(</w:t>
+      </w:r>
+      <w:r>
+        <w:rPr>
+          <w:rFonts w:ascii="Open Sans" w:hAnsi="Open Sans" w:cs="Open Sans"/>
+        </w:rPr>
+        <w:t>дата обращения: 01.03.2026)</w:t>
+      </w:r>
     </w:p>
     <w:p>
       <w:pPr>
@@ -5049,27 +5832,26 @@
         <w:jc w:val="both"/>
         <w:rPr>
           <w:rFonts w:ascii="Open Sans" w:hAnsi="Open Sans" w:cs="Open Sans"/>
+        </w:rPr>
+      </w:pPr>
+      <w:r>
+        <w:rPr>
+          <w:rFonts w:ascii="Open Sans" w:hAnsi="Open Sans" w:cs="Open Sans"/>
+        </w:rPr>
+        <w:t xml:space="preserve">Киоски телемедицины 2026: 5 наиболее рентабельных вариантов использования (Электронный ресурс). </w:t>
+      </w:r>
+      <w:r>
+        <w:rPr>
+          <w:rFonts w:ascii="Open Sans" w:hAnsi="Open Sans" w:cs="Open Sans"/>
           <w:lang w:val="en-US"/>
         </w:rPr>
-      </w:pPr>
-      <w:r>
-        <w:rPr>
-          <w:rFonts w:ascii="Open Sans" w:hAnsi="Open Sans" w:cs="Open Sans"/>
-        </w:rPr>
-        <w:t>Киоски телемедицины 2026: 5 наиболее рентабельных вариантов использования</w:t>
-      </w:r>
-      <w:r>
-        <w:rPr>
-          <w:rFonts w:ascii="Open Sans" w:hAnsi="Open Sans" w:cs="Open Sans"/>
-        </w:rPr>
-        <w:t xml:space="preserve"> (Электронный ресурс). </w:t>
-      </w:r>
-      <w:r>
-        <w:rPr>
-          <w:rFonts w:ascii="Open Sans" w:hAnsi="Open Sans" w:cs="Open Sans"/>
-          <w:lang w:val="en-US"/>
-        </w:rPr>
-        <w:t xml:space="preserve">URL: </w:t>
+        <w:t>URL</w:t>
+      </w:r>
+      <w:r>
+        <w:rPr>
+          <w:rFonts w:ascii="Open Sans" w:hAnsi="Open Sans" w:cs="Open Sans"/>
+        </w:rPr>
+        <w:t xml:space="preserve">: </w:t>
       </w:r>
       <w:hyperlink r:id="rId9" w:history="1">
         <w:r>
@@ -5078,9 +5860,204 @@
             <w:rFonts w:ascii="Open Sans" w:hAnsi="Open Sans" w:cs="Open Sans"/>
             <w:lang w:val="en-US"/>
           </w:rPr>
-          <w:t>https://www.sonkamedical.com/ru/Top-Use-Cases-of-Telemedicine-Kiosks-in-2026</w:t>
+          <w:t>https</w:t>
+        </w:r>
+        <w:r>
+          <w:rPr>
+            <w:rStyle w:val="aa"/>
+            <w:rFonts w:ascii="Open Sans" w:hAnsi="Open Sans" w:cs="Open Sans"/>
+          </w:rPr>
+          <w:t>://</w:t>
+        </w:r>
+        <w:r>
+          <w:rPr>
+            <w:rStyle w:val="aa"/>
+            <w:rFonts w:ascii="Open Sans" w:hAnsi="Open Sans" w:cs="Open Sans"/>
+            <w:lang w:val="en-US"/>
+          </w:rPr>
+          <w:t>www</w:t>
+        </w:r>
+        <w:r>
+          <w:rPr>
+            <w:rStyle w:val="aa"/>
+            <w:rFonts w:ascii="Open Sans" w:hAnsi="Open Sans" w:cs="Open Sans"/>
+          </w:rPr>
+          <w:t>.</w:t>
+        </w:r>
+        <w:proofErr w:type="spellStart"/>
+        <w:r>
+          <w:rPr>
+            <w:rStyle w:val="aa"/>
+            <w:rFonts w:ascii="Open Sans" w:hAnsi="Open Sans" w:cs="Open Sans"/>
+            <w:lang w:val="en-US"/>
+          </w:rPr>
+          <w:t>sonkamedical</w:t>
+        </w:r>
+        <w:proofErr w:type="spellEnd"/>
+        <w:r>
+          <w:rPr>
+            <w:rStyle w:val="aa"/>
+            <w:rFonts w:ascii="Open Sans" w:hAnsi="Open Sans" w:cs="Open Sans"/>
+          </w:rPr>
+          <w:t>.</w:t>
+        </w:r>
+        <w:r>
+          <w:rPr>
+            <w:rStyle w:val="aa"/>
+            <w:rFonts w:ascii="Open Sans" w:hAnsi="Open Sans" w:cs="Open Sans"/>
+            <w:lang w:val="en-US"/>
+          </w:rPr>
+          <w:t>com</w:t>
+        </w:r>
+        <w:r>
+          <w:rPr>
+            <w:rStyle w:val="aa"/>
+            <w:rFonts w:ascii="Open Sans" w:hAnsi="Open Sans" w:cs="Open Sans"/>
+          </w:rPr>
+          <w:t>/</w:t>
+        </w:r>
+        <w:proofErr w:type="spellStart"/>
+        <w:r>
+          <w:rPr>
+            <w:rStyle w:val="aa"/>
+            <w:rFonts w:ascii="Open Sans" w:hAnsi="Open Sans" w:cs="Open Sans"/>
+            <w:lang w:val="en-US"/>
+          </w:rPr>
+          <w:t>ru</w:t>
+        </w:r>
+        <w:proofErr w:type="spellEnd"/>
+        <w:r>
+          <w:rPr>
+            <w:rStyle w:val="aa"/>
+            <w:rFonts w:ascii="Open Sans" w:hAnsi="Open Sans" w:cs="Open Sans"/>
+          </w:rPr>
+          <w:t>/</w:t>
+        </w:r>
+        <w:r>
+          <w:rPr>
+            <w:rStyle w:val="aa"/>
+            <w:rFonts w:ascii="Open Sans" w:hAnsi="Open Sans" w:cs="Open Sans"/>
+            <w:lang w:val="en-US"/>
+          </w:rPr>
+          <w:t>Top</w:t>
+        </w:r>
+        <w:r>
+          <w:rPr>
+            <w:rStyle w:val="aa"/>
+            <w:rFonts w:ascii="Open Sans" w:hAnsi="Open Sans" w:cs="Open Sans"/>
+          </w:rPr>
+          <w:t>-</w:t>
+        </w:r>
+        <w:r>
+          <w:rPr>
+            <w:rStyle w:val="aa"/>
+            <w:rFonts w:ascii="Open Sans" w:hAnsi="Open Sans" w:cs="Open Sans"/>
+            <w:lang w:val="en-US"/>
+          </w:rPr>
+          <w:t>Use</w:t>
+        </w:r>
+        <w:r>
+          <w:rPr>
+            <w:rStyle w:val="aa"/>
+            <w:rFonts w:ascii="Open Sans" w:hAnsi="Open Sans" w:cs="Open Sans"/>
+          </w:rPr>
+          <w:t>-</w:t>
+        </w:r>
+        <w:r>
+          <w:rPr>
+            <w:rStyle w:val="aa"/>
+            <w:rFonts w:ascii="Open Sans" w:hAnsi="Open Sans" w:cs="Open Sans"/>
+            <w:lang w:val="en-US"/>
+          </w:rPr>
+          <w:t>Cases</w:t>
+        </w:r>
+        <w:r>
+          <w:rPr>
+            <w:rStyle w:val="aa"/>
+            <w:rFonts w:ascii="Open Sans" w:hAnsi="Open Sans" w:cs="Open Sans"/>
+          </w:rPr>
+          <w:t>-</w:t>
+        </w:r>
+        <w:r>
+          <w:rPr>
+            <w:rStyle w:val="aa"/>
+            <w:rFonts w:ascii="Open Sans" w:hAnsi="Open Sans" w:cs="Open Sans"/>
+            <w:lang w:val="en-US"/>
+          </w:rPr>
+          <w:t>of</w:t>
+        </w:r>
+        <w:r>
+          <w:rPr>
+            <w:rStyle w:val="aa"/>
+            <w:rFonts w:ascii="Open Sans" w:hAnsi="Open Sans" w:cs="Open Sans"/>
+          </w:rPr>
+          <w:t>-</w:t>
+        </w:r>
+        <w:r>
+          <w:rPr>
+            <w:rStyle w:val="aa"/>
+            <w:rFonts w:ascii="Open Sans" w:hAnsi="Open Sans" w:cs="Open Sans"/>
+            <w:lang w:val="en-US"/>
+          </w:rPr>
+          <w:t>Telemedicine</w:t>
+        </w:r>
+        <w:r>
+          <w:rPr>
+            <w:rStyle w:val="aa"/>
+            <w:rFonts w:ascii="Open Sans" w:hAnsi="Open Sans" w:cs="Open Sans"/>
+          </w:rPr>
+          <w:t>-</w:t>
+        </w:r>
+        <w:r>
+          <w:rPr>
+            <w:rStyle w:val="aa"/>
+            <w:rFonts w:ascii="Open Sans" w:hAnsi="Open Sans" w:cs="Open Sans"/>
+            <w:lang w:val="en-US"/>
+          </w:rPr>
+          <w:t>Kiosks</w:t>
+        </w:r>
+        <w:r>
+          <w:rPr>
+            <w:rStyle w:val="aa"/>
+            <w:rFonts w:ascii="Open Sans" w:hAnsi="Open Sans" w:cs="Open Sans"/>
+          </w:rPr>
+          <w:t>-</w:t>
+        </w:r>
+        <w:r>
+          <w:rPr>
+            <w:rStyle w:val="aa"/>
+            <w:rFonts w:ascii="Open Sans" w:hAnsi="Open Sans" w:cs="Open Sans"/>
+            <w:lang w:val="en-US"/>
+          </w:rPr>
+          <w:t>in</w:t>
+        </w:r>
+        <w:r>
+          <w:rPr>
+            <w:rStyle w:val="aa"/>
+            <w:rFonts w:ascii="Open Sans" w:hAnsi="Open Sans" w:cs="Open Sans"/>
+          </w:rPr>
+          <w:t>-2026</w:t>
         </w:r>
       </w:hyperlink>
+      <w:r>
+        <w:rPr>
+          <w:rStyle w:val="aa"/>
+          <w:rFonts w:ascii="Open Sans" w:hAnsi="Open Sans" w:cs="Open Sans"/>
+        </w:rPr>
+        <w:t xml:space="preserve"> </w:t>
+      </w:r>
+      <w:r>
+        <w:rPr>
+          <w:rFonts w:ascii="Open Sans" w:hAnsi="Open Sans" w:cs="Open Sans"/>
+        </w:rPr>
+        <w:t>(</w:t>
+      </w:r>
+      <w:r>
+        <w:rPr>
+          <w:rFonts w:ascii="Open Sans" w:hAnsi="Open Sans" w:cs="Open Sans"/>
+        </w:rPr>
+        <w:t>дата обращения: 01.03.2026)</w:t>
+      </w:r>
     </w:p>
     <w:p>
       <w:pPr>
@@ -5092,17 +6069,189 @@
         <w:jc w:val="both"/>
         <w:rPr>
           <w:rFonts w:ascii="Open Sans" w:hAnsi="Open Sans" w:cs="Open Sans"/>
+        </w:rPr>
+      </w:pPr>
+      <w:r>
+        <w:rPr>
+          <w:rFonts w:ascii="Open Sans" w:hAnsi="Open Sans" w:cs="Open Sans"/>
+        </w:rPr>
+        <w:t xml:space="preserve">Клинические рекомендации для врачей в 2026 году (Электронный ресурс). </w:t>
+      </w:r>
+      <w:r>
+        <w:rPr>
+          <w:rFonts w:ascii="Open Sans" w:hAnsi="Open Sans" w:cs="Open Sans"/>
           <w:lang w:val="en-US"/>
         </w:rPr>
-      </w:pPr>
-      <w:r>
-        <w:rPr>
-          <w:rFonts w:ascii="Open Sans" w:hAnsi="Open Sans" w:cs="Open Sans"/>
-        </w:rPr>
-        <w:t>Клинические рекомендации для врачей в 2026 году</w:t>
-      </w:r>
-      <w:r>
-        <w:rPr>
+        <w:t>URL</w:t>
+      </w:r>
+      <w:r>
+        <w:rPr>
+          <w:rFonts w:ascii="Open Sans" w:hAnsi="Open Sans" w:cs="Open Sans"/>
+        </w:rPr>
+        <w:t xml:space="preserve">: </w:t>
+      </w:r>
+      <w:hyperlink r:id="rId10" w:history="1">
+        <w:r>
+          <w:rPr>
+            <w:rStyle w:val="aa"/>
+            <w:rFonts w:ascii="Open Sans" w:hAnsi="Open Sans" w:cs="Open Sans"/>
+            <w:lang w:val="en-US"/>
+          </w:rPr>
+          <w:t>https</w:t>
+        </w:r>
+        <w:r>
+          <w:rPr>
+            <w:rStyle w:val="aa"/>
+            <w:rFonts w:ascii="Open Sans" w:hAnsi="Open Sans" w:cs="Open Sans"/>
+          </w:rPr>
+          <w:t>://</w:t>
+        </w:r>
+        <w:proofErr w:type="spellStart"/>
+        <w:r>
+          <w:rPr>
+            <w:rStyle w:val="aa"/>
+            <w:rFonts w:ascii="Open Sans" w:hAnsi="Open Sans" w:cs="Open Sans"/>
+            <w:lang w:val="en-US"/>
+          </w:rPr>
+          <w:t>vrachu</w:t>
+        </w:r>
+        <w:proofErr w:type="spellEnd"/>
+        <w:r>
+          <w:rPr>
+            <w:rStyle w:val="aa"/>
+            <w:rFonts w:ascii="Open Sans" w:hAnsi="Open Sans" w:cs="Open Sans"/>
+          </w:rPr>
+          <w:t>.</w:t>
+        </w:r>
+        <w:proofErr w:type="spellStart"/>
+        <w:r>
+          <w:rPr>
+            <w:rStyle w:val="aa"/>
+            <w:rFonts w:ascii="Open Sans" w:hAnsi="Open Sans" w:cs="Open Sans"/>
+            <w:lang w:val="en-US"/>
+          </w:rPr>
+          <w:t>ru</w:t>
+        </w:r>
+        <w:proofErr w:type="spellEnd"/>
+        <w:r>
+          <w:rPr>
+            <w:rStyle w:val="aa"/>
+            <w:rFonts w:ascii="Open Sans" w:hAnsi="Open Sans" w:cs="Open Sans"/>
+          </w:rPr>
+          <w:t>/</w:t>
+        </w:r>
+        <w:r>
+          <w:rPr>
+            <w:rStyle w:val="aa"/>
+            <w:rFonts w:ascii="Open Sans" w:hAnsi="Open Sans" w:cs="Open Sans"/>
+            <w:lang w:val="en-US"/>
+          </w:rPr>
+          <w:t>article</w:t>
+        </w:r>
+        <w:r>
+          <w:rPr>
+            <w:rStyle w:val="aa"/>
+            <w:rFonts w:ascii="Open Sans" w:hAnsi="Open Sans" w:cs="Open Sans"/>
+          </w:rPr>
+          <w:t>/</w:t>
+        </w:r>
+        <w:proofErr w:type="spellStart"/>
+        <w:r>
+          <w:rPr>
+            <w:rStyle w:val="aa"/>
+            <w:rFonts w:ascii="Open Sans" w:hAnsi="Open Sans" w:cs="Open Sans"/>
+            <w:lang w:val="en-US"/>
+          </w:rPr>
+          <w:t>kliniceskie</w:t>
+        </w:r>
+        <w:proofErr w:type="spellEnd"/>
+        <w:r>
+          <w:rPr>
+            <w:rStyle w:val="aa"/>
+            <w:rFonts w:ascii="Open Sans" w:hAnsi="Open Sans" w:cs="Open Sans"/>
+          </w:rPr>
+          <w:t>-</w:t>
+        </w:r>
+        <w:proofErr w:type="spellStart"/>
+        <w:r>
+          <w:rPr>
+            <w:rStyle w:val="aa"/>
+            <w:rFonts w:ascii="Open Sans" w:hAnsi="Open Sans" w:cs="Open Sans"/>
+            <w:lang w:val="en-US"/>
+          </w:rPr>
+          <w:t>rekomendacii</w:t>
+        </w:r>
+        <w:proofErr w:type="spellEnd"/>
+        <w:r>
+          <w:rPr>
+            <w:rStyle w:val="aa"/>
+            <w:rFonts w:ascii="Open Sans" w:hAnsi="Open Sans" w:cs="Open Sans"/>
+          </w:rPr>
+          <w:t>-</w:t>
+        </w:r>
+        <w:proofErr w:type="spellStart"/>
+        <w:r>
+          <w:rPr>
+            <w:rStyle w:val="aa"/>
+            <w:rFonts w:ascii="Open Sans" w:hAnsi="Open Sans" w:cs="Open Sans"/>
+            <w:lang w:val="en-US"/>
+          </w:rPr>
+          <w:t>dlya</w:t>
+        </w:r>
+        <w:proofErr w:type="spellEnd"/>
+        <w:r>
+          <w:rPr>
+            <w:rStyle w:val="aa"/>
+            <w:rFonts w:ascii="Open Sans" w:hAnsi="Open Sans" w:cs="Open Sans"/>
+          </w:rPr>
+          <w:t>-</w:t>
+        </w:r>
+        <w:proofErr w:type="spellStart"/>
+        <w:r>
+          <w:rPr>
+            <w:rStyle w:val="aa"/>
+            <w:rFonts w:ascii="Open Sans" w:hAnsi="Open Sans" w:cs="Open Sans"/>
+            <w:lang w:val="en-US"/>
+          </w:rPr>
+          <w:t>vracei</w:t>
+        </w:r>
+        <w:proofErr w:type="spellEnd"/>
+        <w:r>
+          <w:rPr>
+            <w:rStyle w:val="aa"/>
+            <w:rFonts w:ascii="Open Sans" w:hAnsi="Open Sans" w:cs="Open Sans"/>
+          </w:rPr>
+          <w:t>-</w:t>
+        </w:r>
+        <w:r>
+          <w:rPr>
+            <w:rStyle w:val="aa"/>
+            <w:rFonts w:ascii="Open Sans" w:hAnsi="Open Sans" w:cs="Open Sans"/>
+            <w:lang w:val="en-US"/>
+          </w:rPr>
+          <w:t>v</w:t>
+        </w:r>
+        <w:r>
+          <w:rPr>
+            <w:rStyle w:val="aa"/>
+            <w:rFonts w:ascii="Open Sans" w:hAnsi="Open Sans" w:cs="Open Sans"/>
+          </w:rPr>
+          <w:t>-2026-</w:t>
+        </w:r>
+        <w:proofErr w:type="spellStart"/>
+        <w:r>
+          <w:rPr>
+            <w:rStyle w:val="aa"/>
+            <w:rFonts w:ascii="Open Sans" w:hAnsi="Open Sans" w:cs="Open Sans"/>
+            <w:lang w:val="en-US"/>
+          </w:rPr>
+          <w:t>godu</w:t>
+        </w:r>
+        <w:proofErr w:type="spellEnd"/>
+      </w:hyperlink>
+      <w:r>
+        <w:rPr>
+          <w:rStyle w:val="aa"/>
           <w:rFonts w:ascii="Open Sans" w:hAnsi="Open Sans" w:cs="Open Sans"/>
         </w:rPr>
         <w:t xml:space="preserve"> </w:t>
@@ -5111,32 +6260,14 @@
         <w:rPr>
           <w:rFonts w:ascii="Open Sans" w:hAnsi="Open Sans" w:cs="Open Sans"/>
         </w:rPr>
-        <w:t xml:space="preserve">(Электронный ресурс). </w:t>
-      </w:r>
-      <w:r>
-        <w:rPr>
-          <w:rFonts w:ascii="Open Sans" w:hAnsi="Open Sans" w:cs="Open Sans"/>
-          <w:lang w:val="en-US"/>
-        </w:rPr>
-        <w:t>URL:</w:t>
-      </w:r>
-      <w:r>
-        <w:rPr>
-          <w:rFonts w:ascii="Open Sans" w:hAnsi="Open Sans" w:cs="Open Sans"/>
-          <w:lang w:val="en-US"/>
-        </w:rPr>
-        <w:t xml:space="preserve"> </w:t>
-      </w:r>
-      <w:hyperlink r:id="rId10" w:history="1">
-        <w:r>
-          <w:rPr>
-            <w:rStyle w:val="aa"/>
-            <w:rFonts w:ascii="Open Sans" w:hAnsi="Open Sans" w:cs="Open Sans"/>
-            <w:lang w:val="en-US"/>
-          </w:rPr>
-          <w:t>https://vrachu.ru/article/kliniceskie-rekomendacii-dlya-vracei-v-2026-godu</w:t>
-        </w:r>
-      </w:hyperlink>
+        <w:t>(</w:t>
+      </w:r>
+      <w:r>
+        <w:rPr>
+          <w:rFonts w:ascii="Open Sans" w:hAnsi="Open Sans" w:cs="Open Sans"/>
+        </w:rPr>
+        <w:t>дата обращения: 01.03.2026)</w:t>
+      </w:r>
     </w:p>
     <w:p>
       <w:pPr>
@@ -5148,39 +6279,202 @@
         <w:jc w:val="both"/>
         <w:rPr>
           <w:rFonts w:ascii="Open Sans" w:hAnsi="Open Sans" w:cs="Open Sans"/>
+        </w:rPr>
+      </w:pPr>
+      <w:r>
+        <w:rPr>
+          <w:rFonts w:ascii="Open Sans" w:hAnsi="Open Sans" w:cs="Open Sans"/>
+        </w:rPr>
+        <w:t xml:space="preserve">Объем рынка решений для взаимодействия с пациентами и прогноз на 2026–2035 гг. (Электронный ресурс). </w:t>
+      </w:r>
+      <w:r>
+        <w:rPr>
+          <w:rFonts w:ascii="Open Sans" w:hAnsi="Open Sans" w:cs="Open Sans"/>
           <w:lang w:val="en-US"/>
         </w:rPr>
-      </w:pPr>
-      <w:r>
-        <w:rPr>
-          <w:rFonts w:ascii="Open Sans" w:hAnsi="Open Sans" w:cs="Open Sans"/>
-        </w:rPr>
-        <w:t xml:space="preserve">Объем рынка решений для взаимодействия с пациентами и прогноз на 2026–2035 гг. (Электронный ресурс). </w:t>
-      </w:r>
-      <w:r>
-        <w:rPr>
-          <w:rFonts w:ascii="Open Sans" w:hAnsi="Open Sans" w:cs="Open Sans"/>
-          <w:lang w:val="en-US"/>
-        </w:rPr>
-        <w:t>URL:</w:t>
-      </w:r>
-      <w:r>
-        <w:rPr>
-          <w:rFonts w:ascii="Open Sans" w:hAnsi="Open Sans" w:cs="Open Sans"/>
-          <w:lang w:val="en-US"/>
+        <w:t>URL</w:t>
+      </w:r>
+      <w:r>
+        <w:rPr>
+          <w:rFonts w:ascii="Open Sans" w:hAnsi="Open Sans" w:cs="Open Sans"/>
+        </w:rPr>
+        <w:t xml:space="preserve">: </w:t>
+      </w:r>
+      <w:hyperlink r:id="rId11" w:history="1">
+        <w:r>
+          <w:rPr>
+            <w:rStyle w:val="aa"/>
+            <w:rFonts w:ascii="Open Sans" w:hAnsi="Open Sans" w:cs="Open Sans"/>
+            <w:lang w:val="en-US"/>
+          </w:rPr>
+          <w:t>https</w:t>
+        </w:r>
+        <w:r>
+          <w:rPr>
+            <w:rStyle w:val="aa"/>
+            <w:rFonts w:ascii="Open Sans" w:hAnsi="Open Sans" w:cs="Open Sans"/>
+          </w:rPr>
+          <w:t>://</w:t>
+        </w:r>
+        <w:r>
+          <w:rPr>
+            <w:rStyle w:val="aa"/>
+            <w:rFonts w:ascii="Open Sans" w:hAnsi="Open Sans" w:cs="Open Sans"/>
+            <w:lang w:val="en-US"/>
+          </w:rPr>
+          <w:t>www</w:t>
+        </w:r>
+        <w:r>
+          <w:rPr>
+            <w:rStyle w:val="aa"/>
+            <w:rFonts w:ascii="Open Sans" w:hAnsi="Open Sans" w:cs="Open Sans"/>
+          </w:rPr>
+          <w:t>.</w:t>
+        </w:r>
+        <w:proofErr w:type="spellStart"/>
+        <w:r>
+          <w:rPr>
+            <w:rStyle w:val="aa"/>
+            <w:rFonts w:ascii="Open Sans" w:hAnsi="Open Sans" w:cs="Open Sans"/>
+            <w:lang w:val="en-US"/>
+          </w:rPr>
+          <w:t>researchnester</w:t>
+        </w:r>
+        <w:proofErr w:type="spellEnd"/>
+        <w:r>
+          <w:rPr>
+            <w:rStyle w:val="aa"/>
+            <w:rFonts w:ascii="Open Sans" w:hAnsi="Open Sans" w:cs="Open Sans"/>
+          </w:rPr>
+          <w:t>.</w:t>
+        </w:r>
+        <w:r>
+          <w:rPr>
+            <w:rStyle w:val="aa"/>
+            <w:rFonts w:ascii="Open Sans" w:hAnsi="Open Sans" w:cs="Open Sans"/>
+            <w:lang w:val="en-US"/>
+          </w:rPr>
+          <w:t>com</w:t>
+        </w:r>
+        <w:r>
+          <w:rPr>
+            <w:rStyle w:val="aa"/>
+            <w:rFonts w:ascii="Open Sans" w:hAnsi="Open Sans" w:cs="Open Sans"/>
+          </w:rPr>
+          <w:t>/</w:t>
+        </w:r>
+        <w:proofErr w:type="spellStart"/>
+        <w:r>
+          <w:rPr>
+            <w:rStyle w:val="aa"/>
+            <w:rFonts w:ascii="Open Sans" w:hAnsi="Open Sans" w:cs="Open Sans"/>
+            <w:lang w:val="en-US"/>
+          </w:rPr>
+          <w:t>ru</w:t>
+        </w:r>
+        <w:proofErr w:type="spellEnd"/>
+        <w:r>
+          <w:rPr>
+            <w:rStyle w:val="aa"/>
+            <w:rFonts w:ascii="Open Sans" w:hAnsi="Open Sans" w:cs="Open Sans"/>
+          </w:rPr>
+          <w:t>/</w:t>
+        </w:r>
+        <w:r>
+          <w:rPr>
+            <w:rStyle w:val="aa"/>
+            <w:rFonts w:ascii="Open Sans" w:hAnsi="Open Sans" w:cs="Open Sans"/>
+            <w:lang w:val="en-US"/>
+          </w:rPr>
+          <w:t>reports</w:t>
+        </w:r>
+        <w:r>
+          <w:rPr>
+            <w:rStyle w:val="aa"/>
+            <w:rFonts w:ascii="Open Sans" w:hAnsi="Open Sans" w:cs="Open Sans"/>
+          </w:rPr>
+          <w:t>/</w:t>
+        </w:r>
+        <w:r>
+          <w:rPr>
+            <w:rStyle w:val="aa"/>
+            <w:rFonts w:ascii="Open Sans" w:hAnsi="Open Sans" w:cs="Open Sans"/>
+            <w:lang w:val="en-US"/>
+          </w:rPr>
+          <w:t>patient</w:t>
+        </w:r>
+        <w:r>
+          <w:rPr>
+            <w:rStyle w:val="aa"/>
+            <w:rFonts w:ascii="Open Sans" w:hAnsi="Open Sans" w:cs="Open Sans"/>
+          </w:rPr>
+          <w:t>-</w:t>
+        </w:r>
+        <w:r>
+          <w:rPr>
+            <w:rStyle w:val="aa"/>
+            <w:rFonts w:ascii="Open Sans" w:hAnsi="Open Sans" w:cs="Open Sans"/>
+            <w:lang w:val="en-US"/>
+          </w:rPr>
+          <w:t>engagement</w:t>
+        </w:r>
+        <w:r>
+          <w:rPr>
+            <w:rStyle w:val="aa"/>
+            <w:rFonts w:ascii="Open Sans" w:hAnsi="Open Sans" w:cs="Open Sans"/>
+          </w:rPr>
+          <w:t>-</w:t>
+        </w:r>
+        <w:r>
+          <w:rPr>
+            <w:rStyle w:val="aa"/>
+            <w:rFonts w:ascii="Open Sans" w:hAnsi="Open Sans" w:cs="Open Sans"/>
+            <w:lang w:val="en-US"/>
+          </w:rPr>
+          <w:t>solutions</w:t>
+        </w:r>
+        <w:r>
+          <w:rPr>
+            <w:rStyle w:val="aa"/>
+            <w:rFonts w:ascii="Open Sans" w:hAnsi="Open Sans" w:cs="Open Sans"/>
+          </w:rPr>
+          <w:t>-</w:t>
+        </w:r>
+        <w:r>
+          <w:rPr>
+            <w:rStyle w:val="aa"/>
+            <w:rFonts w:ascii="Open Sans" w:hAnsi="Open Sans" w:cs="Open Sans"/>
+            <w:lang w:val="en-US"/>
+          </w:rPr>
+          <w:t>market</w:t>
+        </w:r>
+        <w:r>
+          <w:rPr>
+            <w:rStyle w:val="aa"/>
+            <w:rFonts w:ascii="Open Sans" w:hAnsi="Open Sans" w:cs="Open Sans"/>
+          </w:rPr>
+          <w:t>/6600</w:t>
+        </w:r>
+      </w:hyperlink>
+      <w:r>
+        <w:rPr>
+          <w:rStyle w:val="aa"/>
+          <w:rFonts w:ascii="Open Sans" w:hAnsi="Open Sans" w:cs="Open Sans"/>
         </w:rPr>
         <w:t xml:space="preserve"> </w:t>
       </w:r>
-      <w:hyperlink r:id="rId11" w:history="1">
-        <w:r>
-          <w:rPr>
-            <w:rStyle w:val="aa"/>
-            <w:rFonts w:ascii="Open Sans" w:hAnsi="Open Sans" w:cs="Open Sans"/>
-            <w:lang w:val="en-US"/>
-          </w:rPr>
-          <w:t>https://www.researchnester.com/ru/reports/patient-engagement-solutions-market/6600</w:t>
-        </w:r>
-      </w:hyperlink>
+      <w:r>
+        <w:rPr>
+          <w:rFonts w:ascii="Open Sans" w:hAnsi="Open Sans" w:cs="Open Sans"/>
+        </w:rPr>
+        <w:t>(</w:t>
+      </w:r>
+      <w:r>
+        <w:rPr>
+          <w:rFonts w:ascii="Open Sans" w:hAnsi="Open Sans" w:cs="Open Sans"/>
+        </w:rPr>
+        <w:t>дата обращения: 01.03.2026)</w:t>
+      </w:r>
     </w:p>
     <w:p>
       <w:pPr>
@@ -5192,15 +6486,257 @@
         <w:jc w:val="both"/>
         <w:rPr>
           <w:rFonts w:ascii="Open Sans" w:hAnsi="Open Sans" w:cs="Open Sans"/>
+        </w:rPr>
+      </w:pPr>
+      <w:r>
+        <w:rPr>
+          <w:rFonts w:ascii="Open Sans" w:hAnsi="Open Sans" w:cs="Open Sans"/>
+        </w:rPr>
+        <w:t xml:space="preserve">Технологии на страже старшего поколения: как инновации меняют гериатрию в России — Аналитика и инсайты для профессионалов медиа и маркетинга (Электронный ресурс). </w:t>
+      </w:r>
+      <w:r>
+        <w:rPr>
+          <w:rFonts w:ascii="Open Sans" w:hAnsi="Open Sans" w:cs="Open Sans"/>
           <w:lang w:val="en-US"/>
         </w:rPr>
-      </w:pPr>
-      <w:r>
-        <w:rPr>
-          <w:rFonts w:ascii="Open Sans" w:hAnsi="Open Sans" w:cs="Open Sans"/>
-        </w:rPr>
-        <w:t>Технологии на страже старшего поколения: как инновации меняют гериатрию в России — Аналитика и инсайты для профессионалов медиа и маркетинга</w:t>
-      </w:r>
+        <w:t>URL</w:t>
+      </w:r>
+      <w:r>
+        <w:rPr>
+          <w:rFonts w:ascii="Open Sans" w:hAnsi="Open Sans" w:cs="Open Sans"/>
+        </w:rPr>
+        <w:t xml:space="preserve">: </w:t>
+      </w:r>
+      <w:hyperlink r:id="rId12" w:history="1">
+        <w:r>
+          <w:rPr>
+            <w:rStyle w:val="aa"/>
+            <w:rFonts w:ascii="Open Sans" w:hAnsi="Open Sans" w:cs="Open Sans"/>
+            <w:lang w:val="en-US"/>
+          </w:rPr>
+          <w:t>https</w:t>
+        </w:r>
+        <w:r>
+          <w:rPr>
+            <w:rStyle w:val="aa"/>
+            <w:rFonts w:ascii="Open Sans" w:hAnsi="Open Sans" w:cs="Open Sans"/>
+          </w:rPr>
+          <w:t>://</w:t>
+        </w:r>
+        <w:r>
+          <w:rPr>
+            <w:rStyle w:val="aa"/>
+            <w:rFonts w:ascii="Open Sans" w:hAnsi="Open Sans" w:cs="Open Sans"/>
+            <w:lang w:val="en-US"/>
+          </w:rPr>
+          <w:t>media</w:t>
+        </w:r>
+        <w:r>
+          <w:rPr>
+            <w:rStyle w:val="aa"/>
+            <w:rFonts w:ascii="Open Sans" w:hAnsi="Open Sans" w:cs="Open Sans"/>
+          </w:rPr>
+          <w:t>-</w:t>
+        </w:r>
+        <w:r>
+          <w:rPr>
+            <w:rStyle w:val="aa"/>
+            <w:rFonts w:ascii="Open Sans" w:hAnsi="Open Sans" w:cs="Open Sans"/>
+            <w:lang w:val="en-US"/>
+          </w:rPr>
+          <w:t>inside</w:t>
+        </w:r>
+        <w:r>
+          <w:rPr>
+            <w:rStyle w:val="aa"/>
+            <w:rFonts w:ascii="Open Sans" w:hAnsi="Open Sans" w:cs="Open Sans"/>
+          </w:rPr>
+          <w:t>.</w:t>
+        </w:r>
+        <w:proofErr w:type="spellStart"/>
+        <w:r>
+          <w:rPr>
+            <w:rStyle w:val="aa"/>
+            <w:rFonts w:ascii="Open Sans" w:hAnsi="Open Sans" w:cs="Open Sans"/>
+            <w:lang w:val="en-US"/>
+          </w:rPr>
+          <w:t>ru</w:t>
+        </w:r>
+        <w:proofErr w:type="spellEnd"/>
+        <w:r>
+          <w:rPr>
+            <w:rStyle w:val="aa"/>
+            <w:rFonts w:ascii="Open Sans" w:hAnsi="Open Sans" w:cs="Open Sans"/>
+          </w:rPr>
+          <w:t>/2025/</w:t>
+        </w:r>
+        <w:proofErr w:type="spellStart"/>
+        <w:r>
+          <w:rPr>
+            <w:rStyle w:val="aa"/>
+            <w:rFonts w:ascii="Open Sans" w:hAnsi="Open Sans" w:cs="Open Sans"/>
+            <w:lang w:val="en-US"/>
+          </w:rPr>
+          <w:t>tekhnologii</w:t>
+        </w:r>
+        <w:proofErr w:type="spellEnd"/>
+        <w:r>
+          <w:rPr>
+            <w:rStyle w:val="aa"/>
+            <w:rFonts w:ascii="Open Sans" w:hAnsi="Open Sans" w:cs="Open Sans"/>
+          </w:rPr>
+          <w:t>-</w:t>
+        </w:r>
+        <w:proofErr w:type="spellStart"/>
+        <w:r>
+          <w:rPr>
+            <w:rStyle w:val="aa"/>
+            <w:rFonts w:ascii="Open Sans" w:hAnsi="Open Sans" w:cs="Open Sans"/>
+            <w:lang w:val="en-US"/>
+          </w:rPr>
+          <w:t>na</w:t>
+        </w:r>
+        <w:proofErr w:type="spellEnd"/>
+        <w:r>
+          <w:rPr>
+            <w:rStyle w:val="aa"/>
+            <w:rFonts w:ascii="Open Sans" w:hAnsi="Open Sans" w:cs="Open Sans"/>
+          </w:rPr>
+          <w:t>-</w:t>
+        </w:r>
+        <w:proofErr w:type="spellStart"/>
+        <w:r>
+          <w:rPr>
+            <w:rStyle w:val="aa"/>
+            <w:rFonts w:ascii="Open Sans" w:hAnsi="Open Sans" w:cs="Open Sans"/>
+            <w:lang w:val="en-US"/>
+          </w:rPr>
+          <w:t>strazhe</w:t>
+        </w:r>
+        <w:proofErr w:type="spellEnd"/>
+        <w:r>
+          <w:rPr>
+            <w:rStyle w:val="aa"/>
+            <w:rFonts w:ascii="Open Sans" w:hAnsi="Open Sans" w:cs="Open Sans"/>
+          </w:rPr>
+          <w:t>-</w:t>
+        </w:r>
+        <w:proofErr w:type="spellStart"/>
+        <w:r>
+          <w:rPr>
+            <w:rStyle w:val="aa"/>
+            <w:rFonts w:ascii="Open Sans" w:hAnsi="Open Sans" w:cs="Open Sans"/>
+            <w:lang w:val="en-US"/>
+          </w:rPr>
+          <w:t>starshego</w:t>
+        </w:r>
+        <w:proofErr w:type="spellEnd"/>
+        <w:r>
+          <w:rPr>
+            <w:rStyle w:val="aa"/>
+            <w:rFonts w:ascii="Open Sans" w:hAnsi="Open Sans" w:cs="Open Sans"/>
+          </w:rPr>
+          <w:t>-</w:t>
+        </w:r>
+        <w:proofErr w:type="spellStart"/>
+        <w:r>
+          <w:rPr>
+            <w:rStyle w:val="aa"/>
+            <w:rFonts w:ascii="Open Sans" w:hAnsi="Open Sans" w:cs="Open Sans"/>
+            <w:lang w:val="en-US"/>
+          </w:rPr>
+          <w:t>pokoleniya</w:t>
+        </w:r>
+        <w:proofErr w:type="spellEnd"/>
+        <w:r>
+          <w:rPr>
+            <w:rStyle w:val="aa"/>
+            <w:rFonts w:ascii="Open Sans" w:hAnsi="Open Sans" w:cs="Open Sans"/>
+          </w:rPr>
+          <w:t>-</w:t>
+        </w:r>
+        <w:proofErr w:type="spellStart"/>
+        <w:r>
+          <w:rPr>
+            <w:rStyle w:val="aa"/>
+            <w:rFonts w:ascii="Open Sans" w:hAnsi="Open Sans" w:cs="Open Sans"/>
+            <w:lang w:val="en-US"/>
+          </w:rPr>
+          <w:t>kak</w:t>
+        </w:r>
+        <w:proofErr w:type="spellEnd"/>
+        <w:r>
+          <w:rPr>
+            <w:rStyle w:val="aa"/>
+            <w:rFonts w:ascii="Open Sans" w:hAnsi="Open Sans" w:cs="Open Sans"/>
+          </w:rPr>
+          <w:t>-</w:t>
+        </w:r>
+        <w:proofErr w:type="spellStart"/>
+        <w:r>
+          <w:rPr>
+            <w:rStyle w:val="aa"/>
+            <w:rFonts w:ascii="Open Sans" w:hAnsi="Open Sans" w:cs="Open Sans"/>
+            <w:lang w:val="en-US"/>
+          </w:rPr>
+          <w:t>innovacii</w:t>
+        </w:r>
+        <w:proofErr w:type="spellEnd"/>
+        <w:r>
+          <w:rPr>
+            <w:rStyle w:val="aa"/>
+            <w:rFonts w:ascii="Open Sans" w:hAnsi="Open Sans" w:cs="Open Sans"/>
+          </w:rPr>
+          <w:t>-</w:t>
+        </w:r>
+        <w:proofErr w:type="spellStart"/>
+        <w:r>
+          <w:rPr>
+            <w:rStyle w:val="aa"/>
+            <w:rFonts w:ascii="Open Sans" w:hAnsi="Open Sans" w:cs="Open Sans"/>
+            <w:lang w:val="en-US"/>
+          </w:rPr>
+          <w:t>menyayut</w:t>
+        </w:r>
+        <w:proofErr w:type="spellEnd"/>
+        <w:r>
+          <w:rPr>
+            <w:rStyle w:val="aa"/>
+            <w:rFonts w:ascii="Open Sans" w:hAnsi="Open Sans" w:cs="Open Sans"/>
+          </w:rPr>
+          <w:t>-</w:t>
+        </w:r>
+        <w:r>
+          <w:rPr>
+            <w:rStyle w:val="aa"/>
+            <w:rFonts w:ascii="Open Sans" w:hAnsi="Open Sans" w:cs="Open Sans"/>
+            <w:lang w:val="en-US"/>
+          </w:rPr>
+          <w:t>g</w:t>
+        </w:r>
+        <w:r>
+          <w:rPr>
+            <w:rStyle w:val="aa"/>
+            <w:rFonts w:ascii="Open Sans" w:hAnsi="Open Sans" w:cs="Open Sans"/>
+          </w:rPr>
+          <w:t>-70</w:t>
+        </w:r>
+        <w:r>
+          <w:rPr>
+            <w:rStyle w:val="aa"/>
+            <w:rFonts w:ascii="Open Sans" w:hAnsi="Open Sans" w:cs="Open Sans"/>
+            <w:lang w:val="en-US"/>
+          </w:rPr>
+          <w:t>z</w:t>
+        </w:r>
+        <w:r>
+          <w:rPr>
+            <w:rStyle w:val="aa"/>
+            <w:rFonts w:ascii="Open Sans" w:hAnsi="Open Sans" w:cs="Open Sans"/>
+          </w:rPr>
+          <w:t>96/</w:t>
+        </w:r>
+      </w:hyperlink>
       <w:r>
         <w:rPr>
           <w:rFonts w:ascii="Open Sans" w:hAnsi="Open Sans" w:cs="Open Sans"/>
@@ -5211,6 +6747,55 @@
         <w:rPr>
           <w:rFonts w:ascii="Open Sans" w:hAnsi="Open Sans" w:cs="Open Sans"/>
         </w:rPr>
+        <w:t>(</w:t>
+      </w:r>
+      <w:r>
+        <w:rPr>
+          <w:rFonts w:ascii="Open Sans" w:hAnsi="Open Sans" w:cs="Open Sans"/>
+        </w:rPr>
+        <w:t>дата обращения: 0</w:t>
+      </w:r>
+      <w:r>
+        <w:rPr>
+          <w:rFonts w:ascii="Open Sans" w:hAnsi="Open Sans" w:cs="Open Sans"/>
+        </w:rPr>
+        <w:t>1</w:t>
+      </w:r>
+      <w:r>
+        <w:rPr>
+          <w:rFonts w:ascii="Open Sans" w:hAnsi="Open Sans" w:cs="Open Sans"/>
+        </w:rPr>
+        <w:t>.03.2026)</w:t>
+      </w:r>
+    </w:p>
+    <w:p>
+      <w:pPr>
+        <w:pStyle w:val="a7"/>
+        <w:numPr>
+          <w:ilvl w:val="0"/>
+          <w:numId w:val="7"/>
+        </w:numPr>
+        <w:jc w:val="both"/>
+        <w:rPr>
+          <w:rFonts w:ascii="Open Sans" w:hAnsi="Open Sans" w:cs="Open Sans"/>
+        </w:rPr>
+      </w:pPr>
+      <w:r>
+        <w:rPr>
+          <w:rFonts w:ascii="Open Sans" w:hAnsi="Open Sans" w:cs="Open Sans"/>
+        </w:rPr>
+        <w:t>Умные системы напоминания о приеме лекарств</w:t>
+      </w:r>
+      <w:r>
+        <w:rPr>
+          <w:rFonts w:ascii="Open Sans" w:hAnsi="Open Sans" w:cs="Open Sans"/>
+        </w:rPr>
+        <w:t xml:space="preserve"> </w:t>
+      </w:r>
+      <w:r>
+        <w:rPr>
+          <w:rFonts w:ascii="Open Sans" w:hAnsi="Open Sans" w:cs="Open Sans"/>
+        </w:rPr>
         <w:t xml:space="preserve">(Электронный ресурс). </w:t>
       </w:r>
       <w:r>
@@ -5218,28 +6803,582 @@
           <w:rFonts w:ascii="Open Sans" w:hAnsi="Open Sans" w:cs="Open Sans"/>
           <w:lang w:val="en-US"/>
         </w:rPr>
-        <w:t xml:space="preserve">URL: </w:t>
-      </w:r>
-      <w:hyperlink r:id="rId12" w:history="1">
+        <w:t>URL</w:t>
+      </w:r>
+      <w:r>
+        <w:rPr>
+          <w:rFonts w:ascii="Open Sans" w:hAnsi="Open Sans" w:cs="Open Sans"/>
+        </w:rPr>
+        <w:t>:</w:t>
+      </w:r>
+      <w:r>
+        <w:rPr>
+          <w:rFonts w:ascii="Open Sans" w:hAnsi="Open Sans" w:cs="Open Sans"/>
+        </w:rPr>
+        <w:t xml:space="preserve"> </w:t>
+      </w:r>
+      <w:hyperlink r:id="rId13" w:history="1">
         <w:r>
           <w:rPr>
             <w:rStyle w:val="aa"/>
             <w:rFonts w:ascii="Open Sans" w:hAnsi="Open Sans" w:cs="Open Sans"/>
             <w:lang w:val="en-US"/>
           </w:rPr>
-          <w:t>https://media-inside.ru/2025/tekhnologii-na-strazhe-starshego-pokoleniya-kak-innovacii-menyayut-g-70z96/</w:t>
+          <w:t>https</w:t>
+        </w:r>
+        <w:r>
+          <w:rPr>
+            <w:rStyle w:val="aa"/>
+            <w:rFonts w:ascii="Open Sans" w:hAnsi="Open Sans" w:cs="Open Sans"/>
+          </w:rPr>
+          <w:t>://</w:t>
+        </w:r>
+        <w:proofErr w:type="spellStart"/>
+        <w:r>
+          <w:rPr>
+            <w:rStyle w:val="aa"/>
+            <w:rFonts w:ascii="Open Sans" w:hAnsi="Open Sans" w:cs="Open Sans"/>
+            <w:lang w:val="en-US"/>
+          </w:rPr>
+          <w:t>nk</w:t>
+        </w:r>
+        <w:proofErr w:type="spellEnd"/>
+        <w:r>
+          <w:rPr>
+            <w:rStyle w:val="aa"/>
+            <w:rFonts w:ascii="Open Sans" w:hAnsi="Open Sans" w:cs="Open Sans"/>
+          </w:rPr>
+          <w:t>-</w:t>
+        </w:r>
+        <w:proofErr w:type="spellStart"/>
+        <w:r>
+          <w:rPr>
+            <w:rStyle w:val="aa"/>
+            <w:rFonts w:ascii="Open Sans" w:hAnsi="Open Sans" w:cs="Open Sans"/>
+            <w:lang w:val="en-US"/>
+          </w:rPr>
+          <w:t>clinik</w:t>
+        </w:r>
+        <w:proofErr w:type="spellEnd"/>
+        <w:r>
+          <w:rPr>
+            <w:rStyle w:val="aa"/>
+            <w:rFonts w:ascii="Open Sans" w:hAnsi="Open Sans" w:cs="Open Sans"/>
+          </w:rPr>
+          <w:t>.</w:t>
+        </w:r>
+        <w:proofErr w:type="spellStart"/>
+        <w:r>
+          <w:rPr>
+            <w:rStyle w:val="aa"/>
+            <w:rFonts w:ascii="Open Sans" w:hAnsi="Open Sans" w:cs="Open Sans"/>
+            <w:lang w:val="en-US"/>
+          </w:rPr>
+          <w:t>ru</w:t>
+        </w:r>
+        <w:proofErr w:type="spellEnd"/>
+        <w:r>
+          <w:rPr>
+            <w:rStyle w:val="aa"/>
+            <w:rFonts w:ascii="Open Sans" w:hAnsi="Open Sans" w:cs="Open Sans"/>
+          </w:rPr>
+          <w:t>/</w:t>
+        </w:r>
+        <w:proofErr w:type="spellStart"/>
+        <w:r>
+          <w:rPr>
+            <w:rStyle w:val="aa"/>
+            <w:rFonts w:ascii="Open Sans" w:hAnsi="Open Sans" w:cs="Open Sans"/>
+            <w:lang w:val="en-US"/>
+          </w:rPr>
+          <w:t>umnyj</w:t>
+        </w:r>
+        <w:proofErr w:type="spellEnd"/>
+        <w:r>
+          <w:rPr>
+            <w:rStyle w:val="aa"/>
+            <w:rFonts w:ascii="Open Sans" w:hAnsi="Open Sans" w:cs="Open Sans"/>
+          </w:rPr>
+          <w:t>-</w:t>
+        </w:r>
+        <w:proofErr w:type="spellStart"/>
+        <w:r>
+          <w:rPr>
+            <w:rStyle w:val="aa"/>
+            <w:rFonts w:ascii="Open Sans" w:hAnsi="Open Sans" w:cs="Open Sans"/>
+            <w:lang w:val="en-US"/>
+          </w:rPr>
+          <w:t>pomoshhnik</w:t>
+        </w:r>
+        <w:proofErr w:type="spellEnd"/>
+        <w:r>
+          <w:rPr>
+            <w:rStyle w:val="aa"/>
+            <w:rFonts w:ascii="Open Sans" w:hAnsi="Open Sans" w:cs="Open Sans"/>
+          </w:rPr>
+          <w:t>-</w:t>
+        </w:r>
+        <w:proofErr w:type="spellStart"/>
+        <w:r>
+          <w:rPr>
+            <w:rStyle w:val="aa"/>
+            <w:rFonts w:ascii="Open Sans" w:hAnsi="Open Sans" w:cs="Open Sans"/>
+            <w:lang w:val="en-US"/>
+          </w:rPr>
+          <w:t>dlya</w:t>
+        </w:r>
+        <w:proofErr w:type="spellEnd"/>
+        <w:r>
+          <w:rPr>
+            <w:rStyle w:val="aa"/>
+            <w:rFonts w:ascii="Open Sans" w:hAnsi="Open Sans" w:cs="Open Sans"/>
+          </w:rPr>
+          <w:t>-</w:t>
+        </w:r>
+        <w:proofErr w:type="spellStart"/>
+        <w:r>
+          <w:rPr>
+            <w:rStyle w:val="aa"/>
+            <w:rFonts w:ascii="Open Sans" w:hAnsi="Open Sans" w:cs="Open Sans"/>
+            <w:lang w:val="en-US"/>
+          </w:rPr>
+          <w:t>priema</w:t>
+        </w:r>
+        <w:proofErr w:type="spellEnd"/>
+        <w:r>
+          <w:rPr>
+            <w:rStyle w:val="aa"/>
+            <w:rFonts w:ascii="Open Sans" w:hAnsi="Open Sans" w:cs="Open Sans"/>
+          </w:rPr>
+          <w:t>-</w:t>
+        </w:r>
+        <w:proofErr w:type="spellStart"/>
+        <w:r>
+          <w:rPr>
+            <w:rStyle w:val="aa"/>
+            <w:rFonts w:ascii="Open Sans" w:hAnsi="Open Sans" w:cs="Open Sans"/>
+            <w:lang w:val="en-US"/>
+          </w:rPr>
+          <w:t>lekarstv</w:t>
+        </w:r>
+        <w:proofErr w:type="spellEnd"/>
+        <w:r>
+          <w:rPr>
+            <w:rStyle w:val="aa"/>
+            <w:rFonts w:ascii="Open Sans" w:hAnsi="Open Sans" w:cs="Open Sans"/>
+          </w:rPr>
+          <w:t>-</w:t>
+        </w:r>
+        <w:proofErr w:type="spellStart"/>
+        <w:r>
+          <w:rPr>
+            <w:rStyle w:val="aa"/>
+            <w:rFonts w:ascii="Open Sans" w:hAnsi="Open Sans" w:cs="Open Sans"/>
+            <w:lang w:val="en-US"/>
+          </w:rPr>
+          <w:t>nikogda</w:t>
+        </w:r>
+        <w:proofErr w:type="spellEnd"/>
+        <w:r>
+          <w:rPr>
+            <w:rStyle w:val="aa"/>
+            <w:rFonts w:ascii="Open Sans" w:hAnsi="Open Sans" w:cs="Open Sans"/>
+          </w:rPr>
+          <w:t>-</w:t>
+        </w:r>
+        <w:r>
+          <w:rPr>
+            <w:rStyle w:val="aa"/>
+            <w:rFonts w:ascii="Open Sans" w:hAnsi="Open Sans" w:cs="Open Sans"/>
+            <w:lang w:val="en-US"/>
+          </w:rPr>
+          <w:t>ne</w:t>
+        </w:r>
+        <w:r>
+          <w:rPr>
+            <w:rStyle w:val="aa"/>
+            <w:rFonts w:ascii="Open Sans" w:hAnsi="Open Sans" w:cs="Open Sans"/>
+          </w:rPr>
+          <w:t>-</w:t>
+        </w:r>
+        <w:proofErr w:type="spellStart"/>
+        <w:r>
+          <w:rPr>
+            <w:rStyle w:val="aa"/>
+            <w:rFonts w:ascii="Open Sans" w:hAnsi="Open Sans" w:cs="Open Sans"/>
+            <w:lang w:val="en-US"/>
+          </w:rPr>
+          <w:t>propustite</w:t>
+        </w:r>
+        <w:proofErr w:type="spellEnd"/>
+        <w:r>
+          <w:rPr>
+            <w:rStyle w:val="aa"/>
+            <w:rFonts w:ascii="Open Sans" w:hAnsi="Open Sans" w:cs="Open Sans"/>
+          </w:rPr>
+          <w:t>-</w:t>
+        </w:r>
+        <w:proofErr w:type="spellStart"/>
+        <w:r>
+          <w:rPr>
+            <w:rStyle w:val="aa"/>
+            <w:rFonts w:ascii="Open Sans" w:hAnsi="Open Sans" w:cs="Open Sans"/>
+            <w:lang w:val="en-US"/>
+          </w:rPr>
+          <w:t>dozu</w:t>
+        </w:r>
+        <w:proofErr w:type="spellEnd"/>
+        <w:r>
+          <w:rPr>
+            <w:rStyle w:val="aa"/>
+            <w:rFonts w:ascii="Open Sans" w:hAnsi="Open Sans" w:cs="Open Sans"/>
+          </w:rPr>
+          <w:t>/</w:t>
         </w:r>
       </w:hyperlink>
       <w:r>
         <w:rPr>
           <w:rFonts w:ascii="Open Sans" w:hAnsi="Open Sans" w:cs="Open Sans"/>
+        </w:rPr>
+        <w:t xml:space="preserve"> (</w:t>
+      </w:r>
+      <w:r>
+        <w:rPr>
+          <w:rFonts w:ascii="Open Sans" w:hAnsi="Open Sans" w:cs="Open Sans"/>
+        </w:rPr>
+        <w:t>дата обращения: 02.03.2026)</w:t>
+      </w:r>
+    </w:p>
+    <w:p>
+      <w:pPr>
+        <w:pStyle w:val="a7"/>
+        <w:numPr>
+          <w:ilvl w:val="0"/>
+          <w:numId w:val="7"/>
+        </w:numPr>
+        <w:jc w:val="both"/>
+        <w:rPr>
+          <w:rFonts w:ascii="Open Sans" w:hAnsi="Open Sans" w:cs="Open Sans"/>
+        </w:rPr>
+      </w:pPr>
+      <w:r>
+        <w:rPr>
+          <w:rFonts w:ascii="Open Sans" w:hAnsi="Open Sans" w:cs="Open Sans"/>
+        </w:rPr>
+        <w:t>Лечит ли нейросеть в белом халате?</w:t>
+      </w:r>
+      <w:r>
+        <w:rPr>
+          <w:rFonts w:ascii="Open Sans" w:hAnsi="Open Sans" w:cs="Open Sans"/>
+        </w:rPr>
+        <w:t xml:space="preserve"> </w:t>
+      </w:r>
+      <w:r>
+        <w:rPr>
+          <w:rFonts w:ascii="Open Sans" w:hAnsi="Open Sans" w:cs="Open Sans"/>
+        </w:rPr>
+        <w:t xml:space="preserve">(Электронный ресурс). </w:t>
+      </w:r>
+      <w:r>
+        <w:rPr>
+          <w:rFonts w:ascii="Open Sans" w:hAnsi="Open Sans" w:cs="Open Sans"/>
           <w:lang w:val="en-US"/>
         </w:rPr>
+        <w:t>URL</w:t>
+      </w:r>
+      <w:r>
+        <w:rPr>
+          <w:rFonts w:ascii="Open Sans" w:hAnsi="Open Sans" w:cs="Open Sans"/>
+        </w:rPr>
+        <w:t>:</w:t>
+      </w:r>
+      <w:r>
+        <w:rPr>
+          <w:rFonts w:ascii="Open Sans" w:hAnsi="Open Sans" w:cs="Open Sans"/>
+        </w:rPr>
         <w:t xml:space="preserve"> </w:t>
       </w:r>
+      <w:hyperlink r:id="rId14" w:history="1">
+        <w:r>
+          <w:rPr>
+            <w:rStyle w:val="aa"/>
+            <w:rFonts w:ascii="Open Sans" w:hAnsi="Open Sans" w:cs="Open Sans"/>
+            <w:lang w:val="en-US"/>
+          </w:rPr>
+          <w:t>https</w:t>
+        </w:r>
+        <w:r>
+          <w:rPr>
+            <w:rStyle w:val="aa"/>
+            <w:rFonts w:ascii="Open Sans" w:hAnsi="Open Sans" w:cs="Open Sans"/>
+          </w:rPr>
+          <w:t>://</w:t>
+        </w:r>
+        <w:r>
+          <w:rPr>
+            <w:rStyle w:val="aa"/>
+            <w:rFonts w:ascii="Open Sans" w:hAnsi="Open Sans" w:cs="Open Sans"/>
+            <w:lang w:val="en-US"/>
+          </w:rPr>
+          <w:t>www</w:t>
+        </w:r>
+        <w:r>
+          <w:rPr>
+            <w:rStyle w:val="aa"/>
+            <w:rFonts w:ascii="Open Sans" w:hAnsi="Open Sans" w:cs="Open Sans"/>
+          </w:rPr>
+          <w:t>.</w:t>
+        </w:r>
+        <w:proofErr w:type="spellStart"/>
+        <w:r>
+          <w:rPr>
+            <w:rStyle w:val="aa"/>
+            <w:rFonts w:ascii="Open Sans" w:hAnsi="Open Sans" w:cs="Open Sans"/>
+            <w:lang w:val="en-US"/>
+          </w:rPr>
+          <w:t>medvestnik</w:t>
+        </w:r>
+        <w:proofErr w:type="spellEnd"/>
+        <w:r>
+          <w:rPr>
+            <w:rStyle w:val="aa"/>
+            <w:rFonts w:ascii="Open Sans" w:hAnsi="Open Sans" w:cs="Open Sans"/>
+          </w:rPr>
+          <w:t>.</w:t>
+        </w:r>
+        <w:r>
+          <w:rPr>
+            <w:rStyle w:val="aa"/>
+            <w:rFonts w:ascii="Open Sans" w:hAnsi="Open Sans" w:cs="Open Sans"/>
+            <w:lang w:val="en-US"/>
+          </w:rPr>
+          <w:t>by</w:t>
+        </w:r>
+        <w:r>
+          <w:rPr>
+            <w:rStyle w:val="aa"/>
+            <w:rFonts w:ascii="Open Sans" w:hAnsi="Open Sans" w:cs="Open Sans"/>
+          </w:rPr>
+          <w:t>/</w:t>
+        </w:r>
+        <w:r>
+          <w:rPr>
+            <w:rStyle w:val="aa"/>
+            <w:rFonts w:ascii="Open Sans" w:hAnsi="Open Sans" w:cs="Open Sans"/>
+            <w:lang w:val="en-US"/>
+          </w:rPr>
+          <w:t>technology</w:t>
+        </w:r>
+        <w:r>
+          <w:rPr>
+            <w:rStyle w:val="aa"/>
+            <w:rFonts w:ascii="Open Sans" w:hAnsi="Open Sans" w:cs="Open Sans"/>
+          </w:rPr>
+          <w:t>/</w:t>
+        </w:r>
+        <w:proofErr w:type="spellStart"/>
+        <w:r>
+          <w:rPr>
+            <w:rStyle w:val="aa"/>
+            <w:rFonts w:ascii="Open Sans" w:hAnsi="Open Sans" w:cs="Open Sans"/>
+            <w:lang w:val="en-US"/>
+          </w:rPr>
+          <w:t>lechit</w:t>
+        </w:r>
+        <w:proofErr w:type="spellEnd"/>
+        <w:r>
+          <w:rPr>
+            <w:rStyle w:val="aa"/>
+            <w:rFonts w:ascii="Open Sans" w:hAnsi="Open Sans" w:cs="Open Sans"/>
+          </w:rPr>
+          <w:t>-</w:t>
+        </w:r>
+        <w:r>
+          <w:rPr>
+            <w:rStyle w:val="aa"/>
+            <w:rFonts w:ascii="Open Sans" w:hAnsi="Open Sans" w:cs="Open Sans"/>
+            <w:lang w:val="en-US"/>
+          </w:rPr>
+          <w:t>li</w:t>
+        </w:r>
+        <w:r>
+          <w:rPr>
+            <w:rStyle w:val="aa"/>
+            <w:rFonts w:ascii="Open Sans" w:hAnsi="Open Sans" w:cs="Open Sans"/>
+          </w:rPr>
+          <w:t>-</w:t>
+        </w:r>
+        <w:proofErr w:type="spellStart"/>
+        <w:r>
+          <w:rPr>
+            <w:rStyle w:val="aa"/>
+            <w:rFonts w:ascii="Open Sans" w:hAnsi="Open Sans" w:cs="Open Sans"/>
+            <w:lang w:val="en-US"/>
+          </w:rPr>
+          <w:t>nejroset</w:t>
+        </w:r>
+        <w:proofErr w:type="spellEnd"/>
+        <w:r>
+          <w:rPr>
+            <w:rStyle w:val="aa"/>
+            <w:rFonts w:ascii="Open Sans" w:hAnsi="Open Sans" w:cs="Open Sans"/>
+          </w:rPr>
+          <w:t>-</w:t>
+        </w:r>
+        <w:r>
+          <w:rPr>
+            <w:rStyle w:val="aa"/>
+            <w:rFonts w:ascii="Open Sans" w:hAnsi="Open Sans" w:cs="Open Sans"/>
+            <w:lang w:val="en-US"/>
+          </w:rPr>
+          <w:t>v</w:t>
+        </w:r>
+        <w:r>
+          <w:rPr>
+            <w:rStyle w:val="aa"/>
+            <w:rFonts w:ascii="Open Sans" w:hAnsi="Open Sans" w:cs="Open Sans"/>
+          </w:rPr>
+          <w:t>-</w:t>
+        </w:r>
+        <w:proofErr w:type="spellStart"/>
+        <w:r>
+          <w:rPr>
+            <w:rStyle w:val="aa"/>
+            <w:rFonts w:ascii="Open Sans" w:hAnsi="Open Sans" w:cs="Open Sans"/>
+            <w:lang w:val="en-US"/>
+          </w:rPr>
+          <w:t>belom</w:t>
+        </w:r>
+        <w:proofErr w:type="spellEnd"/>
+        <w:r>
+          <w:rPr>
+            <w:rStyle w:val="aa"/>
+            <w:rFonts w:ascii="Open Sans" w:hAnsi="Open Sans" w:cs="Open Sans"/>
+          </w:rPr>
+          <w:t>-</w:t>
+        </w:r>
+        <w:proofErr w:type="spellStart"/>
+        <w:r>
+          <w:rPr>
+            <w:rStyle w:val="aa"/>
+            <w:rFonts w:ascii="Open Sans" w:hAnsi="Open Sans" w:cs="Open Sans"/>
+            <w:lang w:val="en-US"/>
+          </w:rPr>
+          <w:t>khalate</w:t>
+        </w:r>
+        <w:proofErr w:type="spellEnd"/>
+      </w:hyperlink>
+      <w:r>
+        <w:rPr>
+          <w:rFonts w:ascii="Open Sans" w:hAnsi="Open Sans" w:cs="Open Sans"/>
+        </w:rPr>
+        <w:t xml:space="preserve"> </w:t>
+      </w:r>
+      <w:r>
+        <w:rPr>
+          <w:rFonts w:ascii="Open Sans" w:hAnsi="Open Sans" w:cs="Open Sans"/>
+        </w:rPr>
+        <w:t>(</w:t>
+      </w:r>
+      <w:r>
+        <w:rPr>
+          <w:rFonts w:ascii="Open Sans" w:hAnsi="Open Sans" w:cs="Open Sans"/>
+        </w:rPr>
+        <w:t>дата обращения: 02.03.2026)</w:t>
+      </w:r>
+    </w:p>
+    <w:p>
+      <w:pPr>
+        <w:pStyle w:val="a7"/>
+        <w:numPr>
+          <w:ilvl w:val="0"/>
+          <w:numId w:val="7"/>
+        </w:numPr>
+        <w:jc w:val="both"/>
+        <w:rPr>
+          <w:rFonts w:ascii="Open Sans" w:hAnsi="Open Sans" w:cs="Open Sans"/>
+        </w:rPr>
+      </w:pPr>
+      <w:r>
+        <w:rPr>
+          <w:rFonts w:ascii="Open Sans" w:hAnsi="Open Sans" w:cs="Open Sans"/>
+        </w:rPr>
+        <w:t xml:space="preserve">Чат-бот Денис: более 833 тыс. пациентов уже воспользовались услугами </w:t>
+      </w:r>
+      <w:r>
+        <w:rPr>
+          <w:rFonts w:ascii="Open Sans" w:hAnsi="Open Sans" w:cs="Open Sans"/>
+          <w:lang w:val="en-US"/>
+        </w:rPr>
+        <w:t>AI</w:t>
+      </w:r>
+      <w:r>
+        <w:rPr>
+          <w:rFonts w:ascii="Open Sans" w:hAnsi="Open Sans" w:cs="Open Sans"/>
+        </w:rPr>
+        <w:t xml:space="preserve"> для записи к врачу в Подмосковье</w:t>
+      </w:r>
+      <w:r>
+        <w:rPr>
+          <w:rFonts w:ascii="Open Sans" w:hAnsi="Open Sans" w:cs="Open Sans"/>
+        </w:rPr>
+        <w:t xml:space="preserve"> </w:t>
+      </w:r>
+      <w:r>
+        <w:rPr>
+          <w:rFonts w:ascii="Open Sans" w:hAnsi="Open Sans" w:cs="Open Sans"/>
+        </w:rPr>
+        <w:t xml:space="preserve">(Электронный ресурс). </w:t>
+      </w:r>
+      <w:r>
+        <w:rPr>
+          <w:rFonts w:ascii="Open Sans" w:hAnsi="Open Sans" w:cs="Open Sans"/>
+          <w:lang w:val="en-US"/>
+        </w:rPr>
+        <w:t>URL</w:t>
+      </w:r>
+      <w:r>
+        <w:rPr>
+          <w:rFonts w:ascii="Open Sans" w:hAnsi="Open Sans" w:cs="Open Sans"/>
+        </w:rPr>
+        <w:t>:</w:t>
+      </w:r>
+      <w:r>
+        <w:rPr>
+          <w:rFonts w:ascii="Open Sans" w:hAnsi="Open Sans" w:cs="Open Sans"/>
+        </w:rPr>
+        <w:t xml:space="preserve"> </w:t>
+      </w:r>
+      <w:hyperlink r:id="rId15" w:history="1">
+        <w:r>
+          <w:rPr>
+            <w:rStyle w:val="aa"/>
+            <w:rFonts w:ascii="Open Sans" w:hAnsi="Open Sans" w:cs="Open Sans"/>
+          </w:rPr>
+          <w:t>https://www.pharmcontrol.ru/news.php?id=155221&amp;page=50</w:t>
+        </w:r>
+      </w:hyperlink>
+      <w:r>
+        <w:rPr>
+          <w:rFonts w:ascii="Open Sans" w:hAnsi="Open Sans" w:cs="Open Sans"/>
+        </w:rPr>
+        <w:t xml:space="preserve"> </w:t>
+      </w:r>
+      <w:r>
+        <w:rPr>
+          <w:rFonts w:ascii="Open Sans" w:hAnsi="Open Sans" w:cs="Open Sans"/>
+        </w:rPr>
+        <w:t>(</w:t>
+      </w:r>
+      <w:r>
+        <w:rPr>
+          <w:rFonts w:ascii="Open Sans" w:hAnsi="Open Sans" w:cs="Open Sans"/>
+        </w:rPr>
+        <w:t>дата обращения: 02.03.2026)</w:t>
+      </w:r>
     </w:p>
     <w:sectPr>
-      <w:footerReference w:type="default" r:id="rId13"/>
+      <w:footerReference w:type="default" r:id="rId16"/>
       <w:pgSz w:w="11906" w:h="16838"/>
       <w:pgMar w:top="1134" w:right="850" w:bottom="1134" w:left="1701" w:header="708" w:footer="708" w:gutter="0"/>
       <w:cols w:space="708"/>
@@ -5251,7 +7390,7 @@
 </file>
 
 <file path=word/endnotes.xml><?xml version="1.0" encoding="utf-8"?>
-<w:endnotes xmlns:wpc="http://schemas.microsoft.com/office/word/2010/wordprocessingCanvas" xmlns:cx="http://schemas.microsoft.com/office/drawing/2014/chartex" xmlns:cx1="http://schemas.microsoft.com/office/drawing/2015/9/8/chartex" xmlns:cx2="http://schemas.microsoft.com/office/drawing/2015/10/21/chartex" xmlns:cx3="http://schemas.microsoft.com/office/drawing/2016/5/9/chartex" xmlns:cx4="http://schemas.microsoft.com/office/drawing/2016/5/10/chartex" xmlns:cx5="http://schemas.microsoft.com/office/drawing/2016/5/11/chartex" xmlns:cx6="http://schemas.microsoft.com/office/drawing/2016/5/12/chartex" xmlns:cx7="http://schemas.microsoft.com/office/drawing/2016/5/13/chartex" xmlns:cx8="http://schemas.microsoft.com/office/drawing/2016/5/14/chartex" xmlns:mc="http://schemas.openxmlformats.org/markup-compatibility/2006" xmlns:aink="http://schemas.microsoft.com/office/drawing/2016/ink" xmlns:am3d="http://schemas.microsoft.com/office/drawing/2017/model3d" xmlns:o="urn:schemas-microsoft-com:office:office" xmlns:r="http://schemas.openxmlformats.org/officeDocument/2006/relationships" xmlns:m="http://schemas.openxmlformats.org/officeDocument/2006/math" xmlns:v="urn:schemas-microsoft-com:vml" xmlns:wp14="http://schemas.microsoft.com/office/word/2010/wordprocessingDrawing" xmlns:wp="http://schemas.openxmlformats.org/drawingml/2006/wordprocessingDrawing" xmlns:w10="urn:schemas-microsoft-com:office:word" xmlns:w="http://schemas.openxmlformats.org/wordprocessingml/2006/main" xmlns:w14="http://schemas.microsoft.com/office/word/2010/wordml" xmlns:w15="http://schemas.microsoft.com/office/word/2012/wordml" xmlns:w16cex="http://schemas.microsoft.com/office/word/2018/wordml/cex" xmlns:w16cid="http://schemas.microsoft.com/office/word/2016/wordml/cid" xmlns:w16="http://schemas.microsoft.com/office/word/2018/wordml" xmlns:w16se="http://schemas.microsoft.com/office/word/2015/wordml/symex" xmlns:wpg="http://schemas.microsoft.com/office/word/2010/wordprocessingGroup" xmlns:wpi="http://schemas.microsoft.com/office/word/2010/wordprocessingInk" xmlns:wne="http://schemas.microsoft.com/office/word/2006/wordml" xmlns:wps="http://schemas.microsoft.com/office/word/2010/wordprocessingShape" mc:Ignorable="w14 w15 w16se w16cid w16 w16cex wp14">
+<w:endnotes xmlns:wpc="http://schemas.microsoft.com/office/word/2010/wordprocessingCanvas" xmlns:cx="http://schemas.microsoft.com/office/drawing/2014/chartex" xmlns:cx1="http://schemas.microsoft.com/office/drawing/2015/9/8/chartex" xmlns:cx2="http://schemas.microsoft.com/office/drawing/2015/10/21/chartex" xmlns:cx3="http://schemas.microsoft.com/office/drawing/2016/5/9/chartex" xmlns:cx4="http://schemas.microsoft.com/office/drawing/2016/5/10/chartex" xmlns:cx5="http://schemas.microsoft.com/office/drawing/2016/5/11/chartex" xmlns:cx6="http://schemas.microsoft.com/office/drawing/2016/5/12/chartex" xmlns:cx7="http://schemas.microsoft.com/office/drawing/2016/5/13/chartex" xmlns:cx8="http://schemas.microsoft.com/office/drawing/2016/5/14/chartex" xmlns:mc="http://schemas.openxmlformats.org/markup-compatibility/2006" xmlns:aink="http://schemas.microsoft.com/office/drawing/2016/ink" xmlns:am3d="http://schemas.microsoft.com/office/drawing/2017/model3d" xmlns:o="urn:schemas-microsoft-com:office:office" xmlns:oel="http://schemas.microsoft.com/office/2019/extlst" xmlns:r="http://schemas.openxmlformats.org/officeDocument/2006/relationships" xmlns:m="http://schemas.openxmlformats.org/officeDocument/2006/math" xmlns:v="urn:schemas-microsoft-com:vml" xmlns:wp14="http://schemas.microsoft.com/office/word/2010/wordprocessingDrawing" xmlns:wp="http://schemas.openxmlformats.org/drawingml/2006/wordprocessingDrawing" xmlns:w10="urn:schemas-microsoft-com:office:word" xmlns:w="http://schemas.openxmlformats.org/wordprocessingml/2006/main" xmlns:w14="http://schemas.microsoft.com/office/word/2010/wordml" xmlns:w15="http://schemas.microsoft.com/office/word/2012/wordml" xmlns:w16cex="http://schemas.microsoft.com/office/word/2018/wordml/cex" xmlns:w16cid="http://schemas.microsoft.com/office/word/2016/wordml/cid" xmlns:w16="http://schemas.microsoft.com/office/word/2018/wordml" xmlns:w16sdtdh="http://schemas.microsoft.com/office/word/2020/wordml/sdtdatahash" xmlns:w16se="http://schemas.microsoft.com/office/word/2015/wordml/symex" xmlns:wpg="http://schemas.microsoft.com/office/word/2010/wordprocessingGroup" xmlns:wpi="http://schemas.microsoft.com/office/word/2010/wordprocessingInk" xmlns:wne="http://schemas.microsoft.com/office/word/2006/wordml" xmlns:wps="http://schemas.microsoft.com/office/word/2010/wordprocessingShape" mc:Ignorable="w14 w15 w16se w16cid w16 w16cex w16sdtdh wp14">
   <w:endnote w:type="separator" w:id="-1">
     <w:p>
       <w:pPr>
@@ -5276,7 +7415,7 @@
 </file>
 
 <file path=word/footer1.xml><?xml version="1.0" encoding="utf-8"?>
-<w:ftr xmlns:wpc="http://schemas.microsoft.com/office/word/2010/wordprocessingCanvas" xmlns:cx="http://schemas.microsoft.com/office/drawing/2014/chartex" xmlns:cx1="http://schemas.microsoft.com/office/drawing/2015/9/8/chartex" xmlns:cx2="http://schemas.microsoft.com/office/drawing/2015/10/21/chartex" xmlns:cx3="http://schemas.microsoft.com/office/drawing/2016/5/9/chartex" xmlns:cx4="http://schemas.microsoft.com/office/drawing/2016/5/10/chartex" xmlns:cx5="http://schemas.microsoft.com/office/drawing/2016/5/11/chartex" xmlns:cx6="http://schemas.microsoft.com/office/drawing/2016/5/12/chartex" xmlns:cx7="http://schemas.microsoft.com/office/drawing/2016/5/13/chartex" xmlns:cx8="http://schemas.microsoft.com/office/drawing/2016/5/14/chartex" xmlns:mc="http://schemas.openxmlformats.org/markup-compatibility/2006" xmlns:aink="http://schemas.microsoft.com/office/drawing/2016/ink" xmlns:am3d="http://schemas.microsoft.com/office/drawing/2017/model3d" xmlns:o="urn:schemas-microsoft-com:office:office" xmlns:r="http://schemas.openxmlformats.org/officeDocument/2006/relationships" xmlns:m="http://schemas.openxmlformats.org/officeDocument/2006/math" xmlns:v="urn:schemas-microsoft-com:vml" xmlns:wp14="http://schemas.microsoft.com/office/word/2010/wordprocessingDrawing" xmlns:wp="http://schemas.openxmlformats.org/drawingml/2006/wordprocessingDrawing" xmlns:w10="urn:schemas-microsoft-com:office:word" xmlns:w="http://schemas.openxmlformats.org/wordprocessingml/2006/main" xmlns:w14="http://schemas.microsoft.com/office/word/2010/wordml" xmlns:w15="http://schemas.microsoft.com/office/word/2012/wordml" xmlns:w16cex="http://schemas.microsoft.com/office/word/2018/wordml/cex" xmlns:w16cid="http://schemas.microsoft.com/office/word/2016/wordml/cid" xmlns:w16="http://schemas.microsoft.com/office/word/2018/wordml" xmlns:w16se="http://schemas.microsoft.com/office/word/2015/wordml/symex" xmlns:wpg="http://schemas.microsoft.com/office/word/2010/wordprocessingGroup" xmlns:wpi="http://schemas.microsoft.com/office/word/2010/wordprocessingInk" xmlns:wne="http://schemas.microsoft.com/office/word/2006/wordml" xmlns:wps="http://schemas.microsoft.com/office/word/2010/wordprocessingShape" mc:Ignorable="w14 w15 w16se w16cid w16 w16cex wp14">
+<w:ftr xmlns:wpc="http://schemas.microsoft.com/office/word/2010/wordprocessingCanvas" xmlns:cx="http://schemas.microsoft.com/office/drawing/2014/chartex" xmlns:cx1="http://schemas.microsoft.com/office/drawing/2015/9/8/chartex" xmlns:cx2="http://schemas.microsoft.com/office/drawing/2015/10/21/chartex" xmlns:cx3="http://schemas.microsoft.com/office/drawing/2016/5/9/chartex" xmlns:cx4="http://schemas.microsoft.com/office/drawing/2016/5/10/chartex" xmlns:cx5="http://schemas.microsoft.com/office/drawing/2016/5/11/chartex" xmlns:cx6="http://schemas.microsoft.com/office/drawing/2016/5/12/chartex" xmlns:cx7="http://schemas.microsoft.com/office/drawing/2016/5/13/chartex" xmlns:cx8="http://schemas.microsoft.com/office/drawing/2016/5/14/chartex" xmlns:mc="http://schemas.openxmlformats.org/markup-compatibility/2006" xmlns:aink="http://schemas.microsoft.com/office/drawing/2016/ink" xmlns:am3d="http://schemas.microsoft.com/office/drawing/2017/model3d" xmlns:o="urn:schemas-microsoft-com:office:office" xmlns:oel="http://schemas.microsoft.com/office/2019/extlst" xmlns:r="http://schemas.openxmlformats.org/officeDocument/2006/relationships" xmlns:m="http://schemas.openxmlformats.org/officeDocument/2006/math" xmlns:v="urn:schemas-microsoft-com:vml" xmlns:wp14="http://schemas.microsoft.com/office/word/2010/wordprocessingDrawing" xmlns:wp="http://schemas.openxmlformats.org/drawingml/2006/wordprocessingDrawing" xmlns:w10="urn:schemas-microsoft-com:office:word" xmlns:w="http://schemas.openxmlformats.org/wordprocessingml/2006/main" xmlns:w14="http://schemas.microsoft.com/office/word/2010/wordml" xmlns:w15="http://schemas.microsoft.com/office/word/2012/wordml" xmlns:w16cex="http://schemas.microsoft.com/office/word/2018/wordml/cex" xmlns:w16cid="http://schemas.microsoft.com/office/word/2016/wordml/cid" xmlns:w16="http://schemas.microsoft.com/office/word/2018/wordml" xmlns:w16sdtdh="http://schemas.microsoft.com/office/word/2020/wordml/sdtdatahash" xmlns:w16se="http://schemas.microsoft.com/office/word/2015/wordml/symex" xmlns:wpg="http://schemas.microsoft.com/office/word/2010/wordprocessingGroup" xmlns:wpi="http://schemas.microsoft.com/office/word/2010/wordprocessingInk" xmlns:wne="http://schemas.microsoft.com/office/word/2006/wordml" xmlns:wps="http://schemas.microsoft.com/office/word/2010/wordprocessingShape" mc:Ignorable="w14 w15 w16se w16cid w16 w16cex w16sdtdh wp14">
   <w:sdt>
     <w:sdtPr>
       <w:id w:val="-1725284287"/>
@@ -5318,7 +7457,7 @@
 </file>
 
 <file path=word/footnotes.xml><?xml version="1.0" encoding="utf-8"?>
-<w:footnotes xmlns:wpc="http://schemas.microsoft.com/office/word/2010/wordprocessingCanvas" xmlns:cx="http://schemas.microsoft.com/office/drawing/2014/chartex" xmlns:cx1="http://schemas.microsoft.com/office/drawing/2015/9/8/chartex" xmlns:cx2="http://schemas.microsoft.com/office/drawing/2015/10/21/chartex" xmlns:cx3="http://schemas.microsoft.com/office/drawing/2016/5/9/chartex" xmlns:cx4="http://schemas.microsoft.com/office/drawing/2016/5/10/chartex" xmlns:cx5="http://schemas.microsoft.com/office/drawing/2016/5/11/chartex" xmlns:cx6="http://schemas.microsoft.com/office/drawing/2016/5/12/chartex" xmlns:cx7="http://schemas.microsoft.com/office/drawing/2016/5/13/chartex" xmlns:cx8="http://schemas.microsoft.com/office/drawing/2016/5/14/chartex" xmlns:mc="http://schemas.openxmlformats.org/markup-compatibility/2006" xmlns:aink="http://schemas.microsoft.com/office/drawing/2016/ink" xmlns:am3d="http://schemas.microsoft.com/office/drawing/2017/model3d" xmlns:o="urn:schemas-microsoft-com:office:office" xmlns:r="http://schemas.openxmlformats.org/officeDocument/2006/relationships" xmlns:m="http://schemas.openxmlformats.org/officeDocument/2006/math" xmlns:v="urn:schemas-microsoft-com:vml" xmlns:wp14="http://schemas.microsoft.com/office/word/2010/wordprocessingDrawing" xmlns:wp="http://schemas.openxmlformats.org/drawingml/2006/wordprocessingDrawing" xmlns:w10="urn:schemas-microsoft-com:office:word" xmlns:w="http://schemas.openxmlformats.org/wordprocessingml/2006/main" xmlns:w14="http://schemas.microsoft.com/office/word/2010/wordml" xmlns:w15="http://schemas.microsoft.com/office/word/2012/wordml" xmlns:w16cex="http://schemas.microsoft.com/office/word/2018/wordml/cex" xmlns:w16cid="http://schemas.microsoft.com/office/word/2016/wordml/cid" xmlns:w16="http://schemas.microsoft.com/office/word/2018/wordml" xmlns:w16se="http://schemas.microsoft.com/office/word/2015/wordml/symex" xmlns:wpg="http://schemas.microsoft.com/office/word/2010/wordprocessingGroup" xmlns:wpi="http://schemas.microsoft.com/office/word/2010/wordprocessingInk" xmlns:wne="http://schemas.microsoft.com/office/word/2006/wordml" xmlns:wps="http://schemas.microsoft.com/office/word/2010/wordprocessingShape" mc:Ignorable="w14 w15 w16se w16cid w16 w16cex wp14">
+<w:footnotes xmlns:wpc="http://schemas.microsoft.com/office/word/2010/wordprocessingCanvas" xmlns:cx="http://schemas.microsoft.com/office/drawing/2014/chartex" xmlns:cx1="http://schemas.microsoft.com/office/drawing/2015/9/8/chartex" xmlns:cx2="http://schemas.microsoft.com/office/drawing/2015/10/21/chartex" xmlns:cx3="http://schemas.microsoft.com/office/drawing/2016/5/9/chartex" xmlns:cx4="http://schemas.microsoft.com/office/drawing/2016/5/10/chartex" xmlns:cx5="http://schemas.microsoft.com/office/drawing/2016/5/11/chartex" xmlns:cx6="http://schemas.microsoft.com/office/drawing/2016/5/12/chartex" xmlns:cx7="http://schemas.microsoft.com/office/drawing/2016/5/13/chartex" xmlns:cx8="http://schemas.microsoft.com/office/drawing/2016/5/14/chartex" xmlns:mc="http://schemas.openxmlformats.org/markup-compatibility/2006" xmlns:aink="http://schemas.microsoft.com/office/drawing/2016/ink" xmlns:am3d="http://schemas.microsoft.com/office/drawing/2017/model3d" xmlns:o="urn:schemas-microsoft-com:office:office" xmlns:oel="http://schemas.microsoft.com/office/2019/extlst" xmlns:r="http://schemas.openxmlformats.org/officeDocument/2006/relationships" xmlns:m="http://schemas.openxmlformats.org/officeDocument/2006/math" xmlns:v="urn:schemas-microsoft-com:vml" xmlns:wp14="http://schemas.microsoft.com/office/word/2010/wordprocessingDrawing" xmlns:wp="http://schemas.openxmlformats.org/drawingml/2006/wordprocessingDrawing" xmlns:w10="urn:schemas-microsoft-com:office:word" xmlns:w="http://schemas.openxmlformats.org/wordprocessingml/2006/main" xmlns:w14="http://schemas.microsoft.com/office/word/2010/wordml" xmlns:w15="http://schemas.microsoft.com/office/word/2012/wordml" xmlns:w16cex="http://schemas.microsoft.com/office/word/2018/wordml/cex" xmlns:w16cid="http://schemas.microsoft.com/office/word/2016/wordml/cid" xmlns:w16="http://schemas.microsoft.com/office/word/2018/wordml" xmlns:w16sdtdh="http://schemas.microsoft.com/office/word/2020/wordml/sdtdatahash" xmlns:w16se="http://schemas.microsoft.com/office/word/2015/wordml/symex" xmlns:wpg="http://schemas.microsoft.com/office/word/2010/wordprocessingGroup" xmlns:wpi="http://schemas.microsoft.com/office/word/2010/wordprocessingInk" xmlns:wne="http://schemas.microsoft.com/office/word/2006/wordml" xmlns:wps="http://schemas.microsoft.com/office/word/2010/wordprocessingShape" mc:Ignorable="w14 w15 w16se w16cid w16 w16cex w16sdtdh wp14">
   <w:footnote w:type="separator" w:id="-1">
     <w:p>
       <w:pPr>
@@ -5343,8 +7482,121 @@
 </file>
 
 <file path=word/numbering.xml><?xml version="1.0" encoding="utf-8"?>
-<w:numbering xmlns:wpc="http://schemas.microsoft.com/office/word/2010/wordprocessingCanvas" xmlns:cx="http://schemas.microsoft.com/office/drawing/2014/chartex" xmlns:cx1="http://schemas.microsoft.com/office/drawing/2015/9/8/chartex" xmlns:cx2="http://schemas.microsoft.com/office/drawing/2015/10/21/chartex" xmlns:cx3="http://schemas.microsoft.com/office/drawing/2016/5/9/chartex" xmlns:cx4="http://schemas.microsoft.com/office/drawing/2016/5/10/chartex" xmlns:cx5="http://schemas.microsoft.com/office/drawing/2016/5/11/chartex" xmlns:cx6="http://schemas.microsoft.com/office/drawing/2016/5/12/chartex" xmlns:cx7="http://schemas.microsoft.com/office/drawing/2016/5/13/chartex" xmlns:cx8="http://schemas.microsoft.com/office/drawing/2016/5/14/chartex" xmlns:mc="http://schemas.openxmlformats.org/markup-compatibility/2006" xmlns:aink="http://schemas.microsoft.com/office/drawing/2016/ink" xmlns:am3d="http://schemas.microsoft.com/office/drawing/2017/model3d" xmlns:o="urn:schemas-microsoft-com:office:office" xmlns:r="http://schemas.openxmlformats.org/officeDocument/2006/relationships" xmlns:m="http://schemas.openxmlformats.org/officeDocument/2006/math" xmlns:v="urn:schemas-microsoft-com:vml" xmlns:wp14="http://schemas.microsoft.com/office/word/2010/wordprocessingDrawing" xmlns:wp="http://schemas.openxmlformats.org/drawingml/2006/wordprocessingDrawing" xmlns:w10="urn:schemas-microsoft-com:office:word" xmlns:w="http://schemas.openxmlformats.org/wordprocessingml/2006/main" xmlns:w14="http://schemas.microsoft.com/office/word/2010/wordml" xmlns:w15="http://schemas.microsoft.com/office/word/2012/wordml" xmlns:w16cex="http://schemas.microsoft.com/office/word/2018/wordml/cex" xmlns:w16cid="http://schemas.microsoft.com/office/word/2016/wordml/cid" xmlns:w16="http://schemas.microsoft.com/office/word/2018/wordml" xmlns:w16se="http://schemas.microsoft.com/office/word/2015/wordml/symex" xmlns:wpg="http://schemas.microsoft.com/office/word/2010/wordprocessingGroup" xmlns:wpi="http://schemas.microsoft.com/office/word/2010/wordprocessingInk" xmlns:wne="http://schemas.microsoft.com/office/word/2006/wordml" xmlns:wps="http://schemas.microsoft.com/office/word/2010/wordprocessingShape" mc:Ignorable="w14 w15 w16se w16cid w16 w16cex wp14">
+<w:numbering xmlns:wpc="http://schemas.microsoft.com/office/word/2010/wordprocessingCanvas" xmlns:cx="http://schemas.microsoft.com/office/drawing/2014/chartex" xmlns:cx1="http://schemas.microsoft.com/office/drawing/2015/9/8/chartex" xmlns:cx2="http://schemas.microsoft.com/office/drawing/2015/10/21/chartex" xmlns:cx3="http://schemas.microsoft.com/office/drawing/2016/5/9/chartex" xmlns:cx4="http://schemas.microsoft.com/office/drawing/2016/5/10/chartex" xmlns:cx5="http://schemas.microsoft.com/office/drawing/2016/5/11/chartex" xmlns:cx6="http://schemas.microsoft.com/office/drawing/2016/5/12/chartex" xmlns:cx7="http://schemas.microsoft.com/office/drawing/2016/5/13/chartex" xmlns:cx8="http://schemas.microsoft.com/office/drawing/2016/5/14/chartex" xmlns:mc="http://schemas.openxmlformats.org/markup-compatibility/2006" xmlns:aink="http://schemas.microsoft.com/office/drawing/2016/ink" xmlns:am3d="http://schemas.microsoft.com/office/drawing/2017/model3d" xmlns:o="urn:schemas-microsoft-com:office:office" xmlns:oel="http://schemas.microsoft.com/office/2019/extlst" xmlns:r="http://schemas.openxmlformats.org/officeDocument/2006/relationships" xmlns:m="http://schemas.openxmlformats.org/officeDocument/2006/math" xmlns:v="urn:schemas-microsoft-com:vml" xmlns:wp14="http://schemas.microsoft.com/office/word/2010/wordprocessingDrawing" xmlns:wp="http://schemas.openxmlformats.org/drawingml/2006/wordprocessingDrawing" xmlns:w10="urn:schemas-microsoft-com:office:word" xmlns:w="http://schemas.openxmlformats.org/wordprocessingml/2006/main" xmlns:w14="http://schemas.microsoft.com/office/word/2010/wordml" xmlns:w15="http://schemas.microsoft.com/office/word/2012/wordml" xmlns:w16cex="http://schemas.microsoft.com/office/word/2018/wordml/cex" xmlns:w16cid="http://schemas.microsoft.com/office/word/2016/wordml/cid" xmlns:w16="http://schemas.microsoft.com/office/word/2018/wordml" xmlns:w16sdtdh="http://schemas.microsoft.com/office/word/2020/wordml/sdtdatahash" xmlns:w16se="http://schemas.microsoft.com/office/word/2015/wordml/symex" xmlns:wpg="http://schemas.microsoft.com/office/word/2010/wordprocessingGroup" xmlns:wpi="http://schemas.microsoft.com/office/word/2010/wordprocessingInk" xmlns:wne="http://schemas.microsoft.com/office/word/2006/wordml" xmlns:wps="http://schemas.microsoft.com/office/word/2010/wordprocessingShape" mc:Ignorable="w14 w15 w16se w16cid w16 w16cex w16sdtdh wp14">
   <w:abstractNum w:abstractNumId="0" w15:restartNumberingAfterBreak="0">
+    <w:nsid w:val="00CF2B7F"/>
+    <w:multiLevelType w:val="multilevel"/>
+    <w:tmpl w:val="BC1C11C0"/>
+    <w:lvl w:ilvl="0">
+      <w:start w:val="1"/>
+      <w:numFmt w:val="decimal"/>
+      <w:lvlText w:val="%1."/>
+      <w:lvlJc w:val="left"/>
+      <w:pPr>
+        <w:tabs>
+          <w:tab w:val="num" w:pos="720"/>
+        </w:tabs>
+        <w:ind w:left="720" w:hanging="360"/>
+      </w:pPr>
+    </w:lvl>
+    <w:lvl w:ilvl="1" w:tentative="1">
+      <w:start w:val="1"/>
+      <w:numFmt w:val="decimal"/>
+      <w:lvlText w:val="%2."/>
+      <w:lvlJc w:val="left"/>
+      <w:pPr>
+        <w:tabs>
+          <w:tab w:val="num" w:pos="1440"/>
+        </w:tabs>
+        <w:ind w:left="1440" w:hanging="360"/>
+      </w:pPr>
+    </w:lvl>
+    <w:lvl w:ilvl="2" w:tentative="1">
+      <w:start w:val="1"/>
+      <w:numFmt w:val="decimal"/>
+      <w:lvlText w:val="%3."/>
+      <w:lvlJc w:val="left"/>
+      <w:pPr>
+        <w:tabs>
+          <w:tab w:val="num" w:pos="2160"/>
+        </w:tabs>
+        <w:ind w:left="2160" w:hanging="360"/>
+      </w:pPr>
+    </w:lvl>
+    <w:lvl w:ilvl="3" w:tentative="1">
+      <w:start w:val="1"/>
+      <w:numFmt w:val="decimal"/>
+      <w:lvlText w:val="%4."/>
+      <w:lvlJc w:val="left"/>
+      <w:pPr>
+        <w:tabs>
+          <w:tab w:val="num" w:pos="2880"/>
+        </w:tabs>
+        <w:ind w:left="2880" w:hanging="360"/>
+      </w:pPr>
+    </w:lvl>
+    <w:lvl w:ilvl="4" w:tentative="1">
+      <w:start w:val="1"/>
+      <w:numFmt w:val="decimal"/>
+      <w:lvlText w:val="%5."/>
+      <w:lvlJc w:val="left"/>
+      <w:pPr>
+        <w:tabs>
+          <w:tab w:val="num" w:pos="3600"/>
+        </w:tabs>
+        <w:ind w:left="3600" w:hanging="360"/>
+      </w:pPr>
+    </w:lvl>
+    <w:lvl w:ilvl="5" w:tentative="1">
+      <w:start w:val="1"/>
+      <w:numFmt w:val="decimal"/>
+      <w:lvlText w:val="%6."/>
+      <w:lvlJc w:val="left"/>
+      <w:pPr>
+        <w:tabs>
+          <w:tab w:val="num" w:pos="4320"/>
+        </w:tabs>
+        <w:ind w:left="4320" w:hanging="360"/>
+      </w:pPr>
+    </w:lvl>
+    <w:lvl w:ilvl="6" w:tentative="1">
+      <w:start w:val="1"/>
+      <w:numFmt w:val="decimal"/>
+      <w:lvlText w:val="%7."/>
+      <w:lvlJc w:val="left"/>
+      <w:pPr>
+        <w:tabs>
+          <w:tab w:val="num" w:pos="5040"/>
+        </w:tabs>
+        <w:ind w:left="5040" w:hanging="360"/>
+      </w:pPr>
+    </w:lvl>
+    <w:lvl w:ilvl="7" w:tentative="1">
+      <w:start w:val="1"/>
+      <w:numFmt w:val="decimal"/>
+      <w:lvlText w:val="%8."/>
+      <w:lvlJc w:val="left"/>
+      <w:pPr>
+        <w:tabs>
+          <w:tab w:val="num" w:pos="5760"/>
+        </w:tabs>
+        <w:ind w:left="5760" w:hanging="360"/>
+      </w:pPr>
+    </w:lvl>
+    <w:lvl w:ilvl="8" w:tentative="1">
+      <w:start w:val="1"/>
+      <w:numFmt w:val="decimal"/>
+      <w:lvlText w:val="%9."/>
+      <w:lvlJc w:val="left"/>
+      <w:pPr>
+        <w:tabs>
+          <w:tab w:val="num" w:pos="6480"/>
+        </w:tabs>
+        <w:ind w:left="6480" w:hanging="360"/>
+      </w:pPr>
+    </w:lvl>
+  </w:abstractNum>
+  <w:abstractNum w:abstractNumId="1" w15:restartNumberingAfterBreak="0">
     <w:nsid w:val="0BB43454"/>
     <w:multiLevelType w:val="multilevel"/>
     <w:tmpl w:val="4F62B6D4"/>
@@ -5493,7 +7745,7 @@
       </w:rPr>
     </w:lvl>
   </w:abstractNum>
-  <w:abstractNum w:abstractNumId="1" w15:restartNumberingAfterBreak="0">
+  <w:abstractNum w:abstractNumId="2" w15:restartNumberingAfterBreak="0">
     <w:nsid w:val="127E0E7B"/>
     <w:multiLevelType w:val="multilevel"/>
     <w:tmpl w:val="5B728360"/>
@@ -5642,7 +7894,7 @@
       </w:rPr>
     </w:lvl>
   </w:abstractNum>
-  <w:abstractNum w:abstractNumId="2" w15:restartNumberingAfterBreak="0">
+  <w:abstractNum w:abstractNumId="3" w15:restartNumberingAfterBreak="0">
     <w:nsid w:val="129646F8"/>
     <w:multiLevelType w:val="multilevel"/>
     <w:tmpl w:val="911E9610"/>
@@ -5791,7 +8043,7 @@
       </w:rPr>
     </w:lvl>
   </w:abstractNum>
-  <w:abstractNum w:abstractNumId="3" w15:restartNumberingAfterBreak="0">
+  <w:abstractNum w:abstractNumId="4" w15:restartNumberingAfterBreak="0">
     <w:nsid w:val="148C02E5"/>
     <w:multiLevelType w:val="multilevel"/>
     <w:tmpl w:val="5F56EC92"/>
@@ -5940,7 +8192,7 @@
       </w:rPr>
     </w:lvl>
   </w:abstractNum>
-  <w:abstractNum w:abstractNumId="4" w15:restartNumberingAfterBreak="0">
+  <w:abstractNum w:abstractNumId="5" w15:restartNumberingAfterBreak="0">
     <w:nsid w:val="16EF745D"/>
     <w:multiLevelType w:val="multilevel"/>
     <w:tmpl w:val="CAF490D8"/>
@@ -6089,7 +8341,305 @@
       </w:rPr>
     </w:lvl>
   </w:abstractNum>
-  <w:abstractNum w:abstractNumId="5" w15:restartNumberingAfterBreak="0">
+  <w:abstractNum w:abstractNumId="6" w15:restartNumberingAfterBreak="0">
+    <w:nsid w:val="17694D11"/>
+    <w:multiLevelType w:val="multilevel"/>
+    <w:tmpl w:val="A6FA7292"/>
+    <w:lvl w:ilvl="0">
+      <w:start w:val="1"/>
+      <w:numFmt w:val="bullet"/>
+      <w:lvlText w:val=""/>
+      <w:lvlJc w:val="left"/>
+      <w:pPr>
+        <w:tabs>
+          <w:tab w:val="num" w:pos="720"/>
+        </w:tabs>
+        <w:ind w:left="720" w:hanging="360"/>
+      </w:pPr>
+      <w:rPr>
+        <w:rFonts w:ascii="Symbol" w:hAnsi="Symbol" w:hint="default"/>
+        <w:sz w:val="20"/>
+      </w:rPr>
+    </w:lvl>
+    <w:lvl w:ilvl="1" w:tentative="1">
+      <w:start w:val="1"/>
+      <w:numFmt w:val="bullet"/>
+      <w:lvlText w:val="o"/>
+      <w:lvlJc w:val="left"/>
+      <w:pPr>
+        <w:tabs>
+          <w:tab w:val="num" w:pos="1440"/>
+        </w:tabs>
+        <w:ind w:left="1440" w:hanging="360"/>
+      </w:pPr>
+      <w:rPr>
+        <w:rFonts w:ascii="Courier New" w:hAnsi="Courier New" w:hint="default"/>
+        <w:sz w:val="20"/>
+      </w:rPr>
+    </w:lvl>
+    <w:lvl w:ilvl="2" w:tentative="1">
+      <w:start w:val="1"/>
+      <w:numFmt w:val="bullet"/>
+      <w:lvlText w:val=""/>
+      <w:lvlJc w:val="left"/>
+      <w:pPr>
+        <w:tabs>
+          <w:tab w:val="num" w:pos="2160"/>
+        </w:tabs>
+        <w:ind w:left="2160" w:hanging="360"/>
+      </w:pPr>
+      <w:rPr>
+        <w:rFonts w:ascii="Wingdings" w:hAnsi="Wingdings" w:hint="default"/>
+        <w:sz w:val="20"/>
+      </w:rPr>
+    </w:lvl>
+    <w:lvl w:ilvl="3" w:tentative="1">
+      <w:start w:val="1"/>
+      <w:numFmt w:val="bullet"/>
+      <w:lvlText w:val=""/>
+      <w:lvlJc w:val="left"/>
+      <w:pPr>
+        <w:tabs>
+          <w:tab w:val="num" w:pos="2880"/>
+        </w:tabs>
+        <w:ind w:left="2880" w:hanging="360"/>
+      </w:pPr>
+      <w:rPr>
+        <w:rFonts w:ascii="Wingdings" w:hAnsi="Wingdings" w:hint="default"/>
+        <w:sz w:val="20"/>
+      </w:rPr>
+    </w:lvl>
+    <w:lvl w:ilvl="4" w:tentative="1">
+      <w:start w:val="1"/>
+      <w:numFmt w:val="bullet"/>
+      <w:lvlText w:val=""/>
+      <w:lvlJc w:val="left"/>
+      <w:pPr>
+        <w:tabs>
+          <w:tab w:val="num" w:pos="3600"/>
+        </w:tabs>
+        <w:ind w:left="3600" w:hanging="360"/>
+      </w:pPr>
+      <w:rPr>
+        <w:rFonts w:ascii="Wingdings" w:hAnsi="Wingdings" w:hint="default"/>
+        <w:sz w:val="20"/>
+      </w:rPr>
+    </w:lvl>
+    <w:lvl w:ilvl="5" w:tentative="1">
+      <w:start w:val="1"/>
+      <w:numFmt w:val="bullet"/>
+      <w:lvlText w:val=""/>
+      <w:lvlJc w:val="left"/>
+      <w:pPr>
+        <w:tabs>
+          <w:tab w:val="num" w:pos="4320"/>
+        </w:tabs>
+        <w:ind w:left="4320" w:hanging="360"/>
+      </w:pPr>
+      <w:rPr>
+        <w:rFonts w:ascii="Wingdings" w:hAnsi="Wingdings" w:hint="default"/>
+        <w:sz w:val="20"/>
+      </w:rPr>
+    </w:lvl>
+    <w:lvl w:ilvl="6" w:tentative="1">
+      <w:start w:val="1"/>
+      <w:numFmt w:val="bullet"/>
+      <w:lvlText w:val=""/>
+      <w:lvlJc w:val="left"/>
+      <w:pPr>
+        <w:tabs>
+          <w:tab w:val="num" w:pos="5040"/>
+        </w:tabs>
+        <w:ind w:left="5040" w:hanging="360"/>
+      </w:pPr>
+      <w:rPr>
+        <w:rFonts w:ascii="Wingdings" w:hAnsi="Wingdings" w:hint="default"/>
+        <w:sz w:val="20"/>
+      </w:rPr>
+    </w:lvl>
+    <w:lvl w:ilvl="7" w:tentative="1">
+      <w:start w:val="1"/>
+      <w:numFmt w:val="bullet"/>
+      <w:lvlText w:val=""/>
+      <w:lvlJc w:val="left"/>
+      <w:pPr>
+        <w:tabs>
+          <w:tab w:val="num" w:pos="5760"/>
+        </w:tabs>
+        <w:ind w:left="5760" w:hanging="360"/>
+      </w:pPr>
+      <w:rPr>
+        <w:rFonts w:ascii="Wingdings" w:hAnsi="Wingdings" w:hint="default"/>
+        <w:sz w:val="20"/>
+      </w:rPr>
+    </w:lvl>
+    <w:lvl w:ilvl="8" w:tentative="1">
+      <w:start w:val="1"/>
+      <w:numFmt w:val="bullet"/>
+      <w:lvlText w:val=""/>
+      <w:lvlJc w:val="left"/>
+      <w:pPr>
+        <w:tabs>
+          <w:tab w:val="num" w:pos="6480"/>
+        </w:tabs>
+        <w:ind w:left="6480" w:hanging="360"/>
+      </w:pPr>
+      <w:rPr>
+        <w:rFonts w:ascii="Wingdings" w:hAnsi="Wingdings" w:hint="default"/>
+        <w:sz w:val="20"/>
+      </w:rPr>
+    </w:lvl>
+  </w:abstractNum>
+  <w:abstractNum w:abstractNumId="7" w15:restartNumberingAfterBreak="0">
+    <w:nsid w:val="1C5E7A96"/>
+    <w:multiLevelType w:val="multilevel"/>
+    <w:tmpl w:val="512EB990"/>
+    <w:lvl w:ilvl="0">
+      <w:start w:val="1"/>
+      <w:numFmt w:val="bullet"/>
+      <w:lvlText w:val=""/>
+      <w:lvlJc w:val="left"/>
+      <w:pPr>
+        <w:tabs>
+          <w:tab w:val="num" w:pos="720"/>
+        </w:tabs>
+        <w:ind w:left="720" w:hanging="360"/>
+      </w:pPr>
+      <w:rPr>
+        <w:rFonts w:ascii="Symbol" w:hAnsi="Symbol" w:hint="default"/>
+        <w:sz w:val="20"/>
+      </w:rPr>
+    </w:lvl>
+    <w:lvl w:ilvl="1" w:tentative="1">
+      <w:start w:val="1"/>
+      <w:numFmt w:val="bullet"/>
+      <w:lvlText w:val="o"/>
+      <w:lvlJc w:val="left"/>
+      <w:pPr>
+        <w:tabs>
+          <w:tab w:val="num" w:pos="1440"/>
+        </w:tabs>
+        <w:ind w:left="1440" w:hanging="360"/>
+      </w:pPr>
+      <w:rPr>
+        <w:rFonts w:ascii="Courier New" w:hAnsi="Courier New" w:hint="default"/>
+        <w:sz w:val="20"/>
+      </w:rPr>
+    </w:lvl>
+    <w:lvl w:ilvl="2" w:tentative="1">
+      <w:start w:val="1"/>
+      <w:numFmt w:val="bullet"/>
+      <w:lvlText w:val=""/>
+      <w:lvlJc w:val="left"/>
+      <w:pPr>
+        <w:tabs>
+          <w:tab w:val="num" w:pos="2160"/>
+        </w:tabs>
+        <w:ind w:left="2160" w:hanging="360"/>
+      </w:pPr>
+      <w:rPr>
+        <w:rFonts w:ascii="Wingdings" w:hAnsi="Wingdings" w:hint="default"/>
+        <w:sz w:val="20"/>
+      </w:rPr>
+    </w:lvl>
+    <w:lvl w:ilvl="3" w:tentative="1">
+      <w:start w:val="1"/>
+      <w:numFmt w:val="bullet"/>
+      <w:lvlText w:val=""/>
+      <w:lvlJc w:val="left"/>
+      <w:pPr>
+        <w:tabs>
+          <w:tab w:val="num" w:pos="2880"/>
+        </w:tabs>
+        <w:ind w:left="2880" w:hanging="360"/>
+      </w:pPr>
+      <w:rPr>
+        <w:rFonts w:ascii="Wingdings" w:hAnsi="Wingdings" w:hint="default"/>
+        <w:sz w:val="20"/>
+      </w:rPr>
+    </w:lvl>
+    <w:lvl w:ilvl="4" w:tentative="1">
+      <w:start w:val="1"/>
+      <w:numFmt w:val="bullet"/>
+      <w:lvlText w:val=""/>
+      <w:lvlJc w:val="left"/>
+      <w:pPr>
+        <w:tabs>
+          <w:tab w:val="num" w:pos="3600"/>
+        </w:tabs>
+        <w:ind w:left="3600" w:hanging="360"/>
+      </w:pPr>
+      <w:rPr>
+        <w:rFonts w:ascii="Wingdings" w:hAnsi="Wingdings" w:hint="default"/>
+        <w:sz w:val="20"/>
+      </w:rPr>
+    </w:lvl>
+    <w:lvl w:ilvl="5" w:tentative="1">
+      <w:start w:val="1"/>
+      <w:numFmt w:val="bullet"/>
+      <w:lvlText w:val=""/>
+      <w:lvlJc w:val="left"/>
+      <w:pPr>
+        <w:tabs>
+          <w:tab w:val="num" w:pos="4320"/>
+        </w:tabs>
+        <w:ind w:left="4320" w:hanging="360"/>
+      </w:pPr>
+      <w:rPr>
+        <w:rFonts w:ascii="Wingdings" w:hAnsi="Wingdings" w:hint="default"/>
+        <w:sz w:val="20"/>
+      </w:rPr>
+    </w:lvl>
+    <w:lvl w:ilvl="6" w:tentative="1">
+      <w:start w:val="1"/>
+      <w:numFmt w:val="bullet"/>
+      <w:lvlText w:val=""/>
+      <w:lvlJc w:val="left"/>
+      <w:pPr>
+        <w:tabs>
+          <w:tab w:val="num" w:pos="5040"/>
+        </w:tabs>
+        <w:ind w:left="5040" w:hanging="360"/>
+      </w:pPr>
+      <w:rPr>
+        <w:rFonts w:ascii="Wingdings" w:hAnsi="Wingdings" w:hint="default"/>
+        <w:sz w:val="20"/>
+      </w:rPr>
+    </w:lvl>
+    <w:lvl w:ilvl="7" w:tentative="1">
+      <w:start w:val="1"/>
+      <w:numFmt w:val="bullet"/>
+      <w:lvlText w:val=""/>
+      <w:lvlJc w:val="left"/>
+      <w:pPr>
+        <w:tabs>
+          <w:tab w:val="num" w:pos="5760"/>
+        </w:tabs>
+        <w:ind w:left="5760" w:hanging="360"/>
+      </w:pPr>
+      <w:rPr>
+        <w:rFonts w:ascii="Wingdings" w:hAnsi="Wingdings" w:hint="default"/>
+        <w:sz w:val="20"/>
+      </w:rPr>
+    </w:lvl>
+    <w:lvl w:ilvl="8" w:tentative="1">
+      <w:start w:val="1"/>
+      <w:numFmt w:val="bullet"/>
+      <w:lvlText w:val=""/>
+      <w:lvlJc w:val="left"/>
+      <w:pPr>
+        <w:tabs>
+          <w:tab w:val="num" w:pos="6480"/>
+        </w:tabs>
+        <w:ind w:left="6480" w:hanging="360"/>
+      </w:pPr>
+      <w:rPr>
+        <w:rFonts w:ascii="Wingdings" w:hAnsi="Wingdings" w:hint="default"/>
+        <w:sz w:val="20"/>
+      </w:rPr>
+    </w:lvl>
+  </w:abstractNum>
+  <w:abstractNum w:abstractNumId="8" w15:restartNumberingAfterBreak="0">
     <w:nsid w:val="1D975956"/>
     <w:multiLevelType w:val="hybridMultilevel"/>
     <w:tmpl w:val="4D5C4C9C"/>
@@ -6175,7 +8725,7 @@
       </w:pPr>
     </w:lvl>
   </w:abstractNum>
-  <w:abstractNum w:abstractNumId="6" w15:restartNumberingAfterBreak="0">
+  <w:abstractNum w:abstractNumId="9" w15:restartNumberingAfterBreak="0">
     <w:nsid w:val="1EDD3E7C"/>
     <w:multiLevelType w:val="multilevel"/>
     <w:tmpl w:val="9C9214B0"/>
@@ -6324,7 +8874,7 @@
       </w:rPr>
     </w:lvl>
   </w:abstractNum>
-  <w:abstractNum w:abstractNumId="7" w15:restartNumberingAfterBreak="0">
+  <w:abstractNum w:abstractNumId="10" w15:restartNumberingAfterBreak="0">
     <w:nsid w:val="26E019BD"/>
     <w:multiLevelType w:val="hybridMultilevel"/>
     <w:tmpl w:val="3B08ED00"/>
@@ -6410,7 +8960,7 @@
       </w:pPr>
     </w:lvl>
   </w:abstractNum>
-  <w:abstractNum w:abstractNumId="8" w15:restartNumberingAfterBreak="0">
+  <w:abstractNum w:abstractNumId="11" w15:restartNumberingAfterBreak="0">
     <w:nsid w:val="365173E2"/>
     <w:multiLevelType w:val="multilevel"/>
     <w:tmpl w:val="D27EE634"/>
@@ -6559,7 +9109,7 @@
       </w:rPr>
     </w:lvl>
   </w:abstractNum>
-  <w:abstractNum w:abstractNumId="9" w15:restartNumberingAfterBreak="0">
+  <w:abstractNum w:abstractNumId="12" w15:restartNumberingAfterBreak="0">
     <w:nsid w:val="387348B1"/>
     <w:multiLevelType w:val="multilevel"/>
     <w:tmpl w:val="E902B63C"/>
@@ -6708,7 +9258,7 @@
       </w:rPr>
     </w:lvl>
   </w:abstractNum>
-  <w:abstractNum w:abstractNumId="10" w15:restartNumberingAfterBreak="0">
+  <w:abstractNum w:abstractNumId="13" w15:restartNumberingAfterBreak="0">
     <w:nsid w:val="3901161C"/>
     <w:multiLevelType w:val="multilevel"/>
     <w:tmpl w:val="CAF490D8"/>
@@ -6857,7 +9407,7 @@
       </w:rPr>
     </w:lvl>
   </w:abstractNum>
-  <w:abstractNum w:abstractNumId="11" w15:restartNumberingAfterBreak="0">
+  <w:abstractNum w:abstractNumId="14" w15:restartNumberingAfterBreak="0">
     <w:nsid w:val="39192304"/>
     <w:multiLevelType w:val="multilevel"/>
     <w:tmpl w:val="26BECA10"/>
@@ -7006,7 +9556,7 @@
       </w:rPr>
     </w:lvl>
   </w:abstractNum>
-  <w:abstractNum w:abstractNumId="12" w15:restartNumberingAfterBreak="0">
+  <w:abstractNum w:abstractNumId="15" w15:restartNumberingAfterBreak="0">
     <w:nsid w:val="3EFF6F4A"/>
     <w:multiLevelType w:val="multilevel"/>
     <w:tmpl w:val="6A80316C"/>
@@ -7155,7 +9705,7 @@
       </w:rPr>
     </w:lvl>
   </w:abstractNum>
-  <w:abstractNum w:abstractNumId="13" w15:restartNumberingAfterBreak="0">
+  <w:abstractNum w:abstractNumId="16" w15:restartNumberingAfterBreak="0">
     <w:nsid w:val="3F794B62"/>
     <w:multiLevelType w:val="multilevel"/>
     <w:tmpl w:val="6D7E07B8"/>
@@ -7304,7 +9854,305 @@
       </w:rPr>
     </w:lvl>
   </w:abstractNum>
-  <w:abstractNum w:abstractNumId="14" w15:restartNumberingAfterBreak="0">
+  <w:abstractNum w:abstractNumId="17" w15:restartNumberingAfterBreak="0">
+    <w:nsid w:val="450E70D2"/>
+    <w:multiLevelType w:val="multilevel"/>
+    <w:tmpl w:val="DEB41E88"/>
+    <w:lvl w:ilvl="0">
+      <w:start w:val="1"/>
+      <w:numFmt w:val="bullet"/>
+      <w:lvlText w:val=""/>
+      <w:lvlJc w:val="left"/>
+      <w:pPr>
+        <w:tabs>
+          <w:tab w:val="num" w:pos="720"/>
+        </w:tabs>
+        <w:ind w:left="720" w:hanging="360"/>
+      </w:pPr>
+      <w:rPr>
+        <w:rFonts w:ascii="Symbol" w:hAnsi="Symbol" w:hint="default"/>
+        <w:sz w:val="20"/>
+      </w:rPr>
+    </w:lvl>
+    <w:lvl w:ilvl="1" w:tentative="1">
+      <w:start w:val="1"/>
+      <w:numFmt w:val="bullet"/>
+      <w:lvlText w:val="o"/>
+      <w:lvlJc w:val="left"/>
+      <w:pPr>
+        <w:tabs>
+          <w:tab w:val="num" w:pos="1440"/>
+        </w:tabs>
+        <w:ind w:left="1440" w:hanging="360"/>
+      </w:pPr>
+      <w:rPr>
+        <w:rFonts w:ascii="Courier New" w:hAnsi="Courier New" w:hint="default"/>
+        <w:sz w:val="20"/>
+      </w:rPr>
+    </w:lvl>
+    <w:lvl w:ilvl="2" w:tentative="1">
+      <w:start w:val="1"/>
+      <w:numFmt w:val="bullet"/>
+      <w:lvlText w:val=""/>
+      <w:lvlJc w:val="left"/>
+      <w:pPr>
+        <w:tabs>
+          <w:tab w:val="num" w:pos="2160"/>
+        </w:tabs>
+        <w:ind w:left="2160" w:hanging="360"/>
+      </w:pPr>
+      <w:rPr>
+        <w:rFonts w:ascii="Wingdings" w:hAnsi="Wingdings" w:hint="default"/>
+        <w:sz w:val="20"/>
+      </w:rPr>
+    </w:lvl>
+    <w:lvl w:ilvl="3" w:tentative="1">
+      <w:start w:val="1"/>
+      <w:numFmt w:val="bullet"/>
+      <w:lvlText w:val=""/>
+      <w:lvlJc w:val="left"/>
+      <w:pPr>
+        <w:tabs>
+          <w:tab w:val="num" w:pos="2880"/>
+        </w:tabs>
+        <w:ind w:left="2880" w:hanging="360"/>
+      </w:pPr>
+      <w:rPr>
+        <w:rFonts w:ascii="Wingdings" w:hAnsi="Wingdings" w:hint="default"/>
+        <w:sz w:val="20"/>
+      </w:rPr>
+    </w:lvl>
+    <w:lvl w:ilvl="4" w:tentative="1">
+      <w:start w:val="1"/>
+      <w:numFmt w:val="bullet"/>
+      <w:lvlText w:val=""/>
+      <w:lvlJc w:val="left"/>
+      <w:pPr>
+        <w:tabs>
+          <w:tab w:val="num" w:pos="3600"/>
+        </w:tabs>
+        <w:ind w:left="3600" w:hanging="360"/>
+      </w:pPr>
+      <w:rPr>
+        <w:rFonts w:ascii="Wingdings" w:hAnsi="Wingdings" w:hint="default"/>
+        <w:sz w:val="20"/>
+      </w:rPr>
+    </w:lvl>
+    <w:lvl w:ilvl="5" w:tentative="1">
+      <w:start w:val="1"/>
+      <w:numFmt w:val="bullet"/>
+      <w:lvlText w:val=""/>
+      <w:lvlJc w:val="left"/>
+      <w:pPr>
+        <w:tabs>
+          <w:tab w:val="num" w:pos="4320"/>
+        </w:tabs>
+        <w:ind w:left="4320" w:hanging="360"/>
+      </w:pPr>
+      <w:rPr>
+        <w:rFonts w:ascii="Wingdings" w:hAnsi="Wingdings" w:hint="default"/>
+        <w:sz w:val="20"/>
+      </w:rPr>
+    </w:lvl>
+    <w:lvl w:ilvl="6" w:tentative="1">
+      <w:start w:val="1"/>
+      <w:numFmt w:val="bullet"/>
+      <w:lvlText w:val=""/>
+      <w:lvlJc w:val="left"/>
+      <w:pPr>
+        <w:tabs>
+          <w:tab w:val="num" w:pos="5040"/>
+        </w:tabs>
+        <w:ind w:left="5040" w:hanging="360"/>
+      </w:pPr>
+      <w:rPr>
+        <w:rFonts w:ascii="Wingdings" w:hAnsi="Wingdings" w:hint="default"/>
+        <w:sz w:val="20"/>
+      </w:rPr>
+    </w:lvl>
+    <w:lvl w:ilvl="7" w:tentative="1">
+      <w:start w:val="1"/>
+      <w:numFmt w:val="bullet"/>
+      <w:lvlText w:val=""/>
+      <w:lvlJc w:val="left"/>
+      <w:pPr>
+        <w:tabs>
+          <w:tab w:val="num" w:pos="5760"/>
+        </w:tabs>
+        <w:ind w:left="5760" w:hanging="360"/>
+      </w:pPr>
+      <w:rPr>
+        <w:rFonts w:ascii="Wingdings" w:hAnsi="Wingdings" w:hint="default"/>
+        <w:sz w:val="20"/>
+      </w:rPr>
+    </w:lvl>
+    <w:lvl w:ilvl="8" w:tentative="1">
+      <w:start w:val="1"/>
+      <w:numFmt w:val="bullet"/>
+      <w:lvlText w:val=""/>
+      <w:lvlJc w:val="left"/>
+      <w:pPr>
+        <w:tabs>
+          <w:tab w:val="num" w:pos="6480"/>
+        </w:tabs>
+        <w:ind w:left="6480" w:hanging="360"/>
+      </w:pPr>
+      <w:rPr>
+        <w:rFonts w:ascii="Wingdings" w:hAnsi="Wingdings" w:hint="default"/>
+        <w:sz w:val="20"/>
+      </w:rPr>
+    </w:lvl>
+  </w:abstractNum>
+  <w:abstractNum w:abstractNumId="18" w15:restartNumberingAfterBreak="0">
+    <w:nsid w:val="46BA7E07"/>
+    <w:multiLevelType w:val="multilevel"/>
+    <w:tmpl w:val="64AEDBDE"/>
+    <w:lvl w:ilvl="0">
+      <w:start w:val="1"/>
+      <w:numFmt w:val="bullet"/>
+      <w:lvlText w:val=""/>
+      <w:lvlJc w:val="left"/>
+      <w:pPr>
+        <w:tabs>
+          <w:tab w:val="num" w:pos="720"/>
+        </w:tabs>
+        <w:ind w:left="720" w:hanging="360"/>
+      </w:pPr>
+      <w:rPr>
+        <w:rFonts w:ascii="Symbol" w:hAnsi="Symbol" w:hint="default"/>
+        <w:sz w:val="20"/>
+      </w:rPr>
+    </w:lvl>
+    <w:lvl w:ilvl="1" w:tentative="1">
+      <w:start w:val="1"/>
+      <w:numFmt w:val="bullet"/>
+      <w:lvlText w:val="o"/>
+      <w:lvlJc w:val="left"/>
+      <w:pPr>
+        <w:tabs>
+          <w:tab w:val="num" w:pos="1440"/>
+        </w:tabs>
+        <w:ind w:left="1440" w:hanging="360"/>
+      </w:pPr>
+      <w:rPr>
+        <w:rFonts w:ascii="Courier New" w:hAnsi="Courier New" w:hint="default"/>
+        <w:sz w:val="20"/>
+      </w:rPr>
+    </w:lvl>
+    <w:lvl w:ilvl="2" w:tentative="1">
+      <w:start w:val="1"/>
+      <w:numFmt w:val="bullet"/>
+      <w:lvlText w:val=""/>
+      <w:lvlJc w:val="left"/>
+      <w:pPr>
+        <w:tabs>
+          <w:tab w:val="num" w:pos="2160"/>
+        </w:tabs>
+        <w:ind w:left="2160" w:hanging="360"/>
+      </w:pPr>
+      <w:rPr>
+        <w:rFonts w:ascii="Wingdings" w:hAnsi="Wingdings" w:hint="default"/>
+        <w:sz w:val="20"/>
+      </w:rPr>
+    </w:lvl>
+    <w:lvl w:ilvl="3" w:tentative="1">
+      <w:start w:val="1"/>
+      <w:numFmt w:val="bullet"/>
+      <w:lvlText w:val=""/>
+      <w:lvlJc w:val="left"/>
+      <w:pPr>
+        <w:tabs>
+          <w:tab w:val="num" w:pos="2880"/>
+        </w:tabs>
+        <w:ind w:left="2880" w:hanging="360"/>
+      </w:pPr>
+      <w:rPr>
+        <w:rFonts w:ascii="Wingdings" w:hAnsi="Wingdings" w:hint="default"/>
+        <w:sz w:val="20"/>
+      </w:rPr>
+    </w:lvl>
+    <w:lvl w:ilvl="4" w:tentative="1">
+      <w:start w:val="1"/>
+      <w:numFmt w:val="bullet"/>
+      <w:lvlText w:val=""/>
+      <w:lvlJc w:val="left"/>
+      <w:pPr>
+        <w:tabs>
+          <w:tab w:val="num" w:pos="3600"/>
+        </w:tabs>
+        <w:ind w:left="3600" w:hanging="360"/>
+      </w:pPr>
+      <w:rPr>
+        <w:rFonts w:ascii="Wingdings" w:hAnsi="Wingdings" w:hint="default"/>
+        <w:sz w:val="20"/>
+      </w:rPr>
+    </w:lvl>
+    <w:lvl w:ilvl="5" w:tentative="1">
+      <w:start w:val="1"/>
+      <w:numFmt w:val="bullet"/>
+      <w:lvlText w:val=""/>
+      <w:lvlJc w:val="left"/>
+      <w:pPr>
+        <w:tabs>
+          <w:tab w:val="num" w:pos="4320"/>
+        </w:tabs>
+        <w:ind w:left="4320" w:hanging="360"/>
+      </w:pPr>
+      <w:rPr>
+        <w:rFonts w:ascii="Wingdings" w:hAnsi="Wingdings" w:hint="default"/>
+        <w:sz w:val="20"/>
+      </w:rPr>
+    </w:lvl>
+    <w:lvl w:ilvl="6" w:tentative="1">
+      <w:start w:val="1"/>
+      <w:numFmt w:val="bullet"/>
+      <w:lvlText w:val=""/>
+      <w:lvlJc w:val="left"/>
+      <w:pPr>
+        <w:tabs>
+          <w:tab w:val="num" w:pos="5040"/>
+        </w:tabs>
+        <w:ind w:left="5040" w:hanging="360"/>
+      </w:pPr>
+      <w:rPr>
+        <w:rFonts w:ascii="Wingdings" w:hAnsi="Wingdings" w:hint="default"/>
+        <w:sz w:val="20"/>
+      </w:rPr>
+    </w:lvl>
+    <w:lvl w:ilvl="7" w:tentative="1">
+      <w:start w:val="1"/>
+      <w:numFmt w:val="bullet"/>
+      <w:lvlText w:val=""/>
+      <w:lvlJc w:val="left"/>
+      <w:pPr>
+        <w:tabs>
+          <w:tab w:val="num" w:pos="5760"/>
+        </w:tabs>
+        <w:ind w:left="5760" w:hanging="360"/>
+      </w:pPr>
+      <w:rPr>
+        <w:rFonts w:ascii="Wingdings" w:hAnsi="Wingdings" w:hint="default"/>
+        <w:sz w:val="20"/>
+      </w:rPr>
+    </w:lvl>
+    <w:lvl w:ilvl="8" w:tentative="1">
+      <w:start w:val="1"/>
+      <w:numFmt w:val="bullet"/>
+      <w:lvlText w:val=""/>
+      <w:lvlJc w:val="left"/>
+      <w:pPr>
+        <w:tabs>
+          <w:tab w:val="num" w:pos="6480"/>
+        </w:tabs>
+        <w:ind w:left="6480" w:hanging="360"/>
+      </w:pPr>
+      <w:rPr>
+        <w:rFonts w:ascii="Wingdings" w:hAnsi="Wingdings" w:hint="default"/>
+        <w:sz w:val="20"/>
+      </w:rPr>
+    </w:lvl>
+  </w:abstractNum>
+  <w:abstractNum w:abstractNumId="19" w15:restartNumberingAfterBreak="0">
     <w:nsid w:val="47652409"/>
     <w:multiLevelType w:val="hybridMultilevel"/>
     <w:tmpl w:val="1B364246"/>
@@ -7390,7 +10238,7 @@
       </w:pPr>
     </w:lvl>
   </w:abstractNum>
-  <w:abstractNum w:abstractNumId="15" w15:restartNumberingAfterBreak="0">
+  <w:abstractNum w:abstractNumId="20" w15:restartNumberingAfterBreak="0">
     <w:nsid w:val="4A3B102A"/>
     <w:multiLevelType w:val="multilevel"/>
     <w:tmpl w:val="B71C476E"/>
@@ -7539,7 +10387,7 @@
       </w:rPr>
     </w:lvl>
   </w:abstractNum>
-  <w:abstractNum w:abstractNumId="16" w15:restartNumberingAfterBreak="0">
+  <w:abstractNum w:abstractNumId="21" w15:restartNumberingAfterBreak="0">
     <w:nsid w:val="4B4B36E4"/>
     <w:multiLevelType w:val="multilevel"/>
     <w:tmpl w:val="2AD6A936"/>
@@ -7688,7 +10536,7 @@
       </w:rPr>
     </w:lvl>
   </w:abstractNum>
-  <w:abstractNum w:abstractNumId="17" w15:restartNumberingAfterBreak="0">
+  <w:abstractNum w:abstractNumId="22" w15:restartNumberingAfterBreak="0">
     <w:nsid w:val="4DAA2ED3"/>
     <w:multiLevelType w:val="multilevel"/>
     <w:tmpl w:val="26ACDF78"/>
@@ -7837,7 +10685,7 @@
       </w:rPr>
     </w:lvl>
   </w:abstractNum>
-  <w:abstractNum w:abstractNumId="18" w15:restartNumberingAfterBreak="0">
+  <w:abstractNum w:abstractNumId="23" w15:restartNumberingAfterBreak="0">
     <w:nsid w:val="54296287"/>
     <w:multiLevelType w:val="multilevel"/>
     <w:tmpl w:val="34AE4B9A"/>
@@ -7986,7 +10834,7 @@
       </w:rPr>
     </w:lvl>
   </w:abstractNum>
-  <w:abstractNum w:abstractNumId="19" w15:restartNumberingAfterBreak="0">
+  <w:abstractNum w:abstractNumId="24" w15:restartNumberingAfterBreak="0">
     <w:nsid w:val="56CA4C6A"/>
     <w:multiLevelType w:val="hybridMultilevel"/>
     <w:tmpl w:val="64F6CB3E"/>
@@ -8072,7 +10920,7 @@
       </w:pPr>
     </w:lvl>
   </w:abstractNum>
-  <w:abstractNum w:abstractNumId="20" w15:restartNumberingAfterBreak="0">
+  <w:abstractNum w:abstractNumId="25" w15:restartNumberingAfterBreak="0">
     <w:nsid w:val="59822A7D"/>
     <w:multiLevelType w:val="multilevel"/>
     <w:tmpl w:val="760E839A"/>
@@ -8221,8 +11069,8 @@
       </w:rPr>
     </w:lvl>
   </w:abstractNum>
-  <w:num w:numId="1">
-    <w:abstractNumId w:val="14"/>
+  <w:num w:numId="1" w16cid:durableId="1479151847">
+    <w:abstractNumId w:val="19"/>
     <w:lvlOverride w:ilvl="0">
       <w:startOverride w:val="1"/>
     </w:lvlOverride>
@@ -8251,8 +11099,8 @@
       <w:startOverride w:val="1"/>
     </w:lvlOverride>
   </w:num>
-  <w:num w:numId="2">
-    <w:abstractNumId w:val="5"/>
+  <w:num w:numId="2" w16cid:durableId="1557357483">
+    <w:abstractNumId w:val="8"/>
     <w:lvlOverride w:ilvl="0">
       <w:startOverride w:val="1"/>
     </w:lvlOverride>
@@ -8281,8 +11129,8 @@
       <w:startOverride w:val="1"/>
     </w:lvlOverride>
   </w:num>
-  <w:num w:numId="3">
-    <w:abstractNumId w:val="7"/>
+  <w:num w:numId="3" w16cid:durableId="1343973506">
+    <w:abstractNumId w:val="10"/>
     <w:lvlOverride w:ilvl="0">
       <w:startOverride w:val="1"/>
     </w:lvlOverride>
@@ -8311,74 +11159,89 @@
       <w:startOverride w:val="1"/>
     </w:lvlOverride>
   </w:num>
-  <w:num w:numId="4">
+  <w:num w:numId="4" w16cid:durableId="1015811471">
+    <w:abstractNumId w:val="8"/>
+  </w:num>
+  <w:num w:numId="5" w16cid:durableId="507328212">
+    <w:abstractNumId w:val="10"/>
+  </w:num>
+  <w:num w:numId="6" w16cid:durableId="1542521919">
+    <w:abstractNumId w:val="19"/>
+  </w:num>
+  <w:num w:numId="7" w16cid:durableId="858616076">
+    <w:abstractNumId w:val="24"/>
+  </w:num>
+  <w:num w:numId="8" w16cid:durableId="1136339907">
+    <w:abstractNumId w:val="2"/>
+  </w:num>
+  <w:num w:numId="9" w16cid:durableId="2060980323">
+    <w:abstractNumId w:val="16"/>
+  </w:num>
+  <w:num w:numId="10" w16cid:durableId="452136166">
+    <w:abstractNumId w:val="14"/>
+  </w:num>
+  <w:num w:numId="11" w16cid:durableId="1329674116">
+    <w:abstractNumId w:val="12"/>
+  </w:num>
+  <w:num w:numId="12" w16cid:durableId="1069578580">
+    <w:abstractNumId w:val="13"/>
+  </w:num>
+  <w:num w:numId="13" w16cid:durableId="198932967">
+    <w:abstractNumId w:val="9"/>
+  </w:num>
+  <w:num w:numId="14" w16cid:durableId="139805674">
+    <w:abstractNumId w:val="4"/>
+  </w:num>
+  <w:num w:numId="15" w16cid:durableId="1105078667">
+    <w:abstractNumId w:val="20"/>
+  </w:num>
+  <w:num w:numId="16" w16cid:durableId="505706076">
+    <w:abstractNumId w:val="15"/>
+  </w:num>
+  <w:num w:numId="17" w16cid:durableId="624434237">
+    <w:abstractNumId w:val="21"/>
+  </w:num>
+  <w:num w:numId="18" w16cid:durableId="377823048">
     <w:abstractNumId w:val="5"/>
   </w:num>
-  <w:num w:numId="5">
+  <w:num w:numId="19" w16cid:durableId="328872414">
+    <w:abstractNumId w:val="11"/>
+  </w:num>
+  <w:num w:numId="20" w16cid:durableId="1899196199">
+    <w:abstractNumId w:val="23"/>
+  </w:num>
+  <w:num w:numId="21" w16cid:durableId="878010468">
+    <w:abstractNumId w:val="1"/>
+  </w:num>
+  <w:num w:numId="22" w16cid:durableId="2092313288">
+    <w:abstractNumId w:val="3"/>
+  </w:num>
+  <w:num w:numId="23" w16cid:durableId="1345285045">
+    <w:abstractNumId w:val="25"/>
+  </w:num>
+  <w:num w:numId="24" w16cid:durableId="741635171">
+    <w:abstractNumId w:val="22"/>
+  </w:num>
+  <w:num w:numId="25" w16cid:durableId="940794003">
+    <w:abstractNumId w:val="0"/>
+  </w:num>
+  <w:num w:numId="26" w16cid:durableId="1845701985">
+    <w:abstractNumId w:val="6"/>
+  </w:num>
+  <w:num w:numId="27" w16cid:durableId="1330062158">
+    <w:abstractNumId w:val="17"/>
+  </w:num>
+  <w:num w:numId="28" w16cid:durableId="619266560">
     <w:abstractNumId w:val="7"/>
   </w:num>
-  <w:num w:numId="6">
-    <w:abstractNumId w:val="14"/>
-  </w:num>
-  <w:num w:numId="7">
-    <w:abstractNumId w:val="19"/>
-  </w:num>
-  <w:num w:numId="8">
-    <w:abstractNumId w:val="1"/>
-  </w:num>
-  <w:num w:numId="9">
-    <w:abstractNumId w:val="13"/>
-  </w:num>
-  <w:num w:numId="10">
-    <w:abstractNumId w:val="11"/>
-  </w:num>
-  <w:num w:numId="11">
-    <w:abstractNumId w:val="9"/>
-  </w:num>
-  <w:num w:numId="12">
-    <w:abstractNumId w:val="10"/>
-  </w:num>
-  <w:num w:numId="13">
-    <w:abstractNumId w:val="6"/>
-  </w:num>
-  <w:num w:numId="14">
-    <w:abstractNumId w:val="3"/>
-  </w:num>
-  <w:num w:numId="15">
-    <w:abstractNumId w:val="15"/>
-  </w:num>
-  <w:num w:numId="16">
-    <w:abstractNumId w:val="12"/>
-  </w:num>
-  <w:num w:numId="17">
-    <w:abstractNumId w:val="16"/>
-  </w:num>
-  <w:num w:numId="18">
-    <w:abstractNumId w:val="4"/>
-  </w:num>
-  <w:num w:numId="19">
-    <w:abstractNumId w:val="8"/>
-  </w:num>
-  <w:num w:numId="20">
+  <w:num w:numId="29" w16cid:durableId="1233079760">
     <w:abstractNumId w:val="18"/>
-  </w:num>
-  <w:num w:numId="21">
-    <w:abstractNumId w:val="0"/>
-  </w:num>
-  <w:num w:numId="22">
-    <w:abstractNumId w:val="2"/>
-  </w:num>
-  <w:num w:numId="23">
-    <w:abstractNumId w:val="20"/>
-  </w:num>
-  <w:num w:numId="24">
-    <w:abstractNumId w:val="17"/>
   </w:num>
 </w:numbering>
 </file>
 
 <file path=word/styles.xml><?xml version="1.0" encoding="utf-8"?>
-<w:styles xmlns:mc="http://schemas.openxmlformats.org/markup-compatibility/2006" xmlns:r="http://schemas.openxmlformats.org/officeDocument/2006/relationships" xmlns:w="http://schemas.openxmlformats.org/wordprocessingml/2006/main" xmlns:w14="http://schemas.microsoft.com/office/word/2010/wordml" xmlns:w15="http://schemas.microsoft.com/office/word/2012/wordml" xmlns:w16cex="http://schemas.microsoft.com/office/word/2018/wordml/cex" xmlns:w16cid="http://schemas.microsoft.com/office/word/2016/wordml/cid" xmlns:w16="http://schemas.microsoft.com/office/word/2018/wordml" xmlns:w16se="http://schemas.microsoft.com/office/word/2015/wordml/symex" mc:Ignorable="w14 w15 w16se w16cid w16 w16cex">
+<w:styles xmlns:mc="http://schemas.openxmlformats.org/markup-compatibility/2006" xmlns:r="http://schemas.openxmlformats.org/officeDocument/2006/relationships" xmlns:w="http://schemas.openxmlformats.org/wordprocessingml/2006/main" xmlns:w14="http://schemas.microsoft.com/office/word/2010/wordml" xmlns:w15="http://schemas.microsoft.com/office/word/2012/wordml" xmlns:w16cex="http://schemas.microsoft.com/office/word/2018/wordml/cex" xmlns:w16cid="http://schemas.microsoft.com/office/word/2016/wordml/cid" xmlns:w16="http://schemas.microsoft.com/office/word/2018/wordml" xmlns:w16sdtdh="http://schemas.microsoft.com/office/word/2020/wordml/sdtdatahash" xmlns:w16se="http://schemas.microsoft.com/office/word/2015/wordml/symex" mc:Ignorable="w14 w15 w16se w16cid w16 w16cex w16sdtdh">
   <w:docDefaults>
     <w:rPrDefault>
       <w:rPr>
@@ -8849,7 +11712,6 @@
   <w:style w:type="character" w:default="1" w:styleId="a0">
     <w:name w:val="Default Paragraph Font"/>
     <w:uiPriority w:val="1"/>
-    <w:semiHidden/>
     <w:unhideWhenUsed/>
   </w:style>
   <w:style w:type="table" w:default="1" w:styleId="a1">
